--- a/public/adasoft-template.docx
+++ b/public/adasoft-template.docx
@@ -1,96 +1,32 @@
 
 <file path=word/document.xml><?xml version="1.0" encoding="utf-8"?>
-<w:document xmlns:ve="http://schemas.openxmlformats.org/markup-compatibility/2006" xmlns:o="urn:schemas-microsoft-com:office:office" xmlns:r="http://schemas.openxmlformats.org/officeDocument/2006/relationships" xmlns:m="http://schemas.openxmlformats.org/officeDocument/2006/math" xmlns:v="urn:schemas-microsoft-com:vml" xmlns:wp="http://schemas.openxmlformats.org/drawingml/2006/wordprocessingDrawing" xmlns:w10="urn:schemas-microsoft-com:office:word" xmlns:w="http://schemas.openxmlformats.org/wordprocessingml/2006/main" xmlns:wne="http://schemas.microsoft.com/office/word/2006/wordml">
+<w:document xmlns:wpc="http://schemas.microsoft.com/office/word/2010/wordprocessingCanvas" xmlns:cx="http://schemas.microsoft.com/office/drawing/2014/chartex" xmlns:cx1="http://schemas.microsoft.com/office/drawing/2015/9/8/chartex" xmlns:cx2="http://schemas.microsoft.com/office/drawing/2015/10/21/chartex" xmlns:cx3="http://schemas.microsoft.com/office/drawing/2016/5/9/chartex" xmlns:cx4="http://schemas.microsoft.com/office/drawing/2016/5/10/chartex" xmlns:cx5="http://schemas.microsoft.com/office/drawing/2016/5/11/chartex" xmlns:cx6="http://schemas.microsoft.com/office/drawing/2016/5/12/chartex" xmlns:cx7="http://schemas.microsoft.com/office/drawing/2016/5/13/chartex" xmlns:cx8="http://schemas.microsoft.com/office/drawing/2016/5/14/chartex" xmlns:mc="http://schemas.openxmlformats.org/markup-compatibility/2006" xmlns:aink="http://schemas.microsoft.com/office/drawing/2016/ink" xmlns:am3d="http://schemas.microsoft.com/office/drawing/2017/model3d" xmlns:o="urn:schemas-microsoft-com:office:office" xmlns:oel="http://schemas.microsoft.com/office/2019/extlst" xmlns:r="http://schemas.openxmlformats.org/officeDocument/2006/relationships" xmlns:m="http://schemas.openxmlformats.org/officeDocument/2006/math" xmlns:v="urn:schemas-microsoft-com:vml" xmlns:wp14="http://schemas.microsoft.com/office/word/2010/wordprocessingDrawing" xmlns:wp="http://schemas.openxmlformats.org/drawingml/2006/wordprocessingDrawing" xmlns:w10="urn:schemas-microsoft-com:office:word" xmlns:w="http://schemas.openxmlformats.org/wordprocessingml/2006/main" xmlns:w14="http://schemas.microsoft.com/office/word/2010/wordml" xmlns:w15="http://schemas.microsoft.com/office/word/2012/wordml" xmlns:w16cex="http://schemas.microsoft.com/office/word/2018/wordml/cex" xmlns:w16cid="http://schemas.microsoft.com/office/word/2016/wordml/cid" xmlns:w16="http://schemas.microsoft.com/office/word/2018/wordml" xmlns:w16du="http://schemas.microsoft.com/office/word/2023/wordml/word16du" xmlns:w16sdtdh="http://schemas.microsoft.com/office/word/2020/wordml/sdtdatahash" xmlns:w16sdtfl="http://schemas.microsoft.com/office/word/2024/wordml/sdtformatlock" xmlns:w16se="http://schemas.microsoft.com/office/word/2015/wordml/symex" xmlns:wpg="http://schemas.microsoft.com/office/word/2010/wordprocessingGroup" xmlns:wpi="http://schemas.microsoft.com/office/word/2010/wordprocessingInk" xmlns:wne="http://schemas.microsoft.com/office/word/2006/wordml" xmlns:wps="http://schemas.microsoft.com/office/word/2010/wordprocessingShape" mc:Ignorable="w14 w15 w16se w16cid w16 w16cex w16sdtdh w16sdtfl w16du wp14">
   <w:body>
     <w:p>
       <w:pPr>
-        <w:jc w:val="thaiDistribute"/>
         <w:rPr>
-          <w:rFonts w:cs="Cordia New"/>
-        </w:rPr>
-      </w:pPr>
-      <w:r>
-        <w:rPr>
-          <w:rFonts w:cs="Cordia New"/>
-          <w:cs/>
-        </w:rPr>
-        <w:tab/>
-      </w:r>
-      <w:r>
-        <w:rPr>
-          <w:rFonts w:cs="Cordia New"/>
-          <w:cs/>
-        </w:rPr>
-        <w:tab/>
-      </w:r>
-      <w:r>
-        <w:rPr>
-          <w:rFonts w:cs="Cordia New"/>
-          <w:cs/>
-        </w:rPr>
-        <w:tab/>
-      </w:r>
-      <w:r>
-        <w:rPr>
-          <w:rFonts w:cs="Cordia New"/>
-          <w:cs/>
-        </w:rPr>
-        <w:tab/>
-      </w:r>
-      <w:r>
-        <w:rPr>
-          <w:rFonts w:cs="Cordia New"/>
-          <w:cs/>
-        </w:rPr>
-        <w:tab/>
-      </w:r>
-      <w:r>
-        <w:rPr>
-          <w:rFonts w:cs="Cordia New"/>
-          <w:cs/>
-        </w:rPr>
-        <w:tab/>
-      </w:r>
-      <w:r>
-        <w:rPr>
-          <w:rFonts w:cs="Cordia New"/>
-          <w:cs/>
-        </w:rPr>
-        <w:tab/>
-      </w:r>
-      <w:r>
-        <w:rPr>
-          <w:rFonts w:cs="Cordia New"/>
-          <w:cs/>
-        </w:rPr>
-        <w:tab/>
-      </w:r>
-    </w:p>
-    <w:p>
-      <w:pPr>
-        <w:jc w:val="thaiDistribute"/>
-        <w:rPr>
-          <w:rFonts w:cs="Cordia New"/>
-          <w:cs/>
+          <w:rFonts w:ascii="TH Sarabun New" w:hAnsi="TH Sarabun New" w:cs="TH Sarabun New" w:hint="cs"/>
         </w:rPr>
       </w:pPr>
     </w:p>
     <w:sectPr>
-      <w:headerReference w:type="default" r:id="rId8"/>
-      <w:footerReference w:type="even" r:id="rId9"/>
-      <w:footerReference w:type="default" r:id="rId10"/>
+      <w:headerReference w:type="even" r:id="rId8"/>
+      <w:headerReference w:type="default" r:id="rId9"/>
+      <w:footerReference w:type="even" r:id="rId10"/>
+      <w:footerReference w:type="default" r:id="rId11"/>
+      <w:headerReference w:type="first" r:id="rId12"/>
+      <w:footerReference w:type="first" r:id="rId13"/>
       <w:type w:val="continuous"/>
       <w:pgSz w:w="11906" w:h="16838" w:code="9"/>
-      <w:pgMar w:top="1985" w:right="1134" w:bottom="454" w:left="1134" w:header="680" w:footer="680" w:gutter="0"/>
+      <w:pgMar w:top="1985" w:right="1134" w:bottom="454" w:left="1134" w:header="851" w:footer="851" w:gutter="0"/>
       <w:cols w:space="720"/>
-      <w:docGrid w:linePitch="381"/>
     </w:sectPr>
   </w:body>
 </w:document>
 </file>
 
 <file path=word/endnotes.xml><?xml version="1.0" encoding="utf-8"?>
-<w:endnotes xmlns:ve="http://schemas.openxmlformats.org/markup-compatibility/2006" xmlns:o="urn:schemas-microsoft-com:office:office" xmlns:r="http://schemas.openxmlformats.org/officeDocument/2006/relationships" xmlns:m="http://schemas.openxmlformats.org/officeDocument/2006/math" xmlns:v="urn:schemas-microsoft-com:vml" xmlns:wp="http://schemas.openxmlformats.org/drawingml/2006/wordprocessingDrawing" xmlns:w10="urn:schemas-microsoft-com:office:word" xmlns:w="http://schemas.openxmlformats.org/wordprocessingml/2006/main" xmlns:wne="http://schemas.microsoft.com/office/word/2006/wordml">
+<w:endnotes xmlns:wpc="http://schemas.microsoft.com/office/word/2010/wordprocessingCanvas" xmlns:cx="http://schemas.microsoft.com/office/drawing/2014/chartex" xmlns:cx1="http://schemas.microsoft.com/office/drawing/2015/9/8/chartex" xmlns:cx2="http://schemas.microsoft.com/office/drawing/2015/10/21/chartex" xmlns:cx3="http://schemas.microsoft.com/office/drawing/2016/5/9/chartex" xmlns:cx4="http://schemas.microsoft.com/office/drawing/2016/5/10/chartex" xmlns:cx5="http://schemas.microsoft.com/office/drawing/2016/5/11/chartex" xmlns:cx6="http://schemas.microsoft.com/office/drawing/2016/5/12/chartex" xmlns:cx7="http://schemas.microsoft.com/office/drawing/2016/5/13/chartex" xmlns:cx8="http://schemas.microsoft.com/office/drawing/2016/5/14/chartex" xmlns:mc="http://schemas.openxmlformats.org/markup-compatibility/2006" xmlns:aink="http://schemas.microsoft.com/office/drawing/2016/ink" xmlns:am3d="http://schemas.microsoft.com/office/drawing/2017/model3d" xmlns:o="urn:schemas-microsoft-com:office:office" xmlns:oel="http://schemas.microsoft.com/office/2019/extlst" xmlns:r="http://schemas.openxmlformats.org/officeDocument/2006/relationships" xmlns:m="http://schemas.openxmlformats.org/officeDocument/2006/math" xmlns:v="urn:schemas-microsoft-com:vml" xmlns:wp14="http://schemas.microsoft.com/office/word/2010/wordprocessingDrawing" xmlns:wp="http://schemas.openxmlformats.org/drawingml/2006/wordprocessingDrawing" xmlns:w10="urn:schemas-microsoft-com:office:word" xmlns:w="http://schemas.openxmlformats.org/wordprocessingml/2006/main" xmlns:w14="http://schemas.microsoft.com/office/word/2010/wordml" xmlns:w15="http://schemas.microsoft.com/office/word/2012/wordml" xmlns:w16cex="http://schemas.microsoft.com/office/word/2018/wordml/cex" xmlns:w16cid="http://schemas.microsoft.com/office/word/2016/wordml/cid" xmlns:w16="http://schemas.microsoft.com/office/word/2018/wordml" xmlns:w16du="http://schemas.microsoft.com/office/word/2023/wordml/word16du" xmlns:w16sdtdh="http://schemas.microsoft.com/office/word/2020/wordml/sdtdatahash" xmlns:w16sdtfl="http://schemas.microsoft.com/office/word/2024/wordml/sdtformatlock" xmlns:w16se="http://schemas.microsoft.com/office/word/2015/wordml/symex" xmlns:wpg="http://schemas.microsoft.com/office/word/2010/wordprocessingGroup" xmlns:wpi="http://schemas.microsoft.com/office/word/2010/wordprocessingInk" xmlns:wne="http://schemas.microsoft.com/office/word/2006/wordml" xmlns:wps="http://schemas.microsoft.com/office/word/2010/wordprocessingShape" mc:Ignorable="w14 w15 w16se w16cid w16 w16cex w16sdtdh w16sdtfl w16du wp14">
   <w:endnote w:type="separator" w:id="-1">
     <w:p>
       <w:r>
@@ -109,87 +45,87 @@
 </file>
 
 <file path=word/footer1.xml><?xml version="1.0" encoding="utf-8"?>
-<w:ftr xmlns:ve="http://schemas.openxmlformats.org/markup-compatibility/2006" xmlns:o="urn:schemas-microsoft-com:office:office" xmlns:r="http://schemas.openxmlformats.org/officeDocument/2006/relationships" xmlns:m="http://schemas.openxmlformats.org/officeDocument/2006/math" xmlns:v="urn:schemas-microsoft-com:vml" xmlns:wp="http://schemas.openxmlformats.org/drawingml/2006/wordprocessingDrawing" xmlns:w10="urn:schemas-microsoft-com:office:word" xmlns:w="http://schemas.openxmlformats.org/wordprocessingml/2006/main" xmlns:wne="http://schemas.microsoft.com/office/word/2006/wordml">
+<w:ftr xmlns:wpc="http://schemas.microsoft.com/office/word/2010/wordprocessingCanvas" xmlns:cx="http://schemas.microsoft.com/office/drawing/2014/chartex" xmlns:cx1="http://schemas.microsoft.com/office/drawing/2015/9/8/chartex" xmlns:cx2="http://schemas.microsoft.com/office/drawing/2015/10/21/chartex" xmlns:cx3="http://schemas.microsoft.com/office/drawing/2016/5/9/chartex" xmlns:cx4="http://schemas.microsoft.com/office/drawing/2016/5/10/chartex" xmlns:cx5="http://schemas.microsoft.com/office/drawing/2016/5/11/chartex" xmlns:cx6="http://schemas.microsoft.com/office/drawing/2016/5/12/chartex" xmlns:cx7="http://schemas.microsoft.com/office/drawing/2016/5/13/chartex" xmlns:cx8="http://schemas.microsoft.com/office/drawing/2016/5/14/chartex" xmlns:mc="http://schemas.openxmlformats.org/markup-compatibility/2006" xmlns:aink="http://schemas.microsoft.com/office/drawing/2016/ink" xmlns:am3d="http://schemas.microsoft.com/office/drawing/2017/model3d" xmlns:o="urn:schemas-microsoft-com:office:office" xmlns:oel="http://schemas.microsoft.com/office/2019/extlst" xmlns:r="http://schemas.openxmlformats.org/officeDocument/2006/relationships" xmlns:m="http://schemas.openxmlformats.org/officeDocument/2006/math" xmlns:v="urn:schemas-microsoft-com:vml" xmlns:wp14="http://schemas.microsoft.com/office/word/2010/wordprocessingDrawing" xmlns:wp="http://schemas.openxmlformats.org/drawingml/2006/wordprocessingDrawing" xmlns:w10="urn:schemas-microsoft-com:office:word" xmlns:w="http://schemas.openxmlformats.org/wordprocessingml/2006/main" xmlns:w14="http://schemas.microsoft.com/office/word/2010/wordml" xmlns:w15="http://schemas.microsoft.com/office/word/2012/wordml" xmlns:w16cex="http://schemas.microsoft.com/office/word/2018/wordml/cex" xmlns:w16cid="http://schemas.microsoft.com/office/word/2016/wordml/cid" xmlns:w16="http://schemas.microsoft.com/office/word/2018/wordml" xmlns:w16du="http://schemas.microsoft.com/office/word/2023/wordml/word16du" xmlns:w16sdtdh="http://schemas.microsoft.com/office/word/2020/wordml/sdtdatahash" xmlns:w16sdtfl="http://schemas.microsoft.com/office/word/2024/wordml/sdtformatlock" xmlns:w16se="http://schemas.microsoft.com/office/word/2015/wordml/symex" xmlns:wpg="http://schemas.microsoft.com/office/word/2010/wordprocessingGroup" xmlns:wpi="http://schemas.microsoft.com/office/word/2010/wordprocessingInk" xmlns:wne="http://schemas.microsoft.com/office/word/2006/wordml" xmlns:wps="http://schemas.microsoft.com/office/word/2010/wordprocessingShape" mc:Ignorable="w14 w15 w16se w16cid w16 w16cex w16sdtdh w16sdtfl w16du wp14">
   <w:p>
     <w:pPr>
-      <w:pStyle w:val="a4"/>
+      <w:pStyle w:val="Footer"/>
       <w:framePr w:wrap="around" w:vAnchor="text" w:hAnchor="margin" w:xAlign="center" w:y="1"/>
       <w:rPr>
-        <w:rStyle w:val="ab"/>
+        <w:rStyle w:val="PageNumber"/>
       </w:rPr>
     </w:pPr>
     <w:r>
       <w:rPr>
-        <w:rStyle w:val="ab"/>
+        <w:rStyle w:val="PageNumber"/>
       </w:rPr>
       <w:fldChar w:fldCharType="begin"/>
     </w:r>
     <w:r>
       <w:rPr>
-        <w:rStyle w:val="ab"/>
+        <w:rStyle w:val="PageNumber"/>
       </w:rPr>
       <w:instrText xml:space="preserve">PAGE  </w:instrText>
     </w:r>
     <w:r>
       <w:rPr>
-        <w:rStyle w:val="ab"/>
+        <w:rStyle w:val="PageNumber"/>
       </w:rPr>
       <w:fldChar w:fldCharType="end"/>
     </w:r>
   </w:p>
   <w:p>
     <w:pPr>
-      <w:pStyle w:val="a4"/>
+      <w:pStyle w:val="Footer"/>
     </w:pPr>
   </w:p>
 </w:ftr>
 </file>
 
 <file path=word/footer2.xml><?xml version="1.0" encoding="utf-8"?>
-<w:ftr xmlns:ve="http://schemas.openxmlformats.org/markup-compatibility/2006" xmlns:o="urn:schemas-microsoft-com:office:office" xmlns:r="http://schemas.openxmlformats.org/officeDocument/2006/relationships" xmlns:m="http://schemas.openxmlformats.org/officeDocument/2006/math" xmlns:v="urn:schemas-microsoft-com:vml" xmlns:wp="http://schemas.openxmlformats.org/drawingml/2006/wordprocessingDrawing" xmlns:w10="urn:schemas-microsoft-com:office:word" xmlns:w="http://schemas.openxmlformats.org/wordprocessingml/2006/main" xmlns:wne="http://schemas.microsoft.com/office/word/2006/wordml">
+<w:ftr xmlns:wpc="http://schemas.microsoft.com/office/word/2010/wordprocessingCanvas" xmlns:cx="http://schemas.microsoft.com/office/drawing/2014/chartex" xmlns:cx1="http://schemas.microsoft.com/office/drawing/2015/9/8/chartex" xmlns:cx2="http://schemas.microsoft.com/office/drawing/2015/10/21/chartex" xmlns:cx3="http://schemas.microsoft.com/office/drawing/2016/5/9/chartex" xmlns:cx4="http://schemas.microsoft.com/office/drawing/2016/5/10/chartex" xmlns:cx5="http://schemas.microsoft.com/office/drawing/2016/5/11/chartex" xmlns:cx6="http://schemas.microsoft.com/office/drawing/2016/5/12/chartex" xmlns:cx7="http://schemas.microsoft.com/office/drawing/2016/5/13/chartex" xmlns:cx8="http://schemas.microsoft.com/office/drawing/2016/5/14/chartex" xmlns:mc="http://schemas.openxmlformats.org/markup-compatibility/2006" xmlns:aink="http://schemas.microsoft.com/office/drawing/2016/ink" xmlns:am3d="http://schemas.microsoft.com/office/drawing/2017/model3d" xmlns:o="urn:schemas-microsoft-com:office:office" xmlns:oel="http://schemas.microsoft.com/office/2019/extlst" xmlns:r="http://schemas.openxmlformats.org/officeDocument/2006/relationships" xmlns:m="http://schemas.openxmlformats.org/officeDocument/2006/math" xmlns:v="urn:schemas-microsoft-com:vml" xmlns:wp14="http://schemas.microsoft.com/office/word/2010/wordprocessingDrawing" xmlns:wp="http://schemas.openxmlformats.org/drawingml/2006/wordprocessingDrawing" xmlns:w10="urn:schemas-microsoft-com:office:word" xmlns:w="http://schemas.openxmlformats.org/wordprocessingml/2006/main" xmlns:w14="http://schemas.microsoft.com/office/word/2010/wordml" xmlns:w15="http://schemas.microsoft.com/office/word/2012/wordml" xmlns:w16cex="http://schemas.microsoft.com/office/word/2018/wordml/cex" xmlns:w16cid="http://schemas.microsoft.com/office/word/2016/wordml/cid" xmlns:w16="http://schemas.microsoft.com/office/word/2018/wordml" xmlns:w16du="http://schemas.microsoft.com/office/word/2023/wordml/word16du" xmlns:w16sdtdh="http://schemas.microsoft.com/office/word/2020/wordml/sdtdatahash" xmlns:w16sdtfl="http://schemas.microsoft.com/office/word/2024/wordml/sdtformatlock" xmlns:w16se="http://schemas.microsoft.com/office/word/2015/wordml/symex" xmlns:wpg="http://schemas.microsoft.com/office/word/2010/wordprocessingGroup" xmlns:wpi="http://schemas.microsoft.com/office/word/2010/wordprocessingInk" xmlns:wne="http://schemas.microsoft.com/office/word/2006/wordml" xmlns:wps="http://schemas.microsoft.com/office/word/2010/wordprocessingShape" mc:Ignorable="w14 w15 w16se w16cid w16 w16cex w16sdtdh w16sdtfl w16du wp14">
   <w:p>
     <w:pPr>
-      <w:pStyle w:val="a4"/>
+      <w:pStyle w:val="Footer"/>
       <w:framePr w:wrap="around" w:vAnchor="text" w:hAnchor="page" w:x="10522" w:y="70"/>
       <w:rPr>
-        <w:rStyle w:val="ab"/>
+        <w:rStyle w:val="PageNumber"/>
       </w:rPr>
     </w:pPr>
     <w:r>
       <w:rPr>
-        <w:rStyle w:val="ab"/>
+        <w:rStyle w:val="PageNumber"/>
       </w:rPr>
       <w:fldChar w:fldCharType="begin"/>
     </w:r>
     <w:r>
       <w:rPr>
-        <w:rStyle w:val="ab"/>
+        <w:rStyle w:val="PageNumber"/>
       </w:rPr>
       <w:instrText xml:space="preserve">PAGE  </w:instrText>
     </w:r>
     <w:r>
       <w:rPr>
-        <w:rStyle w:val="ab"/>
+        <w:rStyle w:val="PageNumber"/>
       </w:rPr>
       <w:fldChar w:fldCharType="separate"/>
     </w:r>
     <w:r>
       <w:rPr>
-        <w:rStyle w:val="ab"/>
+        <w:rStyle w:val="PageNumber"/>
         <w:noProof/>
       </w:rPr>
       <w:t>1</w:t>
     </w:r>
     <w:r>
       <w:rPr>
-        <w:rStyle w:val="ab"/>
+        <w:rStyle w:val="PageNumber"/>
       </w:rPr>
       <w:fldChar w:fldCharType="end"/>
     </w:r>
   </w:p>
   <w:p>
     <w:pPr>
-      <w:pStyle w:val="a4"/>
+      <w:pStyle w:val="Footer"/>
       <w:rPr>
         <w:rFonts w:ascii="Angsana New" w:hAnsi="Angsana New"/>
         <w:i/>
@@ -203,9 +139,80 @@
         <w:iCs/>
         <w:noProof/>
       </w:rPr>
-      <w:pict>
-        <v:line id="_x0000_s2051" style="position:absolute;z-index:251658240;mso-wrap-edited:f" from="9.6pt,-1.45pt" to="486.6pt,-1.45pt" strokecolor="#bfbfbf" strokeweight=".5pt"/>
-      </w:pict>
+      <mc:AlternateContent>
+        <mc:Choice Requires="wps">
+          <w:drawing>
+            <wp:anchor distT="0" distB="0" distL="114300" distR="114300" simplePos="0" relativeHeight="251658240" behindDoc="0" locked="0" layoutInCell="1" allowOverlap="1" wp14:anchorId="27A073D4" wp14:editId="52F5D8BD">
+              <wp:simplePos x="0" y="0"/>
+              <wp:positionH relativeFrom="column">
+                <wp:posOffset>121920</wp:posOffset>
+              </wp:positionH>
+              <wp:positionV relativeFrom="paragraph">
+                <wp:posOffset>-18415</wp:posOffset>
+              </wp:positionV>
+              <wp:extent cx="6057900" cy="0"/>
+              <wp:effectExtent l="0" t="0" r="0" b="0"/>
+              <wp:wrapNone/>
+              <wp:docPr id="807057827" name="Line 11"/>
+              <wp:cNvGraphicFramePr>
+                <a:graphicFrameLocks xmlns:a="http://schemas.openxmlformats.org/drawingml/2006/main"/>
+              </wp:cNvGraphicFramePr>
+              <a:graphic xmlns:a="http://schemas.openxmlformats.org/drawingml/2006/main">
+                <a:graphicData uri="http://schemas.microsoft.com/office/word/2010/wordprocessingShape">
+                  <wps:wsp>
+                    <wps:cNvCnPr>
+                      <a:cxnSpLocks noChangeShapeType="1"/>
+                    </wps:cNvCnPr>
+                    <wps:spPr bwMode="auto">
+                      <a:xfrm>
+                        <a:off x="0" y="0"/>
+                        <a:ext cx="6057900" cy="0"/>
+                      </a:xfrm>
+                      <a:prstGeom prst="line">
+                        <a:avLst/>
+                      </a:prstGeom>
+                      <a:noFill/>
+                      <a:ln w="6350">
+                        <a:solidFill>
+                          <a:srgbClr val="BFBFBF"/>
+                        </a:solidFill>
+                        <a:round/>
+                        <a:headEnd/>
+                        <a:tailEnd/>
+                      </a:ln>
+                      <a:extLst>
+                        <a:ext uri="{909E8E84-426E-40DD-AFC4-6F175D3DCCD1}">
+                          <a14:hiddenFill xmlns:a14="http://schemas.microsoft.com/office/drawing/2010/main">
+                            <a:noFill/>
+                          </a14:hiddenFill>
+                        </a:ext>
+                      </a:extLst>
+                    </wps:spPr>
+                    <wps:bodyPr/>
+                  </wps:wsp>
+                </a:graphicData>
+              </a:graphic>
+              <wp14:sizeRelH relativeFrom="page">
+                <wp14:pctWidth>0</wp14:pctWidth>
+              </wp14:sizeRelH>
+              <wp14:sizeRelV relativeFrom="page">
+                <wp14:pctHeight>0</wp14:pctHeight>
+              </wp14:sizeRelV>
+            </wp:anchor>
+          </w:drawing>
+        </mc:Choice>
+        <mc:Fallback>
+          <w:pict>
+            <v:line w14:anchorId="610A06D5" id="Line 11" o:spid="_x0000_s1026" style="position:absolute;z-index:251658240;visibility:visible;mso-wrap-style:square;mso-width-percent:0;mso-height-percent:0;mso-wrap-distance-left:9pt;mso-wrap-distance-top:0;mso-wrap-distance-right:9pt;mso-wrap-distance-bottom:0;mso-position-horizontal:absolute;mso-position-horizontal-relative:text;mso-position-vertical:absolute;mso-position-vertical-relative:text;mso-width-percent:0;mso-height-percent:0;mso-width-relative:page;mso-height-relative:page" from="9.6pt,-1.45pt" to="486.6pt,-1.45pt" o:gfxdata="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" strokecolor="#bfbfbf" strokeweight=".5pt"/>
+          </w:pict>
+        </mc:Fallback>
+      </mc:AlternateContent>
+    </w:r>
+    <w:r>
+      <w:rPr>
+        <w:noProof/>
+      </w:rPr>
+      <w:t xml:space="preserve"> </w:t>
     </w:r>
     <w:r>
       <w:rPr>
@@ -215,10 +222,10 @@
         <w:noProof/>
       </w:rPr>
       <w:drawing>
-        <wp:inline distT="0" distB="0" distL="0" distR="0">
-          <wp:extent cx="1743075" cy="390525"/>
-          <wp:effectExtent l="19050" t="0" r="9525" b="0"/>
-          <wp:docPr id="2" name="Picture 2" descr="Ada-email"/>
+        <wp:inline distT="0" distB="0" distL="0" distR="0" wp14:anchorId="51886721" wp14:editId="20787BCD">
+          <wp:extent cx="2171700" cy="381000"/>
+          <wp:effectExtent l="0" t="0" r="0" b="0"/>
+          <wp:docPr id="2" name="Picture 1" descr="A close-up of a logo&#10;&#10;AI-generated content may be incorrect."/>
           <wp:cNvGraphicFramePr>
             <a:graphicFrameLocks xmlns:a="http://schemas.openxmlformats.org/drawingml/2006/main" noChangeAspect="1"/>
           </wp:cNvGraphicFramePr>
@@ -226,13 +233,19 @@
             <a:graphicData uri="http://schemas.openxmlformats.org/drawingml/2006/picture">
               <pic:pic xmlns:pic="http://schemas.openxmlformats.org/drawingml/2006/picture">
                 <pic:nvPicPr>
-                  <pic:cNvPr id="0" name="Picture 2" descr="Ada-email"/>
+                  <pic:cNvPr id="0" name="Picture 1" descr="A close-up of a logo&#10;&#10;AI-generated content may be incorrect."/>
                   <pic:cNvPicPr>
                     <a:picLocks noChangeAspect="1" noChangeArrowheads="1"/>
                   </pic:cNvPicPr>
                 </pic:nvPicPr>
                 <pic:blipFill>
-                  <a:blip r:embed="rId1"/>
+                  <a:blip r:embed="rId1">
+                    <a:extLst>
+                      <a:ext uri="{28A0092B-C50C-407E-A947-70E740481C1C}">
+                        <a14:useLocalDpi xmlns:a14="http://schemas.microsoft.com/office/drawing/2010/main" val="0"/>
+                      </a:ext>
+                    </a:extLst>
+                  </a:blip>
                   <a:srcRect/>
                   <a:stretch>
                     <a:fillRect/>
@@ -241,17 +254,14 @@
                 <pic:spPr bwMode="auto">
                   <a:xfrm>
                     <a:off x="0" y="0"/>
-                    <a:ext cx="1743075" cy="390525"/>
+                    <a:ext cx="2171700" cy="381000"/>
                   </a:xfrm>
                   <a:prstGeom prst="rect">
                     <a:avLst/>
                   </a:prstGeom>
                   <a:noFill/>
-                  <a:ln w="9525">
+                  <a:ln>
                     <a:noFill/>
-                    <a:miter lim="800000"/>
-                    <a:headEnd/>
-                    <a:tailEnd/>
                   </a:ln>
                 </pic:spPr>
               </pic:pic>
@@ -264,8 +274,18 @@
 </w:ftr>
 </file>
 
+<file path=word/footer3.xml><?xml version="1.0" encoding="utf-8"?>
+<w:ftr xmlns:wpc="http://schemas.microsoft.com/office/word/2010/wordprocessingCanvas" xmlns:cx="http://schemas.microsoft.com/office/drawing/2014/chartex" xmlns:cx1="http://schemas.microsoft.com/office/drawing/2015/9/8/chartex" xmlns:cx2="http://schemas.microsoft.com/office/drawing/2015/10/21/chartex" xmlns:cx3="http://schemas.microsoft.com/office/drawing/2016/5/9/chartex" xmlns:cx4="http://schemas.microsoft.com/office/drawing/2016/5/10/chartex" xmlns:cx5="http://schemas.microsoft.com/office/drawing/2016/5/11/chartex" xmlns:cx6="http://schemas.microsoft.com/office/drawing/2016/5/12/chartex" xmlns:cx7="http://schemas.microsoft.com/office/drawing/2016/5/13/chartex" xmlns:cx8="http://schemas.microsoft.com/office/drawing/2016/5/14/chartex" xmlns:mc="http://schemas.openxmlformats.org/markup-compatibility/2006" xmlns:aink="http://schemas.microsoft.com/office/drawing/2016/ink" xmlns:am3d="http://schemas.microsoft.com/office/drawing/2017/model3d" xmlns:o="urn:schemas-microsoft-com:office:office" xmlns:oel="http://schemas.microsoft.com/office/2019/extlst" xmlns:r="http://schemas.openxmlformats.org/officeDocument/2006/relationships" xmlns:m="http://schemas.openxmlformats.org/officeDocument/2006/math" xmlns:v="urn:schemas-microsoft-com:vml" xmlns:wp14="http://schemas.microsoft.com/office/word/2010/wordprocessingDrawing" xmlns:wp="http://schemas.openxmlformats.org/drawingml/2006/wordprocessingDrawing" xmlns:w10="urn:schemas-microsoft-com:office:word" xmlns:w="http://schemas.openxmlformats.org/wordprocessingml/2006/main" xmlns:w14="http://schemas.microsoft.com/office/word/2010/wordml" xmlns:w15="http://schemas.microsoft.com/office/word/2012/wordml" xmlns:w16cex="http://schemas.microsoft.com/office/word/2018/wordml/cex" xmlns:w16cid="http://schemas.microsoft.com/office/word/2016/wordml/cid" xmlns:w16="http://schemas.microsoft.com/office/word/2018/wordml" xmlns:w16du="http://schemas.microsoft.com/office/word/2023/wordml/word16du" xmlns:w16sdtdh="http://schemas.microsoft.com/office/word/2020/wordml/sdtdatahash" xmlns:w16sdtfl="http://schemas.microsoft.com/office/word/2024/wordml/sdtformatlock" xmlns:w16se="http://schemas.microsoft.com/office/word/2015/wordml/symex" xmlns:wpg="http://schemas.microsoft.com/office/word/2010/wordprocessingGroup" xmlns:wpi="http://schemas.microsoft.com/office/word/2010/wordprocessingInk" xmlns:wne="http://schemas.microsoft.com/office/word/2006/wordml" xmlns:wps="http://schemas.microsoft.com/office/word/2010/wordprocessingShape" mc:Ignorable="w14 w15 w16se w16cid w16 w16cex w16sdtdh w16sdtfl w16du wp14">
+  <w:p>
+    <w:pPr>
+      <w:pStyle w:val="Footer"/>
+    </w:pPr>
+  </w:p>
+</w:ftr>
+</file>
+
 <file path=word/footnotes.xml><?xml version="1.0" encoding="utf-8"?>
-<w:footnotes xmlns:ve="http://schemas.openxmlformats.org/markup-compatibility/2006" xmlns:o="urn:schemas-microsoft-com:office:office" xmlns:r="http://schemas.openxmlformats.org/officeDocument/2006/relationships" xmlns:m="http://schemas.openxmlformats.org/officeDocument/2006/math" xmlns:v="urn:schemas-microsoft-com:vml" xmlns:wp="http://schemas.openxmlformats.org/drawingml/2006/wordprocessingDrawing" xmlns:w10="urn:schemas-microsoft-com:office:word" xmlns:w="http://schemas.openxmlformats.org/wordprocessingml/2006/main" xmlns:wne="http://schemas.microsoft.com/office/word/2006/wordml">
+<w:footnotes xmlns:wpc="http://schemas.microsoft.com/office/word/2010/wordprocessingCanvas" xmlns:cx="http://schemas.microsoft.com/office/drawing/2014/chartex" xmlns:cx1="http://schemas.microsoft.com/office/drawing/2015/9/8/chartex" xmlns:cx2="http://schemas.microsoft.com/office/drawing/2015/10/21/chartex" xmlns:cx3="http://schemas.microsoft.com/office/drawing/2016/5/9/chartex" xmlns:cx4="http://schemas.microsoft.com/office/drawing/2016/5/10/chartex" xmlns:cx5="http://schemas.microsoft.com/office/drawing/2016/5/11/chartex" xmlns:cx6="http://schemas.microsoft.com/office/drawing/2016/5/12/chartex" xmlns:cx7="http://schemas.microsoft.com/office/drawing/2016/5/13/chartex" xmlns:cx8="http://schemas.microsoft.com/office/drawing/2016/5/14/chartex" xmlns:mc="http://schemas.openxmlformats.org/markup-compatibility/2006" xmlns:aink="http://schemas.microsoft.com/office/drawing/2016/ink" xmlns:am3d="http://schemas.microsoft.com/office/drawing/2017/model3d" xmlns:o="urn:schemas-microsoft-com:office:office" xmlns:oel="http://schemas.microsoft.com/office/2019/extlst" xmlns:r="http://schemas.openxmlformats.org/officeDocument/2006/relationships" xmlns:m="http://schemas.openxmlformats.org/officeDocument/2006/math" xmlns:v="urn:schemas-microsoft-com:vml" xmlns:wp14="http://schemas.microsoft.com/office/word/2010/wordprocessingDrawing" xmlns:wp="http://schemas.openxmlformats.org/drawingml/2006/wordprocessingDrawing" xmlns:w10="urn:schemas-microsoft-com:office:word" xmlns:w="http://schemas.openxmlformats.org/wordprocessingml/2006/main" xmlns:w14="http://schemas.microsoft.com/office/word/2010/wordml" xmlns:w15="http://schemas.microsoft.com/office/word/2012/wordml" xmlns:w16cex="http://schemas.microsoft.com/office/word/2018/wordml/cex" xmlns:w16cid="http://schemas.microsoft.com/office/word/2016/wordml/cid" xmlns:w16="http://schemas.microsoft.com/office/word/2018/wordml" xmlns:w16du="http://schemas.microsoft.com/office/word/2023/wordml/word16du" xmlns:w16sdtdh="http://schemas.microsoft.com/office/word/2020/wordml/sdtdatahash" xmlns:w16sdtfl="http://schemas.microsoft.com/office/word/2024/wordml/sdtformatlock" xmlns:w16se="http://schemas.microsoft.com/office/word/2015/wordml/symex" xmlns:wpg="http://schemas.microsoft.com/office/word/2010/wordprocessingGroup" xmlns:wpi="http://schemas.microsoft.com/office/word/2010/wordprocessingInk" xmlns:wne="http://schemas.microsoft.com/office/word/2006/wordml" xmlns:wps="http://schemas.microsoft.com/office/word/2010/wordprocessingShape" mc:Ignorable="w14 w15 w16se w16cid w16 w16cex w16sdtdh w16sdtfl w16du wp14">
   <w:footnote w:type="separator" w:id="-1">
     <w:p>
       <w:r>
@@ -284,10 +304,20 @@
 </file>
 
 <file path=word/header1.xml><?xml version="1.0" encoding="utf-8"?>
-<w:hdr xmlns:ve="http://schemas.openxmlformats.org/markup-compatibility/2006" xmlns:o="urn:schemas-microsoft-com:office:office" xmlns:r="http://schemas.openxmlformats.org/officeDocument/2006/relationships" xmlns:m="http://schemas.openxmlformats.org/officeDocument/2006/math" xmlns:v="urn:schemas-microsoft-com:vml" xmlns:wp="http://schemas.openxmlformats.org/drawingml/2006/wordprocessingDrawing" xmlns:w10="urn:schemas-microsoft-com:office:word" xmlns:w="http://schemas.openxmlformats.org/wordprocessingml/2006/main" xmlns:wne="http://schemas.microsoft.com/office/word/2006/wordml">
+<w:hdr xmlns:wpc="http://schemas.microsoft.com/office/word/2010/wordprocessingCanvas" xmlns:cx="http://schemas.microsoft.com/office/drawing/2014/chartex" xmlns:cx1="http://schemas.microsoft.com/office/drawing/2015/9/8/chartex" xmlns:cx2="http://schemas.microsoft.com/office/drawing/2015/10/21/chartex" xmlns:cx3="http://schemas.microsoft.com/office/drawing/2016/5/9/chartex" xmlns:cx4="http://schemas.microsoft.com/office/drawing/2016/5/10/chartex" xmlns:cx5="http://schemas.microsoft.com/office/drawing/2016/5/11/chartex" xmlns:cx6="http://schemas.microsoft.com/office/drawing/2016/5/12/chartex" xmlns:cx7="http://schemas.microsoft.com/office/drawing/2016/5/13/chartex" xmlns:cx8="http://schemas.microsoft.com/office/drawing/2016/5/14/chartex" xmlns:mc="http://schemas.openxmlformats.org/markup-compatibility/2006" xmlns:aink="http://schemas.microsoft.com/office/drawing/2016/ink" xmlns:am3d="http://schemas.microsoft.com/office/drawing/2017/model3d" xmlns:o="urn:schemas-microsoft-com:office:office" xmlns:oel="http://schemas.microsoft.com/office/2019/extlst" xmlns:r="http://schemas.openxmlformats.org/officeDocument/2006/relationships" xmlns:m="http://schemas.openxmlformats.org/officeDocument/2006/math" xmlns:v="urn:schemas-microsoft-com:vml" xmlns:wp14="http://schemas.microsoft.com/office/word/2010/wordprocessingDrawing" xmlns:wp="http://schemas.openxmlformats.org/drawingml/2006/wordprocessingDrawing" xmlns:w10="urn:schemas-microsoft-com:office:word" xmlns:w="http://schemas.openxmlformats.org/wordprocessingml/2006/main" xmlns:w14="http://schemas.microsoft.com/office/word/2010/wordml" xmlns:w15="http://schemas.microsoft.com/office/word/2012/wordml" xmlns:w16cex="http://schemas.microsoft.com/office/word/2018/wordml/cex" xmlns:w16cid="http://schemas.microsoft.com/office/word/2016/wordml/cid" xmlns:w16="http://schemas.microsoft.com/office/word/2018/wordml" xmlns:w16du="http://schemas.microsoft.com/office/word/2023/wordml/word16du" xmlns:w16sdtdh="http://schemas.microsoft.com/office/word/2020/wordml/sdtdatahash" xmlns:w16sdtfl="http://schemas.microsoft.com/office/word/2024/wordml/sdtformatlock" xmlns:w16se="http://schemas.microsoft.com/office/word/2015/wordml/symex" xmlns:wpg="http://schemas.microsoft.com/office/word/2010/wordprocessingGroup" xmlns:wpi="http://schemas.microsoft.com/office/word/2010/wordprocessingInk" xmlns:wne="http://schemas.microsoft.com/office/word/2006/wordml" xmlns:wps="http://schemas.microsoft.com/office/word/2010/wordprocessingShape" mc:Ignorable="w14 w15 w16se w16cid w16 w16cex w16sdtdh w16sdtfl w16du wp14">
   <w:p>
     <w:pPr>
-      <w:pStyle w:val="a3"/>
+      <w:pStyle w:val="Header"/>
+    </w:pPr>
+  </w:p>
+</w:hdr>
+</file>
+
+<file path=word/header2.xml><?xml version="1.0" encoding="utf-8"?>
+<w:hdr xmlns:wpc="http://schemas.microsoft.com/office/word/2010/wordprocessingCanvas" xmlns:cx="http://schemas.microsoft.com/office/drawing/2014/chartex" xmlns:cx1="http://schemas.microsoft.com/office/drawing/2015/9/8/chartex" xmlns:cx2="http://schemas.microsoft.com/office/drawing/2015/10/21/chartex" xmlns:cx3="http://schemas.microsoft.com/office/drawing/2016/5/9/chartex" xmlns:cx4="http://schemas.microsoft.com/office/drawing/2016/5/10/chartex" xmlns:cx5="http://schemas.microsoft.com/office/drawing/2016/5/11/chartex" xmlns:cx6="http://schemas.microsoft.com/office/drawing/2016/5/12/chartex" xmlns:cx7="http://schemas.microsoft.com/office/drawing/2016/5/13/chartex" xmlns:cx8="http://schemas.microsoft.com/office/drawing/2016/5/14/chartex" xmlns:mc="http://schemas.openxmlformats.org/markup-compatibility/2006" xmlns:aink="http://schemas.microsoft.com/office/drawing/2016/ink" xmlns:am3d="http://schemas.microsoft.com/office/drawing/2017/model3d" xmlns:o="urn:schemas-microsoft-com:office:office" xmlns:oel="http://schemas.microsoft.com/office/2019/extlst" xmlns:r="http://schemas.openxmlformats.org/officeDocument/2006/relationships" xmlns:m="http://schemas.openxmlformats.org/officeDocument/2006/math" xmlns:v="urn:schemas-microsoft-com:vml" xmlns:wp14="http://schemas.microsoft.com/office/word/2010/wordprocessingDrawing" xmlns:wp="http://schemas.openxmlformats.org/drawingml/2006/wordprocessingDrawing" xmlns:w10="urn:schemas-microsoft-com:office:word" xmlns:w="http://schemas.openxmlformats.org/wordprocessingml/2006/main" xmlns:w14="http://schemas.microsoft.com/office/word/2010/wordml" xmlns:w15="http://schemas.microsoft.com/office/word/2012/wordml" xmlns:w16cex="http://schemas.microsoft.com/office/word/2018/wordml/cex" xmlns:w16cid="http://schemas.microsoft.com/office/word/2016/wordml/cid" xmlns:w16="http://schemas.microsoft.com/office/word/2018/wordml" xmlns:w16du="http://schemas.microsoft.com/office/word/2023/wordml/word16du" xmlns:w16sdtdh="http://schemas.microsoft.com/office/word/2020/wordml/sdtdatahash" xmlns:w16sdtfl="http://schemas.microsoft.com/office/word/2024/wordml/sdtformatlock" xmlns:w16se="http://schemas.microsoft.com/office/word/2015/wordml/symex" xmlns:wpg="http://schemas.microsoft.com/office/word/2010/wordprocessingGroup" xmlns:wpi="http://schemas.microsoft.com/office/word/2010/wordprocessingInk" xmlns:wne="http://schemas.microsoft.com/office/word/2006/wordml" xmlns:wps="http://schemas.microsoft.com/office/word/2010/wordprocessingShape" mc:Ignorable="w14 w15 w16se w16cid w16 w16cex w16sdtdh w16sdtfl w16du wp14">
+  <w:p>
+    <w:pPr>
+      <w:pStyle w:val="Header"/>
       <w:pBdr>
         <w:bottom w:val="single" w:sz="4" w:space="1" w:color="auto"/>
       </w:pBdr>
@@ -299,147 +329,351 @@
     <w:r>
       <w:rPr>
         <w:rFonts w:ascii="Comic Sans MS" w:hAnsi="Comic Sans MS"/>
+        <w:noProof/>
         <w:color w:val="FF0000"/>
         <w:sz w:val="72"/>
         <w:szCs w:val="72"/>
       </w:rPr>
-      <w:pict>
-        <v:shapetype id="_x0000_t202" coordsize="21600,21600" o:spt="202" path="m,l,21600r21600,l21600,xe">
-          <v:stroke joinstyle="miter"/>
-          <v:path gradientshapeok="t" o:connecttype="rect"/>
-        </v:shapetype>
-        <v:shape id="_x0000_s2052" type="#_x0000_t202" style="position:absolute;margin-left:-12pt;margin-top:-.1pt;width:493.2pt;height:47.25pt;z-index:251657216;mso-wrap-edited:f" filled="f" stroked="f">
-          <v:textbox style="mso-next-textbox:#_x0000_s2052">
-            <w:txbxContent>
-              <w:p>
-                <w:pPr>
-                  <w:tabs>
-                    <w:tab w:val="right" w:pos="8505"/>
-                  </w:tabs>
-                  <w:rPr>
-                    <w:rFonts w:cs="Cordia New"/>
-                    <w:sz w:val="22"/>
-                    <w:szCs w:val="22"/>
-                  </w:rPr>
-                </w:pPr>
-                <w:r>
-                  <w:t xml:space="preserve">                                       </w:t>
-                </w:r>
-                <w:r>
-                  <w:rPr>
-                    <w:rFonts w:ascii="Angsana New" w:hAnsi="Angsana New"/>
-                    <w:sz w:val="32"/>
-                    <w:szCs w:val="32"/>
-                  </w:rPr>
-                  <w:t xml:space="preserve">        </w:t>
-                </w:r>
-                <w:r>
-                  <w:rPr>
-                    <w:rFonts w:cs="Cordia New"/>
-                    <w:sz w:val="22"/>
-                    <w:szCs w:val="22"/>
-                  </w:rPr>
-                  <w:t>26/5-8 Soi Ladprao83 (Chit Ari) Ladprao Rd. Khlong Chaokhun Sing, Wangthonglang Bangkok 10310</w:t>
-                </w:r>
-                <w:r>
-                  <w:rPr>
-                    <w:rFonts w:cs="Cordia New"/>
-                    <w:sz w:val="22"/>
-                    <w:szCs w:val="22"/>
-                  </w:rPr>
-                  <w:t>Thailand.</w:t>
-                </w:r>
-              </w:p>
-              <w:p>
-                <w:pPr>
-                  <w:tabs>
-                    <w:tab w:val="right" w:pos="8505"/>
-                  </w:tabs>
-                  <w:rPr>
-                    <w:rFonts w:cs="Cordia New"/>
-                  </w:rPr>
-                </w:pPr>
-                <w:r>
-                  <w:rPr>
-                    <w:rFonts w:cs="Cordia New"/>
-                  </w:rPr>
-                  <w:t xml:space="preserve">                                  </w:t>
-                </w:r>
-                <w:r>
-                  <w:rPr>
-                    <w:rFonts w:cs="Cordia New"/>
-                  </w:rPr>
-                  <w:t xml:space="preserve">           </w:t>
-                </w:r>
-                <w:r>
-                  <w:rPr>
-                    <w:rFonts w:cs="Cordia New"/>
-                  </w:rPr>
-                  <w:t xml:space="preserve">  </w:t>
-                </w:r>
-                <w:r>
-                  <w:rPr>
-                    <w:rFonts w:cs="Cordia New"/>
-                    <w:sz w:val="24"/>
-                    <w:szCs w:val="24"/>
-                  </w:rPr>
-                  <w:t>Tel.  +662 530-1681(auto)</w:t>
-                </w:r>
-                <w:r>
-                  <w:rPr>
-                    <w:rFonts w:cs="Cordia New"/>
-                    <w:sz w:val="24"/>
-                    <w:szCs w:val="24"/>
-                    <w:cs/>
-                  </w:rPr>
-                  <w:t xml:space="preserve"> </w:t>
-                </w:r>
-                <w:r>
-                  <w:rPr>
-                    <w:rFonts w:cs="Cordia New"/>
-                    <w:sz w:val="24"/>
-                    <w:szCs w:val="24"/>
-                  </w:rPr>
-                  <w:t xml:space="preserve">   Fax . +662 </w:t>
-                </w:r>
-                <w:r>
-                  <w:rPr>
-                    <w:rFonts w:cs="Cordia New"/>
-                    <w:sz w:val="24"/>
-                    <w:szCs w:val="24"/>
-                  </w:rPr>
-                  <w:t>25301681 ext. 1109</w:t>
-                </w:r>
-                <w:r>
-                  <w:rPr>
-                    <w:rFonts w:cs="Cordia New"/>
-                    <w:sz w:val="24"/>
-                    <w:szCs w:val="24"/>
-                  </w:rPr>
-                  <w:t xml:space="preserve">   email : </w:t>
-                </w:r>
-                <w:hyperlink r:id="rId1" w:history="1">
-                  <w:r>
-                    <w:rPr>
-                      <w:rStyle w:val="a5"/>
-                      <w:rFonts w:cs="Cordia New"/>
-                      <w:sz w:val="24"/>
-                      <w:szCs w:val="24"/>
-                    </w:rPr>
-                    <w:t>info@ada-soft.com</w:t>
-                  </w:r>
-                </w:hyperlink>
-                <w:r>
-                  <w:rPr>
-                    <w:rFonts w:cs="Cordia New"/>
-                  </w:rPr>
-                  <w:t xml:space="preserve"> </w:t>
-                </w:r>
-              </w:p>
-            </w:txbxContent>
-          </v:textbox>
-        </v:shape>
-      </w:pict>
+      <mc:AlternateContent>
+        <mc:Choice Requires="wps">
+          <w:drawing>
+            <wp:anchor distT="0" distB="0" distL="114300" distR="114300" simplePos="0" relativeHeight="251657216" behindDoc="0" locked="0" layoutInCell="1" allowOverlap="1" wp14:anchorId="25F424C5" wp14:editId="0451CCCD">
+              <wp:simplePos x="0" y="0"/>
+              <wp:positionH relativeFrom="column">
+                <wp:posOffset>-152400</wp:posOffset>
+              </wp:positionH>
+              <wp:positionV relativeFrom="paragraph">
+                <wp:posOffset>-1270</wp:posOffset>
+              </wp:positionV>
+              <wp:extent cx="6263640" cy="600075"/>
+              <wp:effectExtent l="0" t="0" r="0" b="0"/>
+              <wp:wrapNone/>
+              <wp:docPr id="544362243" name="Text Box 12"/>
+              <wp:cNvGraphicFramePr>
+                <a:graphicFrameLocks xmlns:a="http://schemas.openxmlformats.org/drawingml/2006/main"/>
+              </wp:cNvGraphicFramePr>
+              <a:graphic xmlns:a="http://schemas.openxmlformats.org/drawingml/2006/main">
+                <a:graphicData uri="http://schemas.microsoft.com/office/word/2010/wordprocessingShape">
+                  <wps:wsp>
+                    <wps:cNvSpPr txBox="1">
+                      <a:spLocks noChangeArrowheads="1"/>
+                    </wps:cNvSpPr>
+                    <wps:spPr bwMode="auto">
+                      <a:xfrm>
+                        <a:off x="0" y="0"/>
+                        <a:ext cx="6263640" cy="600075"/>
+                      </a:xfrm>
+                      <a:prstGeom prst="rect">
+                        <a:avLst/>
+                      </a:prstGeom>
+                      <a:noFill/>
+                      <a:ln>
+                        <a:noFill/>
+                      </a:ln>
+                      <a:extLst>
+                        <a:ext uri="{909E8E84-426E-40DD-AFC4-6F175D3DCCD1}">
+                          <a14:hiddenFill xmlns:a14="http://schemas.microsoft.com/office/drawing/2010/main">
+                            <a:solidFill>
+                              <a:srgbClr val="FFFFFF"/>
+                            </a:solidFill>
+                          </a14:hiddenFill>
+                        </a:ext>
+                        <a:ext uri="{91240B29-F687-4F45-9708-019B960494DF}">
+                          <a14:hiddenLine xmlns:a14="http://schemas.microsoft.com/office/drawing/2010/main" w="9525">
+                            <a:solidFill>
+                              <a:srgbClr val="000000"/>
+                            </a:solidFill>
+                            <a:miter lim="800000"/>
+                            <a:headEnd/>
+                            <a:tailEnd/>
+                          </a14:hiddenLine>
+                        </a:ext>
+                      </a:extLst>
+                    </wps:spPr>
+                    <wps:txbx>
+                      <w:txbxContent>
+                        <w:p>
+                          <w:pPr>
+                            <w:tabs>
+                              <w:tab w:val="right" w:pos="8505"/>
+                            </w:tabs>
+                            <w:rPr>
+                              <w:rFonts w:cs="Cordia New"/>
+                              <w:sz w:val="22"/>
+                              <w:szCs w:val="22"/>
+                            </w:rPr>
+                          </w:pPr>
+                          <w:r>
+                            <w:t xml:space="preserve">                                       </w:t>
+                          </w:r>
+                          <w:r>
+                            <w:rPr>
+                              <w:rFonts w:ascii="Angsana New" w:hAnsi="Angsana New"/>
+                              <w:sz w:val="32"/>
+                              <w:szCs w:val="32"/>
+                            </w:rPr>
+                            <w:t xml:space="preserve">        </w:t>
+                          </w:r>
+                          <w:r>
+                            <w:rPr>
+                              <w:rFonts w:cs="Cordia New"/>
+                              <w:sz w:val="22"/>
+                              <w:szCs w:val="22"/>
+                            </w:rPr>
+                            <w:t>26/5-8 Soi Ladprao83 (Chit Ari) Ladprao Rd. Khlong Chaokhun Sing, Wangthonglang Bangkok 10310</w:t>
+                          </w:r>
+                          <w:r>
+                            <w:rPr>
+                              <w:rFonts w:cs="Cordia New"/>
+                              <w:sz w:val="22"/>
+                              <w:szCs w:val="22"/>
+                            </w:rPr>
+                            <w:t>Thailand.</w:t>
+                          </w:r>
+                        </w:p>
+                        <w:p>
+                          <w:pPr>
+                            <w:tabs>
+                              <w:tab w:val="right" w:pos="8505"/>
+                            </w:tabs>
+                            <w:rPr>
+                              <w:rFonts w:cs="Cordia New"/>
+                            </w:rPr>
+                          </w:pPr>
+                          <w:r>
+                            <w:rPr>
+                              <w:rFonts w:cs="Cordia New"/>
+                            </w:rPr>
+                            <w:t xml:space="preserve">                                  </w:t>
+                          </w:r>
+                          <w:r>
+                            <w:rPr>
+                              <w:rFonts w:cs="Cordia New"/>
+                            </w:rPr>
+                            <w:t xml:space="preserve">           </w:t>
+                          </w:r>
+                          <w:r>
+                            <w:rPr>
+                              <w:rFonts w:cs="Cordia New"/>
+                            </w:rPr>
+                            <w:t xml:space="preserve">  </w:t>
+                          </w:r>
+                          <w:r>
+                            <w:rPr>
+                              <w:rFonts w:cs="Cordia New"/>
+                              <w:sz w:val="24"/>
+                              <w:szCs w:val="24"/>
+                            </w:rPr>
+                            <w:t>Tel.  +662 530-1681(auto)</w:t>
+                          </w:r>
+                          <w:r>
+                            <w:rPr>
+                              <w:rFonts w:cs="Cordia New"/>
+                              <w:sz w:val="24"/>
+                              <w:szCs w:val="24"/>
+                              <w:cs/>
+                            </w:rPr>
+                            <w:t xml:space="preserve"> </w:t>
+                          </w:r>
+                          <w:r>
+                            <w:rPr>
+                              <w:rFonts w:cs="Cordia New"/>
+                              <w:sz w:val="24"/>
+                              <w:szCs w:val="24"/>
+                            </w:rPr>
+                            <w:t xml:space="preserve">   Fax . +662 </w:t>
+                          </w:r>
+                          <w:r>
+                            <w:rPr>
+                              <w:rFonts w:cs="Cordia New"/>
+                              <w:sz w:val="24"/>
+                              <w:szCs w:val="24"/>
+                            </w:rPr>
+                            <w:t>25301681 ext. 1109</w:t>
+                          </w:r>
+                          <w:r>
+                            <w:rPr>
+                              <w:rFonts w:cs="Cordia New"/>
+                              <w:sz w:val="24"/>
+                              <w:szCs w:val="24"/>
+                            </w:rPr>
+                            <w:t xml:space="preserve">   email : </w:t>
+                          </w:r>
+                          <w:hyperlink r:id="rId1" w:history="1">
+                            <w:r>
+                              <w:rPr>
+                                <w:rStyle w:val="Hyperlink"/>
+                                <w:rFonts w:cs="Cordia New"/>
+                                <w:sz w:val="24"/>
+                                <w:szCs w:val="24"/>
+                              </w:rPr>
+                              <w:t>info@ada-soft.com</w:t>
+                            </w:r>
+                          </w:hyperlink>
+                          <w:r>
+                            <w:rPr>
+                              <w:rFonts w:cs="Cordia New"/>
+                            </w:rPr>
+                            <w:t xml:space="preserve"> </w:t>
+                          </w:r>
+                        </w:p>
+                      </w:txbxContent>
+                    </wps:txbx>
+                    <wps:bodyPr rot="0" vert="horz" wrap="square" lIns="91440" tIns="45720" rIns="91440" bIns="45720" anchor="t" anchorCtr="0" upright="1">
+                      <a:noAutofit/>
+                    </wps:bodyPr>
+                  </wps:wsp>
+                </a:graphicData>
+              </a:graphic>
+              <wp14:sizeRelH relativeFrom="page">
+                <wp14:pctWidth>0</wp14:pctWidth>
+              </wp14:sizeRelH>
+              <wp14:sizeRelV relativeFrom="page">
+                <wp14:pctHeight>0</wp14:pctHeight>
+              </wp14:sizeRelV>
+            </wp:anchor>
+          </w:drawing>
+        </mc:Choice>
+        <mc:Fallback>
+          <w:pict>
+            <v:shapetype w14:anchorId="25F424C5" id="_x0000_t202" coordsize="21600,21600" o:spt="202" path="m,l,21600r21600,l21600,xe">
+              <v:stroke joinstyle="miter"/>
+              <v:path gradientshapeok="t" o:connecttype="rect"/>
+            </v:shapetype>
+            <v:shape id="Text Box 12" o:spid="_x0000_s1026" type="#_x0000_t202" style="position:absolute;margin-left:-12pt;margin-top:-.1pt;width:493.2pt;height:47.25pt;z-index:251657216;visibility:visible;mso-wrap-style:square;mso-width-percent:0;mso-height-percent:0;mso-wrap-distance-left:9pt;mso-wrap-distance-top:0;mso-wrap-distance-right:9pt;mso-wrap-distance-bottom:0;mso-position-horizontal:absolute;mso-position-horizontal-relative:text;mso-position-vertical:absolute;mso-position-vertical-relative:text;mso-width-percent:0;mso-height-percent:0;mso-width-relative:page;mso-height-relative:page;v-text-anchor:top" o:gfxdata="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" filled="f" stroked="f">
+              <v:textbox>
+                <w:txbxContent>
+                  <w:p>
+                    <w:pPr>
+                      <w:tabs>
+                        <w:tab w:val="right" w:pos="8505"/>
+                      </w:tabs>
+                      <w:rPr>
+                        <w:rFonts w:cs="Cordia New"/>
+                        <w:sz w:val="22"/>
+                        <w:szCs w:val="22"/>
+                      </w:rPr>
+                    </w:pPr>
+                    <w:r>
+                      <w:t xml:space="preserve">                                       </w:t>
+                    </w:r>
+                    <w:r>
+                      <w:rPr>
+                        <w:rFonts w:ascii="Angsana New" w:hAnsi="Angsana New"/>
+                        <w:sz w:val="32"/>
+                        <w:szCs w:val="32"/>
+                      </w:rPr>
+                      <w:t xml:space="preserve">        </w:t>
+                    </w:r>
+                    <w:r>
+                      <w:rPr>
+                        <w:rFonts w:cs="Cordia New"/>
+                        <w:sz w:val="22"/>
+                        <w:szCs w:val="22"/>
+                      </w:rPr>
+                      <w:t>26/5-8 Soi Ladprao83 (Chit Ari) Ladprao Rd. Khlong Chaokhun Sing, Wangthonglang Bangkok 10310</w:t>
+                    </w:r>
+                    <w:r>
+                      <w:rPr>
+                        <w:rFonts w:cs="Cordia New"/>
+                        <w:sz w:val="22"/>
+                        <w:szCs w:val="22"/>
+                      </w:rPr>
+                      <w:t>Thailand.</w:t>
+                    </w:r>
+                  </w:p>
+                  <w:p>
+                    <w:pPr>
+                      <w:tabs>
+                        <w:tab w:val="right" w:pos="8505"/>
+                      </w:tabs>
+                      <w:rPr>
+                        <w:rFonts w:cs="Cordia New"/>
+                      </w:rPr>
+                    </w:pPr>
+                    <w:r>
+                      <w:rPr>
+                        <w:rFonts w:cs="Cordia New"/>
+                      </w:rPr>
+                      <w:t xml:space="preserve">                                  </w:t>
+                    </w:r>
+                    <w:r>
+                      <w:rPr>
+                        <w:rFonts w:cs="Cordia New"/>
+                      </w:rPr>
+                      <w:t xml:space="preserve">           </w:t>
+                    </w:r>
+                    <w:r>
+                      <w:rPr>
+                        <w:rFonts w:cs="Cordia New"/>
+                      </w:rPr>
+                      <w:t xml:space="preserve">  </w:t>
+                    </w:r>
+                    <w:r>
+                      <w:rPr>
+                        <w:rFonts w:cs="Cordia New"/>
+                        <w:sz w:val="24"/>
+                        <w:szCs w:val="24"/>
+                      </w:rPr>
+                      <w:t>Tel.  +662 530-1681(auto)</w:t>
+                    </w:r>
+                    <w:r>
+                      <w:rPr>
+                        <w:rFonts w:cs="Cordia New"/>
+                        <w:sz w:val="24"/>
+                        <w:szCs w:val="24"/>
+                        <w:cs/>
+                      </w:rPr>
+                      <w:t xml:space="preserve"> </w:t>
+                    </w:r>
+                    <w:r>
+                      <w:rPr>
+                        <w:rFonts w:cs="Cordia New"/>
+                        <w:sz w:val="24"/>
+                        <w:szCs w:val="24"/>
+                      </w:rPr>
+                      <w:t xml:space="preserve">   Fax . +662 </w:t>
+                    </w:r>
+                    <w:r>
+                      <w:rPr>
+                        <w:rFonts w:cs="Cordia New"/>
+                        <w:sz w:val="24"/>
+                        <w:szCs w:val="24"/>
+                      </w:rPr>
+                      <w:t>25301681 ext. 1109</w:t>
+                    </w:r>
+                    <w:r>
+                      <w:rPr>
+                        <w:rFonts w:cs="Cordia New"/>
+                        <w:sz w:val="24"/>
+                        <w:szCs w:val="24"/>
+                      </w:rPr>
+                      <w:t xml:space="preserve">   email : </w:t>
+                    </w:r>
+                    <w:hyperlink r:id="rId2" w:history="1">
+                      <w:r>
+                        <w:rPr>
+                          <w:rStyle w:val="Hyperlink"/>
+                          <w:rFonts w:cs="Cordia New"/>
+                          <w:sz w:val="24"/>
+                          <w:szCs w:val="24"/>
+                        </w:rPr>
+                        <w:t>info@ada-soft.com</w:t>
+                      </w:r>
+                    </w:hyperlink>
+                    <w:r>
+                      <w:rPr>
+                        <w:rFonts w:cs="Cordia New"/>
+                      </w:rPr>
+                      <w:t xml:space="preserve"> </w:t>
+                    </w:r>
+                  </w:p>
+                </w:txbxContent>
+              </v:textbox>
+            </v:shape>
+          </w:pict>
+        </mc:Fallback>
+      </mc:AlternateContent>
     </w:r>
     <w:r>
       <w:rPr>
@@ -448,9 +682,9 @@
         <w:szCs w:val="24"/>
       </w:rPr>
       <w:drawing>
-        <wp:inline distT="0" distB="0" distL="0" distR="0">
-          <wp:extent cx="1047750" cy="409575"/>
-          <wp:effectExtent l="19050" t="0" r="0" b="0"/>
+        <wp:inline distT="0" distB="0" distL="0" distR="0" wp14:anchorId="22335DC1" wp14:editId="1A73F42D">
+          <wp:extent cx="1057275" cy="409575"/>
+          <wp:effectExtent l="0" t="0" r="0" b="0"/>
           <wp:docPr id="1" name="Picture 1"/>
           <wp:cNvGraphicFramePr>
             <a:graphicFrameLocks xmlns:a="http://schemas.openxmlformats.org/drawingml/2006/main" noChangeAspect="1"/>
@@ -465,7 +699,13 @@
                   </pic:cNvPicPr>
                 </pic:nvPicPr>
                 <pic:blipFill>
-                  <a:blip r:embed="rId2"/>
+                  <a:blip r:embed="rId3">
+                    <a:extLst>
+                      <a:ext uri="{28A0092B-C50C-407E-A947-70E740481C1C}">
+                        <a14:useLocalDpi xmlns:a14="http://schemas.microsoft.com/office/drawing/2010/main" val="0"/>
+                      </a:ext>
+                    </a:extLst>
+                  </a:blip>
                   <a:srcRect/>
                   <a:stretch>
                     <a:fillRect/>
@@ -474,17 +714,14 @@
                 <pic:spPr bwMode="auto">
                   <a:xfrm>
                     <a:off x="0" y="0"/>
-                    <a:ext cx="1047750" cy="409575"/>
+                    <a:ext cx="1057275" cy="409575"/>
                   </a:xfrm>
                   <a:prstGeom prst="rect">
                     <a:avLst/>
                   </a:prstGeom>
                   <a:noFill/>
-                  <a:ln w="9525">
+                  <a:ln>
                     <a:noFill/>
-                    <a:miter lim="800000"/>
-                    <a:headEnd/>
-                    <a:tailEnd/>
                   </a:ln>
                 </pic:spPr>
               </pic:pic>
@@ -497,9 +734,19 @@
 </w:hdr>
 </file>
 
+<file path=word/header3.xml><?xml version="1.0" encoding="utf-8"?>
+<w:hdr xmlns:wpc="http://schemas.microsoft.com/office/word/2010/wordprocessingCanvas" xmlns:cx="http://schemas.microsoft.com/office/drawing/2014/chartex" xmlns:cx1="http://schemas.microsoft.com/office/drawing/2015/9/8/chartex" xmlns:cx2="http://schemas.microsoft.com/office/drawing/2015/10/21/chartex" xmlns:cx3="http://schemas.microsoft.com/office/drawing/2016/5/9/chartex" xmlns:cx4="http://schemas.microsoft.com/office/drawing/2016/5/10/chartex" xmlns:cx5="http://schemas.microsoft.com/office/drawing/2016/5/11/chartex" xmlns:cx6="http://schemas.microsoft.com/office/drawing/2016/5/12/chartex" xmlns:cx7="http://schemas.microsoft.com/office/drawing/2016/5/13/chartex" xmlns:cx8="http://schemas.microsoft.com/office/drawing/2016/5/14/chartex" xmlns:mc="http://schemas.openxmlformats.org/markup-compatibility/2006" xmlns:aink="http://schemas.microsoft.com/office/drawing/2016/ink" xmlns:am3d="http://schemas.microsoft.com/office/drawing/2017/model3d" xmlns:o="urn:schemas-microsoft-com:office:office" xmlns:oel="http://schemas.microsoft.com/office/2019/extlst" xmlns:r="http://schemas.openxmlformats.org/officeDocument/2006/relationships" xmlns:m="http://schemas.openxmlformats.org/officeDocument/2006/math" xmlns:v="urn:schemas-microsoft-com:vml" xmlns:wp14="http://schemas.microsoft.com/office/word/2010/wordprocessingDrawing" xmlns:wp="http://schemas.openxmlformats.org/drawingml/2006/wordprocessingDrawing" xmlns:w10="urn:schemas-microsoft-com:office:word" xmlns:w="http://schemas.openxmlformats.org/wordprocessingml/2006/main" xmlns:w14="http://schemas.microsoft.com/office/word/2010/wordml" xmlns:w15="http://schemas.microsoft.com/office/word/2012/wordml" xmlns:w16cex="http://schemas.microsoft.com/office/word/2018/wordml/cex" xmlns:w16cid="http://schemas.microsoft.com/office/word/2016/wordml/cid" xmlns:w16="http://schemas.microsoft.com/office/word/2018/wordml" xmlns:w16du="http://schemas.microsoft.com/office/word/2023/wordml/word16du" xmlns:w16sdtdh="http://schemas.microsoft.com/office/word/2020/wordml/sdtdatahash" xmlns:w16sdtfl="http://schemas.microsoft.com/office/word/2024/wordml/sdtformatlock" xmlns:w16se="http://schemas.microsoft.com/office/word/2015/wordml/symex" xmlns:wpg="http://schemas.microsoft.com/office/word/2010/wordprocessingGroup" xmlns:wpi="http://schemas.microsoft.com/office/word/2010/wordprocessingInk" xmlns:wne="http://schemas.microsoft.com/office/word/2006/wordml" xmlns:wps="http://schemas.microsoft.com/office/word/2010/wordprocessingShape" mc:Ignorable="w14 w15 w16se w16cid w16 w16cex w16sdtdh w16sdtfl w16du wp14">
+  <w:p>
+    <w:pPr>
+      <w:pStyle w:val="Header"/>
+    </w:pPr>
+  </w:p>
+</w:hdr>
+</file>
+
 <file path=word/numbering.xml><?xml version="1.0" encoding="utf-8"?>
-<w:numbering xmlns:ve="http://schemas.openxmlformats.org/markup-compatibility/2006" xmlns:o="urn:schemas-microsoft-com:office:office" xmlns:r="http://schemas.openxmlformats.org/officeDocument/2006/relationships" xmlns:m="http://schemas.openxmlformats.org/officeDocument/2006/math" xmlns:v="urn:schemas-microsoft-com:vml" xmlns:wp="http://schemas.openxmlformats.org/drawingml/2006/wordprocessingDrawing" xmlns:w10="urn:schemas-microsoft-com:office:word" xmlns:w="http://schemas.openxmlformats.org/wordprocessingml/2006/main" xmlns:wne="http://schemas.microsoft.com/office/word/2006/wordml">
-  <w:abstractNum w:abstractNumId="0">
+<w:numbering xmlns:wpc="http://schemas.microsoft.com/office/word/2010/wordprocessingCanvas" xmlns:cx="http://schemas.microsoft.com/office/drawing/2014/chartex" xmlns:cx1="http://schemas.microsoft.com/office/drawing/2015/9/8/chartex" xmlns:cx2="http://schemas.microsoft.com/office/drawing/2015/10/21/chartex" xmlns:cx3="http://schemas.microsoft.com/office/drawing/2016/5/9/chartex" xmlns:cx4="http://schemas.microsoft.com/office/drawing/2016/5/10/chartex" xmlns:cx5="http://schemas.microsoft.com/office/drawing/2016/5/11/chartex" xmlns:cx6="http://schemas.microsoft.com/office/drawing/2016/5/12/chartex" xmlns:cx7="http://schemas.microsoft.com/office/drawing/2016/5/13/chartex" xmlns:cx8="http://schemas.microsoft.com/office/drawing/2016/5/14/chartex" xmlns:mc="http://schemas.openxmlformats.org/markup-compatibility/2006" xmlns:aink="http://schemas.microsoft.com/office/drawing/2016/ink" xmlns:am3d="http://schemas.microsoft.com/office/drawing/2017/model3d" xmlns:o="urn:schemas-microsoft-com:office:office" xmlns:oel="http://schemas.microsoft.com/office/2019/extlst" xmlns:r="http://schemas.openxmlformats.org/officeDocument/2006/relationships" xmlns:m="http://schemas.openxmlformats.org/officeDocument/2006/math" xmlns:v="urn:schemas-microsoft-com:vml" xmlns:wp14="http://schemas.microsoft.com/office/word/2010/wordprocessingDrawing" xmlns:wp="http://schemas.openxmlformats.org/drawingml/2006/wordprocessingDrawing" xmlns:w10="urn:schemas-microsoft-com:office:word" xmlns:w="http://schemas.openxmlformats.org/wordprocessingml/2006/main" xmlns:w14="http://schemas.microsoft.com/office/word/2010/wordml" xmlns:w15="http://schemas.microsoft.com/office/word/2012/wordml" xmlns:w16cex="http://schemas.microsoft.com/office/word/2018/wordml/cex" xmlns:w16cid="http://schemas.microsoft.com/office/word/2016/wordml/cid" xmlns:w16="http://schemas.microsoft.com/office/word/2018/wordml" xmlns:w16du="http://schemas.microsoft.com/office/word/2023/wordml/word16du" xmlns:w16sdtdh="http://schemas.microsoft.com/office/word/2020/wordml/sdtdatahash" xmlns:w16sdtfl="http://schemas.microsoft.com/office/word/2024/wordml/sdtformatlock" xmlns:w16se="http://schemas.microsoft.com/office/word/2015/wordml/symex" xmlns:wpg="http://schemas.microsoft.com/office/word/2010/wordprocessingGroup" xmlns:wpi="http://schemas.microsoft.com/office/word/2010/wordprocessingInk" xmlns:wne="http://schemas.microsoft.com/office/word/2006/wordml" xmlns:wps="http://schemas.microsoft.com/office/word/2010/wordprocessingShape" mc:Ignorable="w14 w15 w16se w16cid w16 w16cex w16sdtdh w16sdtfl w16du wp14">
+  <w:abstractNum w:abstractNumId="0" w15:restartNumberingAfterBreak="0">
     <w:nsid w:val="004F0866"/>
     <w:multiLevelType w:val="singleLevel"/>
     <w:tmpl w:val="F4E49A9E"/>
@@ -519,7 +766,7 @@
       </w:rPr>
     </w:lvl>
   </w:abstractNum>
-  <w:abstractNum w:abstractNumId="1">
+  <w:abstractNum w:abstractNumId="1" w15:restartNumberingAfterBreak="0">
     <w:nsid w:val="00585E11"/>
     <w:multiLevelType w:val="singleLevel"/>
     <w:tmpl w:val="0060DE7A"/>
@@ -539,7 +786,7 @@
       </w:rPr>
     </w:lvl>
   </w:abstractNum>
-  <w:abstractNum w:abstractNumId="2">
+  <w:abstractNum w:abstractNumId="2" w15:restartNumberingAfterBreak="0">
     <w:nsid w:val="014B4DCA"/>
     <w:multiLevelType w:val="singleLevel"/>
     <w:tmpl w:val="0060DE7A"/>
@@ -559,214 +806,305 @@
       </w:rPr>
     </w:lvl>
   </w:abstractNum>
-  <w:abstractNum w:abstractNumId="3">
-    <w:nsid w:val="015430A1"/>
-    <w:multiLevelType w:val="hybridMultilevel"/>
-    <w:tmpl w:val="D2B4EEF2"/>
-    <w:lvl w:ilvl="0" w:tplc="D2C66F92">
-      <w:start w:val="1"/>
-      <w:numFmt w:val="decimal"/>
-      <w:lvlText w:val="%1."/>
-      <w:lvlJc w:val="left"/>
-      <w:pPr>
-        <w:ind w:left="1940" w:hanging="360"/>
-      </w:pPr>
-      <w:rPr>
-        <w:rFonts w:hint="default"/>
-      </w:rPr>
-    </w:lvl>
-    <w:lvl w:ilvl="1" w:tplc="04090019" w:tentative="1">
-      <w:start w:val="1"/>
-      <w:numFmt w:val="lowerLetter"/>
-      <w:lvlText w:val="%2."/>
-      <w:lvlJc w:val="left"/>
-      <w:pPr>
-        <w:ind w:left="2660" w:hanging="360"/>
-      </w:pPr>
-    </w:lvl>
-    <w:lvl w:ilvl="2" w:tplc="0409001B" w:tentative="1">
-      <w:start w:val="1"/>
-      <w:numFmt w:val="lowerRoman"/>
-      <w:lvlText w:val="%3."/>
-      <w:lvlJc w:val="right"/>
-      <w:pPr>
-        <w:ind w:left="3380" w:hanging="180"/>
-      </w:pPr>
-    </w:lvl>
-    <w:lvl w:ilvl="3" w:tplc="0409000F" w:tentative="1">
-      <w:start w:val="1"/>
-      <w:numFmt w:val="decimal"/>
-      <w:lvlText w:val="%4."/>
-      <w:lvlJc w:val="left"/>
-      <w:pPr>
-        <w:ind w:left="4100" w:hanging="360"/>
-      </w:pPr>
-    </w:lvl>
-    <w:lvl w:ilvl="4" w:tplc="04090019" w:tentative="1">
-      <w:start w:val="1"/>
-      <w:numFmt w:val="lowerLetter"/>
-      <w:lvlText w:val="%5."/>
-      <w:lvlJc w:val="left"/>
-      <w:pPr>
-        <w:ind w:left="4820" w:hanging="360"/>
-      </w:pPr>
-    </w:lvl>
-    <w:lvl w:ilvl="5" w:tplc="0409001B" w:tentative="1">
-      <w:start w:val="1"/>
-      <w:numFmt w:val="lowerRoman"/>
-      <w:lvlText w:val="%6."/>
-      <w:lvlJc w:val="right"/>
-      <w:pPr>
-        <w:ind w:left="5540" w:hanging="180"/>
-      </w:pPr>
-    </w:lvl>
-    <w:lvl w:ilvl="6" w:tplc="0409000F" w:tentative="1">
-      <w:start w:val="1"/>
-      <w:numFmt w:val="decimal"/>
-      <w:lvlText w:val="%7."/>
-      <w:lvlJc w:val="left"/>
-      <w:pPr>
-        <w:ind w:left="6260" w:hanging="360"/>
-      </w:pPr>
-    </w:lvl>
-    <w:lvl w:ilvl="7" w:tplc="04090019" w:tentative="1">
-      <w:start w:val="1"/>
-      <w:numFmt w:val="lowerLetter"/>
-      <w:lvlText w:val="%8."/>
-      <w:lvlJc w:val="left"/>
-      <w:pPr>
-        <w:ind w:left="6980" w:hanging="360"/>
-      </w:pPr>
-    </w:lvl>
-    <w:lvl w:ilvl="8" w:tplc="0409001B" w:tentative="1">
-      <w:start w:val="1"/>
-      <w:numFmt w:val="lowerRoman"/>
-      <w:lvlText w:val="%9."/>
-      <w:lvlJc w:val="right"/>
-      <w:pPr>
-        <w:ind w:left="7700" w:hanging="180"/>
-      </w:pPr>
+  <w:abstractNum w:abstractNumId="3" w15:restartNumberingAfterBreak="0">
+    <w:nsid w:val="023607B3"/>
+    <w:multiLevelType w:val="multilevel"/>
+    <w:tmpl w:val="1468292E"/>
+    <w:lvl w:ilvl="0">
+      <w:start w:val="1"/>
+      <w:numFmt w:val="bullet"/>
+      <w:lvlText w:val=""/>
+      <w:lvlJc w:val="left"/>
+      <w:pPr>
+        <w:tabs>
+          <w:tab w:val="num" w:pos="720"/>
+        </w:tabs>
+        <w:ind w:left="720" w:hanging="360"/>
+      </w:pPr>
+      <w:rPr>
+        <w:rFonts w:ascii="Symbol" w:hAnsi="Symbol" w:hint="default"/>
+        <w:sz w:val="20"/>
+      </w:rPr>
+    </w:lvl>
+    <w:lvl w:ilvl="1" w:tentative="1">
+      <w:start w:val="1"/>
+      <w:numFmt w:val="bullet"/>
+      <w:lvlText w:val="o"/>
+      <w:lvlJc w:val="left"/>
+      <w:pPr>
+        <w:tabs>
+          <w:tab w:val="num" w:pos="1440"/>
+        </w:tabs>
+        <w:ind w:left="1440" w:hanging="360"/>
+      </w:pPr>
+      <w:rPr>
+        <w:rFonts w:ascii="Courier New" w:hAnsi="Courier New" w:hint="default"/>
+        <w:sz w:val="20"/>
+      </w:rPr>
+    </w:lvl>
+    <w:lvl w:ilvl="2" w:tentative="1">
+      <w:start w:val="1"/>
+      <w:numFmt w:val="bullet"/>
+      <w:lvlText w:val=""/>
+      <w:lvlJc w:val="left"/>
+      <w:pPr>
+        <w:tabs>
+          <w:tab w:val="num" w:pos="2160"/>
+        </w:tabs>
+        <w:ind w:left="2160" w:hanging="360"/>
+      </w:pPr>
+      <w:rPr>
+        <w:rFonts w:ascii="Wingdings" w:hAnsi="Wingdings" w:hint="default"/>
+        <w:sz w:val="20"/>
+      </w:rPr>
+    </w:lvl>
+    <w:lvl w:ilvl="3" w:tentative="1">
+      <w:start w:val="1"/>
+      <w:numFmt w:val="bullet"/>
+      <w:lvlText w:val=""/>
+      <w:lvlJc w:val="left"/>
+      <w:pPr>
+        <w:tabs>
+          <w:tab w:val="num" w:pos="2880"/>
+        </w:tabs>
+        <w:ind w:left="2880" w:hanging="360"/>
+      </w:pPr>
+      <w:rPr>
+        <w:rFonts w:ascii="Wingdings" w:hAnsi="Wingdings" w:hint="default"/>
+        <w:sz w:val="20"/>
+      </w:rPr>
+    </w:lvl>
+    <w:lvl w:ilvl="4" w:tentative="1">
+      <w:start w:val="1"/>
+      <w:numFmt w:val="bullet"/>
+      <w:lvlText w:val=""/>
+      <w:lvlJc w:val="left"/>
+      <w:pPr>
+        <w:tabs>
+          <w:tab w:val="num" w:pos="3600"/>
+        </w:tabs>
+        <w:ind w:left="3600" w:hanging="360"/>
+      </w:pPr>
+      <w:rPr>
+        <w:rFonts w:ascii="Wingdings" w:hAnsi="Wingdings" w:hint="default"/>
+        <w:sz w:val="20"/>
+      </w:rPr>
+    </w:lvl>
+    <w:lvl w:ilvl="5" w:tentative="1">
+      <w:start w:val="1"/>
+      <w:numFmt w:val="bullet"/>
+      <w:lvlText w:val=""/>
+      <w:lvlJc w:val="left"/>
+      <w:pPr>
+        <w:tabs>
+          <w:tab w:val="num" w:pos="4320"/>
+        </w:tabs>
+        <w:ind w:left="4320" w:hanging="360"/>
+      </w:pPr>
+      <w:rPr>
+        <w:rFonts w:ascii="Wingdings" w:hAnsi="Wingdings" w:hint="default"/>
+        <w:sz w:val="20"/>
+      </w:rPr>
+    </w:lvl>
+    <w:lvl w:ilvl="6" w:tentative="1">
+      <w:start w:val="1"/>
+      <w:numFmt w:val="bullet"/>
+      <w:lvlText w:val=""/>
+      <w:lvlJc w:val="left"/>
+      <w:pPr>
+        <w:tabs>
+          <w:tab w:val="num" w:pos="5040"/>
+        </w:tabs>
+        <w:ind w:left="5040" w:hanging="360"/>
+      </w:pPr>
+      <w:rPr>
+        <w:rFonts w:ascii="Wingdings" w:hAnsi="Wingdings" w:hint="default"/>
+        <w:sz w:val="20"/>
+      </w:rPr>
+    </w:lvl>
+    <w:lvl w:ilvl="7" w:tentative="1">
+      <w:start w:val="1"/>
+      <w:numFmt w:val="bullet"/>
+      <w:lvlText w:val=""/>
+      <w:lvlJc w:val="left"/>
+      <w:pPr>
+        <w:tabs>
+          <w:tab w:val="num" w:pos="5760"/>
+        </w:tabs>
+        <w:ind w:left="5760" w:hanging="360"/>
+      </w:pPr>
+      <w:rPr>
+        <w:rFonts w:ascii="Wingdings" w:hAnsi="Wingdings" w:hint="default"/>
+        <w:sz w:val="20"/>
+      </w:rPr>
+    </w:lvl>
+    <w:lvl w:ilvl="8" w:tentative="1">
+      <w:start w:val="1"/>
+      <w:numFmt w:val="bullet"/>
+      <w:lvlText w:val=""/>
+      <w:lvlJc w:val="left"/>
+      <w:pPr>
+        <w:tabs>
+          <w:tab w:val="num" w:pos="6480"/>
+        </w:tabs>
+        <w:ind w:left="6480" w:hanging="360"/>
+      </w:pPr>
+      <w:rPr>
+        <w:rFonts w:ascii="Wingdings" w:hAnsi="Wingdings" w:hint="default"/>
+        <w:sz w:val="20"/>
+      </w:rPr>
     </w:lvl>
   </w:abstractNum>
-  <w:abstractNum w:abstractNumId="4">
-    <w:nsid w:val="047244A4"/>
+  <w:abstractNum w:abstractNumId="4" w15:restartNumberingAfterBreak="0">
+    <w:nsid w:val="0887437A"/>
     <w:multiLevelType w:val="multilevel"/>
-    <w:tmpl w:val="42A885CA"/>
+    <w:tmpl w:val="B3EA9C5E"/>
     <w:lvl w:ilvl="0">
       <w:start w:val="1"/>
-      <w:numFmt w:val="decimal"/>
-      <w:lvlText w:val="%1."/>
-      <w:lvlJc w:val="left"/>
-      <w:pPr>
+      <w:numFmt w:val="bullet"/>
+      <w:lvlText w:val=""/>
+      <w:lvlJc w:val="left"/>
+      <w:pPr>
+        <w:tabs>
+          <w:tab w:val="num" w:pos="720"/>
+        </w:tabs>
         <w:ind w:left="720" w:hanging="360"/>
       </w:pPr>
-    </w:lvl>
-    <w:lvl w:ilvl="1">
-      <w:start w:val="1"/>
-      <w:numFmt w:val="decimal"/>
-      <w:isLgl/>
-      <w:lvlText w:val="%1.%2"/>
-      <w:lvlJc w:val="left"/>
-      <w:pPr>
-        <w:ind w:left="1080" w:hanging="360"/>
-      </w:pPr>
-      <w:rPr>
-        <w:rFonts w:hint="default"/>
-      </w:rPr>
-    </w:lvl>
-    <w:lvl w:ilvl="2">
-      <w:start w:val="1"/>
-      <w:numFmt w:val="decimal"/>
-      <w:isLgl/>
-      <w:lvlText w:val="%1.%2.%3"/>
-      <w:lvlJc w:val="left"/>
-      <w:pPr>
-        <w:ind w:left="1800" w:hanging="720"/>
-      </w:pPr>
-      <w:rPr>
-        <w:rFonts w:hint="default"/>
-      </w:rPr>
-    </w:lvl>
-    <w:lvl w:ilvl="3">
-      <w:start w:val="1"/>
-      <w:numFmt w:val="decimal"/>
-      <w:isLgl/>
-      <w:lvlText w:val="%1.%2.%3.%4"/>
-      <w:lvlJc w:val="left"/>
-      <w:pPr>
-        <w:ind w:left="2160" w:hanging="720"/>
-      </w:pPr>
-      <w:rPr>
-        <w:rFonts w:hint="default"/>
-      </w:rPr>
-    </w:lvl>
-    <w:lvl w:ilvl="4">
-      <w:start w:val="1"/>
-      <w:numFmt w:val="decimal"/>
-      <w:isLgl/>
-      <w:lvlText w:val="%1.%2.%3.%4.%5"/>
-      <w:lvlJc w:val="left"/>
-      <w:pPr>
-        <w:ind w:left="2880" w:hanging="1080"/>
-      </w:pPr>
-      <w:rPr>
-        <w:rFonts w:hint="default"/>
-      </w:rPr>
-    </w:lvl>
-    <w:lvl w:ilvl="5">
-      <w:start w:val="1"/>
-      <w:numFmt w:val="decimal"/>
-      <w:isLgl/>
-      <w:lvlText w:val="%1.%2.%3.%4.%5.%6"/>
-      <w:lvlJc w:val="left"/>
-      <w:pPr>
-        <w:ind w:left="3240" w:hanging="1080"/>
-      </w:pPr>
-      <w:rPr>
-        <w:rFonts w:hint="default"/>
-      </w:rPr>
-    </w:lvl>
-    <w:lvl w:ilvl="6">
-      <w:start w:val="1"/>
-      <w:numFmt w:val="decimal"/>
-      <w:isLgl/>
-      <w:lvlText w:val="%1.%2.%3.%4.%5.%6.%7"/>
-      <w:lvlJc w:val="left"/>
-      <w:pPr>
-        <w:ind w:left="3960" w:hanging="1440"/>
-      </w:pPr>
-      <w:rPr>
-        <w:rFonts w:hint="default"/>
-      </w:rPr>
-    </w:lvl>
-    <w:lvl w:ilvl="7">
-      <w:start w:val="1"/>
-      <w:numFmt w:val="decimal"/>
-      <w:isLgl/>
-      <w:lvlText w:val="%1.%2.%3.%4.%5.%6.%7.%8"/>
-      <w:lvlJc w:val="left"/>
-      <w:pPr>
-        <w:ind w:left="4320" w:hanging="1440"/>
-      </w:pPr>
-      <w:rPr>
-        <w:rFonts w:hint="default"/>
-      </w:rPr>
-    </w:lvl>
-    <w:lvl w:ilvl="8">
-      <w:start w:val="1"/>
-      <w:numFmt w:val="decimal"/>
-      <w:isLgl/>
-      <w:lvlText w:val="%1.%2.%3.%4.%5.%6.%7.%8.%9"/>
-      <w:lvlJc w:val="left"/>
-      <w:pPr>
-        <w:ind w:left="5040" w:hanging="1800"/>
-      </w:pPr>
-      <w:rPr>
-        <w:rFonts w:hint="default"/>
+      <w:rPr>
+        <w:rFonts w:ascii="Symbol" w:hAnsi="Symbol" w:hint="default"/>
+        <w:sz w:val="20"/>
+      </w:rPr>
+    </w:lvl>
+    <w:lvl w:ilvl="1" w:tentative="1">
+      <w:start w:val="1"/>
+      <w:numFmt w:val="bullet"/>
+      <w:lvlText w:val="o"/>
+      <w:lvlJc w:val="left"/>
+      <w:pPr>
+        <w:tabs>
+          <w:tab w:val="num" w:pos="1440"/>
+        </w:tabs>
+        <w:ind w:left="1440" w:hanging="360"/>
+      </w:pPr>
+      <w:rPr>
+        <w:rFonts w:ascii="Courier New" w:hAnsi="Courier New" w:hint="default"/>
+        <w:sz w:val="20"/>
+      </w:rPr>
+    </w:lvl>
+    <w:lvl w:ilvl="2" w:tentative="1">
+      <w:start w:val="1"/>
+      <w:numFmt w:val="bullet"/>
+      <w:lvlText w:val=""/>
+      <w:lvlJc w:val="left"/>
+      <w:pPr>
+        <w:tabs>
+          <w:tab w:val="num" w:pos="2160"/>
+        </w:tabs>
+        <w:ind w:left="2160" w:hanging="360"/>
+      </w:pPr>
+      <w:rPr>
+        <w:rFonts w:ascii="Wingdings" w:hAnsi="Wingdings" w:hint="default"/>
+        <w:sz w:val="20"/>
+      </w:rPr>
+    </w:lvl>
+    <w:lvl w:ilvl="3" w:tentative="1">
+      <w:start w:val="1"/>
+      <w:numFmt w:val="bullet"/>
+      <w:lvlText w:val=""/>
+      <w:lvlJc w:val="left"/>
+      <w:pPr>
+        <w:tabs>
+          <w:tab w:val="num" w:pos="2880"/>
+        </w:tabs>
+        <w:ind w:left="2880" w:hanging="360"/>
+      </w:pPr>
+      <w:rPr>
+        <w:rFonts w:ascii="Wingdings" w:hAnsi="Wingdings" w:hint="default"/>
+        <w:sz w:val="20"/>
+      </w:rPr>
+    </w:lvl>
+    <w:lvl w:ilvl="4" w:tentative="1">
+      <w:start w:val="1"/>
+      <w:numFmt w:val="bullet"/>
+      <w:lvlText w:val=""/>
+      <w:lvlJc w:val="left"/>
+      <w:pPr>
+        <w:tabs>
+          <w:tab w:val="num" w:pos="3600"/>
+        </w:tabs>
+        <w:ind w:left="3600" w:hanging="360"/>
+      </w:pPr>
+      <w:rPr>
+        <w:rFonts w:ascii="Wingdings" w:hAnsi="Wingdings" w:hint="default"/>
+        <w:sz w:val="20"/>
+      </w:rPr>
+    </w:lvl>
+    <w:lvl w:ilvl="5" w:tentative="1">
+      <w:start w:val="1"/>
+      <w:numFmt w:val="bullet"/>
+      <w:lvlText w:val=""/>
+      <w:lvlJc w:val="left"/>
+      <w:pPr>
+        <w:tabs>
+          <w:tab w:val="num" w:pos="4320"/>
+        </w:tabs>
+        <w:ind w:left="4320" w:hanging="360"/>
+      </w:pPr>
+      <w:rPr>
+        <w:rFonts w:ascii="Wingdings" w:hAnsi="Wingdings" w:hint="default"/>
+        <w:sz w:val="20"/>
+      </w:rPr>
+    </w:lvl>
+    <w:lvl w:ilvl="6" w:tentative="1">
+      <w:start w:val="1"/>
+      <w:numFmt w:val="bullet"/>
+      <w:lvlText w:val=""/>
+      <w:lvlJc w:val="left"/>
+      <w:pPr>
+        <w:tabs>
+          <w:tab w:val="num" w:pos="5040"/>
+        </w:tabs>
+        <w:ind w:left="5040" w:hanging="360"/>
+      </w:pPr>
+      <w:rPr>
+        <w:rFonts w:ascii="Wingdings" w:hAnsi="Wingdings" w:hint="default"/>
+        <w:sz w:val="20"/>
+      </w:rPr>
+    </w:lvl>
+    <w:lvl w:ilvl="7" w:tentative="1">
+      <w:start w:val="1"/>
+      <w:numFmt w:val="bullet"/>
+      <w:lvlText w:val=""/>
+      <w:lvlJc w:val="left"/>
+      <w:pPr>
+        <w:tabs>
+          <w:tab w:val="num" w:pos="5760"/>
+        </w:tabs>
+        <w:ind w:left="5760" w:hanging="360"/>
+      </w:pPr>
+      <w:rPr>
+        <w:rFonts w:ascii="Wingdings" w:hAnsi="Wingdings" w:hint="default"/>
+        <w:sz w:val="20"/>
+      </w:rPr>
+    </w:lvl>
+    <w:lvl w:ilvl="8" w:tentative="1">
+      <w:start w:val="1"/>
+      <w:numFmt w:val="bullet"/>
+      <w:lvlText w:val=""/>
+      <w:lvlJc w:val="left"/>
+      <w:pPr>
+        <w:tabs>
+          <w:tab w:val="num" w:pos="6480"/>
+        </w:tabs>
+        <w:ind w:left="6480" w:hanging="360"/>
+      </w:pPr>
+      <w:rPr>
+        <w:rFonts w:ascii="Wingdings" w:hAnsi="Wingdings" w:hint="default"/>
+        <w:sz w:val="20"/>
       </w:rPr>
     </w:lvl>
   </w:abstractNum>
-  <w:abstractNum w:abstractNumId="5">
+  <w:abstractNum w:abstractNumId="5" w15:restartNumberingAfterBreak="0">
     <w:nsid w:val="099B204A"/>
     <w:multiLevelType w:val="singleLevel"/>
     <w:tmpl w:val="F4E49A9E"/>
@@ -786,7 +1124,7 @@
       </w:rPr>
     </w:lvl>
   </w:abstractNum>
-  <w:abstractNum w:abstractNumId="6">
+  <w:abstractNum w:abstractNumId="6" w15:restartNumberingAfterBreak="0">
     <w:nsid w:val="09BE5E3B"/>
     <w:multiLevelType w:val="singleLevel"/>
     <w:tmpl w:val="041E0001"/>
@@ -806,125 +1144,120 @@
       </w:rPr>
     </w:lvl>
   </w:abstractNum>
-  <w:abstractNum w:abstractNumId="7">
-    <w:nsid w:val="0A522E8A"/>
-    <w:multiLevelType w:val="multilevel"/>
-    <w:tmpl w:val="42A885CA"/>
-    <w:lvl w:ilvl="0">
-      <w:start w:val="1"/>
-      <w:numFmt w:val="decimal"/>
-      <w:lvlText w:val="%1."/>
+  <w:abstractNum w:abstractNumId="7" w15:restartNumberingAfterBreak="0">
+    <w:nsid w:val="0AD4215D"/>
+    <w:multiLevelType w:val="hybridMultilevel"/>
+    <w:tmpl w:val="277C3B66"/>
+    <w:lvl w:ilvl="0" w:tplc="04090001">
+      <w:start w:val="1"/>
+      <w:numFmt w:val="bullet"/>
+      <w:lvlText w:val=""/>
       <w:lvlJc w:val="left"/>
       <w:pPr>
         <w:ind w:left="720" w:hanging="360"/>
       </w:pPr>
-    </w:lvl>
-    <w:lvl w:ilvl="1">
-      <w:start w:val="1"/>
-      <w:numFmt w:val="decimal"/>
-      <w:isLgl/>
-      <w:lvlText w:val="%1.%2"/>
-      <w:lvlJc w:val="left"/>
-      <w:pPr>
-        <w:ind w:left="1080" w:hanging="360"/>
-      </w:pPr>
-      <w:rPr>
-        <w:rFonts w:hint="default"/>
-      </w:rPr>
-    </w:lvl>
-    <w:lvl w:ilvl="2">
-      <w:start w:val="1"/>
-      <w:numFmt w:val="decimal"/>
-      <w:isLgl/>
-      <w:lvlText w:val="%1.%2.%3"/>
-      <w:lvlJc w:val="left"/>
-      <w:pPr>
-        <w:ind w:left="1800" w:hanging="720"/>
-      </w:pPr>
-      <w:rPr>
-        <w:rFonts w:hint="default"/>
-      </w:rPr>
-    </w:lvl>
-    <w:lvl w:ilvl="3">
-      <w:start w:val="1"/>
-      <w:numFmt w:val="decimal"/>
-      <w:isLgl/>
-      <w:lvlText w:val="%1.%2.%3.%4"/>
-      <w:lvlJc w:val="left"/>
-      <w:pPr>
-        <w:ind w:left="2160" w:hanging="720"/>
-      </w:pPr>
-      <w:rPr>
-        <w:rFonts w:hint="default"/>
-      </w:rPr>
-    </w:lvl>
-    <w:lvl w:ilvl="4">
-      <w:start w:val="1"/>
-      <w:numFmt w:val="decimal"/>
-      <w:isLgl/>
-      <w:lvlText w:val="%1.%2.%3.%4.%5"/>
-      <w:lvlJc w:val="left"/>
-      <w:pPr>
-        <w:ind w:left="2880" w:hanging="1080"/>
-      </w:pPr>
-      <w:rPr>
-        <w:rFonts w:hint="default"/>
-      </w:rPr>
-    </w:lvl>
-    <w:lvl w:ilvl="5">
-      <w:start w:val="1"/>
-      <w:numFmt w:val="decimal"/>
-      <w:isLgl/>
-      <w:lvlText w:val="%1.%2.%3.%4.%5.%6"/>
-      <w:lvlJc w:val="left"/>
-      <w:pPr>
-        <w:ind w:left="3240" w:hanging="1080"/>
-      </w:pPr>
-      <w:rPr>
-        <w:rFonts w:hint="default"/>
-      </w:rPr>
-    </w:lvl>
-    <w:lvl w:ilvl="6">
-      <w:start w:val="1"/>
-      <w:numFmt w:val="decimal"/>
-      <w:isLgl/>
-      <w:lvlText w:val="%1.%2.%3.%4.%5.%6.%7"/>
-      <w:lvlJc w:val="left"/>
-      <w:pPr>
-        <w:ind w:left="3960" w:hanging="1440"/>
-      </w:pPr>
-      <w:rPr>
-        <w:rFonts w:hint="default"/>
-      </w:rPr>
-    </w:lvl>
-    <w:lvl w:ilvl="7">
-      <w:start w:val="1"/>
-      <w:numFmt w:val="decimal"/>
-      <w:isLgl/>
-      <w:lvlText w:val="%1.%2.%3.%4.%5.%6.%7.%8"/>
-      <w:lvlJc w:val="left"/>
-      <w:pPr>
-        <w:ind w:left="4320" w:hanging="1440"/>
-      </w:pPr>
-      <w:rPr>
-        <w:rFonts w:hint="default"/>
-      </w:rPr>
-    </w:lvl>
-    <w:lvl w:ilvl="8">
-      <w:start w:val="1"/>
-      <w:numFmt w:val="decimal"/>
-      <w:isLgl/>
-      <w:lvlText w:val="%1.%2.%3.%4.%5.%6.%7.%8.%9"/>
-      <w:lvlJc w:val="left"/>
-      <w:pPr>
-        <w:ind w:left="5040" w:hanging="1800"/>
-      </w:pPr>
-      <w:rPr>
-        <w:rFonts w:hint="default"/>
+      <w:rPr>
+        <w:rFonts w:ascii="Symbol" w:hAnsi="Symbol" w:hint="default"/>
+      </w:rPr>
+    </w:lvl>
+    <w:lvl w:ilvl="1" w:tplc="04090003" w:tentative="1">
+      <w:start w:val="1"/>
+      <w:numFmt w:val="bullet"/>
+      <w:lvlText w:val="o"/>
+      <w:lvlJc w:val="left"/>
+      <w:pPr>
+        <w:ind w:left="1440" w:hanging="360"/>
+      </w:pPr>
+      <w:rPr>
+        <w:rFonts w:ascii="Courier New" w:hAnsi="Courier New" w:hint="default"/>
+      </w:rPr>
+    </w:lvl>
+    <w:lvl w:ilvl="2" w:tplc="04090005" w:tentative="1">
+      <w:start w:val="1"/>
+      <w:numFmt w:val="bullet"/>
+      <w:lvlText w:val=""/>
+      <w:lvlJc w:val="left"/>
+      <w:pPr>
+        <w:ind w:left="2160" w:hanging="360"/>
+      </w:pPr>
+      <w:rPr>
+        <w:rFonts w:ascii="Wingdings" w:hAnsi="Wingdings" w:hint="default"/>
+      </w:rPr>
+    </w:lvl>
+    <w:lvl w:ilvl="3" w:tplc="04090001" w:tentative="1">
+      <w:start w:val="1"/>
+      <w:numFmt w:val="bullet"/>
+      <w:lvlText w:val=""/>
+      <w:lvlJc w:val="left"/>
+      <w:pPr>
+        <w:ind w:left="2880" w:hanging="360"/>
+      </w:pPr>
+      <w:rPr>
+        <w:rFonts w:ascii="Symbol" w:hAnsi="Symbol" w:hint="default"/>
+      </w:rPr>
+    </w:lvl>
+    <w:lvl w:ilvl="4" w:tplc="04090003" w:tentative="1">
+      <w:start w:val="1"/>
+      <w:numFmt w:val="bullet"/>
+      <w:lvlText w:val="o"/>
+      <w:lvlJc w:val="left"/>
+      <w:pPr>
+        <w:ind w:left="3600" w:hanging="360"/>
+      </w:pPr>
+      <w:rPr>
+        <w:rFonts w:ascii="Courier New" w:hAnsi="Courier New" w:hint="default"/>
+      </w:rPr>
+    </w:lvl>
+    <w:lvl w:ilvl="5" w:tplc="04090005" w:tentative="1">
+      <w:start w:val="1"/>
+      <w:numFmt w:val="bullet"/>
+      <w:lvlText w:val=""/>
+      <w:lvlJc w:val="left"/>
+      <w:pPr>
+        <w:ind w:left="4320" w:hanging="360"/>
+      </w:pPr>
+      <w:rPr>
+        <w:rFonts w:ascii="Wingdings" w:hAnsi="Wingdings" w:hint="default"/>
+      </w:rPr>
+    </w:lvl>
+    <w:lvl w:ilvl="6" w:tplc="04090001" w:tentative="1">
+      <w:start w:val="1"/>
+      <w:numFmt w:val="bullet"/>
+      <w:lvlText w:val=""/>
+      <w:lvlJc w:val="left"/>
+      <w:pPr>
+        <w:ind w:left="5040" w:hanging="360"/>
+      </w:pPr>
+      <w:rPr>
+        <w:rFonts w:ascii="Symbol" w:hAnsi="Symbol" w:hint="default"/>
+      </w:rPr>
+    </w:lvl>
+    <w:lvl w:ilvl="7" w:tplc="04090003" w:tentative="1">
+      <w:start w:val="1"/>
+      <w:numFmt w:val="bullet"/>
+      <w:lvlText w:val="o"/>
+      <w:lvlJc w:val="left"/>
+      <w:pPr>
+        <w:ind w:left="5760" w:hanging="360"/>
+      </w:pPr>
+      <w:rPr>
+        <w:rFonts w:ascii="Courier New" w:hAnsi="Courier New" w:hint="default"/>
+      </w:rPr>
+    </w:lvl>
+    <w:lvl w:ilvl="8" w:tplc="04090005" w:tentative="1">
+      <w:start w:val="1"/>
+      <w:numFmt w:val="bullet"/>
+      <w:lvlText w:val=""/>
+      <w:lvlJc w:val="left"/>
+      <w:pPr>
+        <w:ind w:left="6480" w:hanging="360"/>
+      </w:pPr>
+      <w:rPr>
+        <w:rFonts w:ascii="Wingdings" w:hAnsi="Wingdings" w:hint="default"/>
       </w:rPr>
     </w:lvl>
   </w:abstractNum>
-  <w:abstractNum w:abstractNumId="8">
+  <w:abstractNum w:abstractNumId="8" w15:restartNumberingAfterBreak="0">
     <w:nsid w:val="0D285E2F"/>
     <w:multiLevelType w:val="singleLevel"/>
     <w:tmpl w:val="041E0001"/>
@@ -944,7 +1277,156 @@
       </w:rPr>
     </w:lvl>
   </w:abstractNum>
-  <w:abstractNum w:abstractNumId="9">
+  <w:abstractNum w:abstractNumId="9" w15:restartNumberingAfterBreak="0">
+    <w:nsid w:val="0E1863D1"/>
+    <w:multiLevelType w:val="multilevel"/>
+    <w:tmpl w:val="4242649C"/>
+    <w:lvl w:ilvl="0">
+      <w:start w:val="1"/>
+      <w:numFmt w:val="bullet"/>
+      <w:lvlText w:val=""/>
+      <w:lvlJc w:val="left"/>
+      <w:pPr>
+        <w:tabs>
+          <w:tab w:val="num" w:pos="720"/>
+        </w:tabs>
+        <w:ind w:left="720" w:hanging="360"/>
+      </w:pPr>
+      <w:rPr>
+        <w:rFonts w:ascii="Symbol" w:hAnsi="Symbol" w:hint="default"/>
+        <w:sz w:val="20"/>
+      </w:rPr>
+    </w:lvl>
+    <w:lvl w:ilvl="1" w:tentative="1">
+      <w:start w:val="1"/>
+      <w:numFmt w:val="bullet"/>
+      <w:lvlText w:val="o"/>
+      <w:lvlJc w:val="left"/>
+      <w:pPr>
+        <w:tabs>
+          <w:tab w:val="num" w:pos="1440"/>
+        </w:tabs>
+        <w:ind w:left="1440" w:hanging="360"/>
+      </w:pPr>
+      <w:rPr>
+        <w:rFonts w:ascii="Courier New" w:hAnsi="Courier New" w:hint="default"/>
+        <w:sz w:val="20"/>
+      </w:rPr>
+    </w:lvl>
+    <w:lvl w:ilvl="2" w:tentative="1">
+      <w:start w:val="1"/>
+      <w:numFmt w:val="bullet"/>
+      <w:lvlText w:val=""/>
+      <w:lvlJc w:val="left"/>
+      <w:pPr>
+        <w:tabs>
+          <w:tab w:val="num" w:pos="2160"/>
+        </w:tabs>
+        <w:ind w:left="2160" w:hanging="360"/>
+      </w:pPr>
+      <w:rPr>
+        <w:rFonts w:ascii="Wingdings" w:hAnsi="Wingdings" w:hint="default"/>
+        <w:sz w:val="20"/>
+      </w:rPr>
+    </w:lvl>
+    <w:lvl w:ilvl="3" w:tentative="1">
+      <w:start w:val="1"/>
+      <w:numFmt w:val="bullet"/>
+      <w:lvlText w:val=""/>
+      <w:lvlJc w:val="left"/>
+      <w:pPr>
+        <w:tabs>
+          <w:tab w:val="num" w:pos="2880"/>
+        </w:tabs>
+        <w:ind w:left="2880" w:hanging="360"/>
+      </w:pPr>
+      <w:rPr>
+        <w:rFonts w:ascii="Wingdings" w:hAnsi="Wingdings" w:hint="default"/>
+        <w:sz w:val="20"/>
+      </w:rPr>
+    </w:lvl>
+    <w:lvl w:ilvl="4" w:tentative="1">
+      <w:start w:val="1"/>
+      <w:numFmt w:val="bullet"/>
+      <w:lvlText w:val=""/>
+      <w:lvlJc w:val="left"/>
+      <w:pPr>
+        <w:tabs>
+          <w:tab w:val="num" w:pos="3600"/>
+        </w:tabs>
+        <w:ind w:left="3600" w:hanging="360"/>
+      </w:pPr>
+      <w:rPr>
+        <w:rFonts w:ascii="Wingdings" w:hAnsi="Wingdings" w:hint="default"/>
+        <w:sz w:val="20"/>
+      </w:rPr>
+    </w:lvl>
+    <w:lvl w:ilvl="5" w:tentative="1">
+      <w:start w:val="1"/>
+      <w:numFmt w:val="bullet"/>
+      <w:lvlText w:val=""/>
+      <w:lvlJc w:val="left"/>
+      <w:pPr>
+        <w:tabs>
+          <w:tab w:val="num" w:pos="4320"/>
+        </w:tabs>
+        <w:ind w:left="4320" w:hanging="360"/>
+      </w:pPr>
+      <w:rPr>
+        <w:rFonts w:ascii="Wingdings" w:hAnsi="Wingdings" w:hint="default"/>
+        <w:sz w:val="20"/>
+      </w:rPr>
+    </w:lvl>
+    <w:lvl w:ilvl="6" w:tentative="1">
+      <w:start w:val="1"/>
+      <w:numFmt w:val="bullet"/>
+      <w:lvlText w:val=""/>
+      <w:lvlJc w:val="left"/>
+      <w:pPr>
+        <w:tabs>
+          <w:tab w:val="num" w:pos="5040"/>
+        </w:tabs>
+        <w:ind w:left="5040" w:hanging="360"/>
+      </w:pPr>
+      <w:rPr>
+        <w:rFonts w:ascii="Wingdings" w:hAnsi="Wingdings" w:hint="default"/>
+        <w:sz w:val="20"/>
+      </w:rPr>
+    </w:lvl>
+    <w:lvl w:ilvl="7" w:tentative="1">
+      <w:start w:val="1"/>
+      <w:numFmt w:val="bullet"/>
+      <w:lvlText w:val=""/>
+      <w:lvlJc w:val="left"/>
+      <w:pPr>
+        <w:tabs>
+          <w:tab w:val="num" w:pos="5760"/>
+        </w:tabs>
+        <w:ind w:left="5760" w:hanging="360"/>
+      </w:pPr>
+      <w:rPr>
+        <w:rFonts w:ascii="Wingdings" w:hAnsi="Wingdings" w:hint="default"/>
+        <w:sz w:val="20"/>
+      </w:rPr>
+    </w:lvl>
+    <w:lvl w:ilvl="8" w:tentative="1">
+      <w:start w:val="1"/>
+      <w:numFmt w:val="bullet"/>
+      <w:lvlText w:val=""/>
+      <w:lvlJc w:val="left"/>
+      <w:pPr>
+        <w:tabs>
+          <w:tab w:val="num" w:pos="6480"/>
+        </w:tabs>
+        <w:ind w:left="6480" w:hanging="360"/>
+      </w:pPr>
+      <w:rPr>
+        <w:rFonts w:ascii="Wingdings" w:hAnsi="Wingdings" w:hint="default"/>
+        <w:sz w:val="20"/>
+      </w:rPr>
+    </w:lvl>
+  </w:abstractNum>
+  <w:abstractNum w:abstractNumId="10" w15:restartNumberingAfterBreak="0">
     <w:nsid w:val="17BF30A0"/>
     <w:multiLevelType w:val="hybridMultilevel"/>
     <w:tmpl w:val="52D2AC92"/>
@@ -1030,125 +1512,269 @@
       </w:pPr>
     </w:lvl>
   </w:abstractNum>
-  <w:abstractNum w:abstractNumId="10">
-    <w:nsid w:val="1D41020F"/>
+  <w:abstractNum w:abstractNumId="11" w15:restartNumberingAfterBreak="0">
+    <w:nsid w:val="1B3F713B"/>
+    <w:multiLevelType w:val="hybridMultilevel"/>
+    <w:tmpl w:val="4DD8BA4E"/>
+    <w:lvl w:ilvl="0" w:tplc="04090001">
+      <w:start w:val="1"/>
+      <w:numFmt w:val="bullet"/>
+      <w:lvlText w:val=""/>
+      <w:lvlJc w:val="left"/>
+      <w:pPr>
+        <w:ind w:left="720" w:hanging="360"/>
+      </w:pPr>
+      <w:rPr>
+        <w:rFonts w:ascii="Symbol" w:hAnsi="Symbol" w:hint="default"/>
+      </w:rPr>
+    </w:lvl>
+    <w:lvl w:ilvl="1" w:tplc="04090003" w:tentative="1">
+      <w:start w:val="1"/>
+      <w:numFmt w:val="bullet"/>
+      <w:lvlText w:val="o"/>
+      <w:lvlJc w:val="left"/>
+      <w:pPr>
+        <w:ind w:left="1440" w:hanging="360"/>
+      </w:pPr>
+      <w:rPr>
+        <w:rFonts w:ascii="Courier New" w:hAnsi="Courier New" w:hint="default"/>
+      </w:rPr>
+    </w:lvl>
+    <w:lvl w:ilvl="2" w:tplc="04090005" w:tentative="1">
+      <w:start w:val="1"/>
+      <w:numFmt w:val="bullet"/>
+      <w:lvlText w:val=""/>
+      <w:lvlJc w:val="left"/>
+      <w:pPr>
+        <w:ind w:left="2160" w:hanging="360"/>
+      </w:pPr>
+      <w:rPr>
+        <w:rFonts w:ascii="Wingdings" w:hAnsi="Wingdings" w:hint="default"/>
+      </w:rPr>
+    </w:lvl>
+    <w:lvl w:ilvl="3" w:tplc="04090001" w:tentative="1">
+      <w:start w:val="1"/>
+      <w:numFmt w:val="bullet"/>
+      <w:lvlText w:val=""/>
+      <w:lvlJc w:val="left"/>
+      <w:pPr>
+        <w:ind w:left="2880" w:hanging="360"/>
+      </w:pPr>
+      <w:rPr>
+        <w:rFonts w:ascii="Symbol" w:hAnsi="Symbol" w:hint="default"/>
+      </w:rPr>
+    </w:lvl>
+    <w:lvl w:ilvl="4" w:tplc="04090003" w:tentative="1">
+      <w:start w:val="1"/>
+      <w:numFmt w:val="bullet"/>
+      <w:lvlText w:val="o"/>
+      <w:lvlJc w:val="left"/>
+      <w:pPr>
+        <w:ind w:left="3600" w:hanging="360"/>
+      </w:pPr>
+      <w:rPr>
+        <w:rFonts w:ascii="Courier New" w:hAnsi="Courier New" w:hint="default"/>
+      </w:rPr>
+    </w:lvl>
+    <w:lvl w:ilvl="5" w:tplc="04090005" w:tentative="1">
+      <w:start w:val="1"/>
+      <w:numFmt w:val="bullet"/>
+      <w:lvlText w:val=""/>
+      <w:lvlJc w:val="left"/>
+      <w:pPr>
+        <w:ind w:left="4320" w:hanging="360"/>
+      </w:pPr>
+      <w:rPr>
+        <w:rFonts w:ascii="Wingdings" w:hAnsi="Wingdings" w:hint="default"/>
+      </w:rPr>
+    </w:lvl>
+    <w:lvl w:ilvl="6" w:tplc="04090001" w:tentative="1">
+      <w:start w:val="1"/>
+      <w:numFmt w:val="bullet"/>
+      <w:lvlText w:val=""/>
+      <w:lvlJc w:val="left"/>
+      <w:pPr>
+        <w:ind w:left="5040" w:hanging="360"/>
+      </w:pPr>
+      <w:rPr>
+        <w:rFonts w:ascii="Symbol" w:hAnsi="Symbol" w:hint="default"/>
+      </w:rPr>
+    </w:lvl>
+    <w:lvl w:ilvl="7" w:tplc="04090003" w:tentative="1">
+      <w:start w:val="1"/>
+      <w:numFmt w:val="bullet"/>
+      <w:lvlText w:val="o"/>
+      <w:lvlJc w:val="left"/>
+      <w:pPr>
+        <w:ind w:left="5760" w:hanging="360"/>
+      </w:pPr>
+      <w:rPr>
+        <w:rFonts w:ascii="Courier New" w:hAnsi="Courier New" w:hint="default"/>
+      </w:rPr>
+    </w:lvl>
+    <w:lvl w:ilvl="8" w:tplc="04090005" w:tentative="1">
+      <w:start w:val="1"/>
+      <w:numFmt w:val="bullet"/>
+      <w:lvlText w:val=""/>
+      <w:lvlJc w:val="left"/>
+      <w:pPr>
+        <w:ind w:left="6480" w:hanging="360"/>
+      </w:pPr>
+      <w:rPr>
+        <w:rFonts w:ascii="Wingdings" w:hAnsi="Wingdings" w:hint="default"/>
+      </w:rPr>
+    </w:lvl>
+  </w:abstractNum>
+  <w:abstractNum w:abstractNumId="12" w15:restartNumberingAfterBreak="0">
+    <w:nsid w:val="1D42325F"/>
     <w:multiLevelType w:val="multilevel"/>
-    <w:tmpl w:val="464E8868"/>
+    <w:tmpl w:val="574EDBF2"/>
     <w:lvl w:ilvl="0">
       <w:start w:val="1"/>
-      <w:numFmt w:val="decimal"/>
-      <w:lvlText w:val="%1."/>
-      <w:lvlJc w:val="left"/>
-      <w:pPr>
+      <w:numFmt w:val="bullet"/>
+      <w:lvlText w:val=""/>
+      <w:lvlJc w:val="left"/>
+      <w:pPr>
+        <w:tabs>
+          <w:tab w:val="num" w:pos="720"/>
+        </w:tabs>
         <w:ind w:left="720" w:hanging="360"/>
       </w:pPr>
-    </w:lvl>
-    <w:lvl w:ilvl="1">
-      <w:start w:val="1"/>
-      <w:numFmt w:val="decimal"/>
-      <w:isLgl/>
-      <w:lvlText w:val="%1.%2"/>
-      <w:lvlJc w:val="left"/>
-      <w:pPr>
-        <w:ind w:left="1080" w:hanging="360"/>
-      </w:pPr>
-      <w:rPr>
-        <w:rFonts w:hint="default"/>
-      </w:rPr>
-    </w:lvl>
-    <w:lvl w:ilvl="2">
-      <w:start w:val="1"/>
-      <w:numFmt w:val="decimal"/>
-      <w:isLgl/>
-      <w:lvlText w:val="%1.%2.%3"/>
-      <w:lvlJc w:val="left"/>
-      <w:pPr>
-        <w:ind w:left="1800" w:hanging="720"/>
-      </w:pPr>
-      <w:rPr>
-        <w:rFonts w:hint="default"/>
-      </w:rPr>
-    </w:lvl>
-    <w:lvl w:ilvl="3">
-      <w:start w:val="1"/>
-      <w:numFmt w:val="decimal"/>
-      <w:isLgl/>
-      <w:lvlText w:val="%1.%2.%3.%4"/>
-      <w:lvlJc w:val="left"/>
-      <w:pPr>
-        <w:ind w:left="2160" w:hanging="720"/>
-      </w:pPr>
-      <w:rPr>
-        <w:rFonts w:hint="default"/>
-      </w:rPr>
-    </w:lvl>
-    <w:lvl w:ilvl="4">
-      <w:start w:val="1"/>
-      <w:numFmt w:val="decimal"/>
-      <w:isLgl/>
-      <w:lvlText w:val="%1.%2.%3.%4.%5"/>
-      <w:lvlJc w:val="left"/>
-      <w:pPr>
-        <w:ind w:left="2880" w:hanging="1080"/>
-      </w:pPr>
-      <w:rPr>
-        <w:rFonts w:hint="default"/>
-      </w:rPr>
-    </w:lvl>
-    <w:lvl w:ilvl="5">
-      <w:start w:val="1"/>
-      <w:numFmt w:val="decimal"/>
-      <w:isLgl/>
-      <w:lvlText w:val="%1.%2.%3.%4.%5.%6"/>
-      <w:lvlJc w:val="left"/>
-      <w:pPr>
-        <w:ind w:left="3240" w:hanging="1080"/>
-      </w:pPr>
-      <w:rPr>
-        <w:rFonts w:hint="default"/>
-      </w:rPr>
-    </w:lvl>
-    <w:lvl w:ilvl="6">
-      <w:start w:val="1"/>
-      <w:numFmt w:val="decimal"/>
-      <w:isLgl/>
-      <w:lvlText w:val="%1.%2.%3.%4.%5.%6.%7"/>
-      <w:lvlJc w:val="left"/>
-      <w:pPr>
-        <w:ind w:left="3960" w:hanging="1440"/>
-      </w:pPr>
-      <w:rPr>
-        <w:rFonts w:hint="default"/>
-      </w:rPr>
-    </w:lvl>
-    <w:lvl w:ilvl="7">
-      <w:start w:val="1"/>
-      <w:numFmt w:val="decimal"/>
-      <w:isLgl/>
-      <w:lvlText w:val="%1.%2.%3.%4.%5.%6.%7.%8"/>
-      <w:lvlJc w:val="left"/>
-      <w:pPr>
-        <w:ind w:left="4320" w:hanging="1440"/>
-      </w:pPr>
-      <w:rPr>
-        <w:rFonts w:hint="default"/>
-      </w:rPr>
-    </w:lvl>
-    <w:lvl w:ilvl="8">
-      <w:start w:val="1"/>
-      <w:numFmt w:val="decimal"/>
-      <w:isLgl/>
-      <w:lvlText w:val="%1.%2.%3.%4.%5.%6.%7.%8.%9"/>
-      <w:lvlJc w:val="left"/>
-      <w:pPr>
-        <w:ind w:left="5040" w:hanging="1800"/>
-      </w:pPr>
-      <w:rPr>
-        <w:rFonts w:hint="default"/>
+      <w:rPr>
+        <w:rFonts w:ascii="Symbol" w:hAnsi="Symbol" w:hint="default"/>
+        <w:sz w:val="20"/>
+      </w:rPr>
+    </w:lvl>
+    <w:lvl w:ilvl="1" w:tentative="1">
+      <w:start w:val="1"/>
+      <w:numFmt w:val="bullet"/>
+      <w:lvlText w:val="o"/>
+      <w:lvlJc w:val="left"/>
+      <w:pPr>
+        <w:tabs>
+          <w:tab w:val="num" w:pos="1440"/>
+        </w:tabs>
+        <w:ind w:left="1440" w:hanging="360"/>
+      </w:pPr>
+      <w:rPr>
+        <w:rFonts w:ascii="Courier New" w:hAnsi="Courier New" w:hint="default"/>
+        <w:sz w:val="20"/>
+      </w:rPr>
+    </w:lvl>
+    <w:lvl w:ilvl="2" w:tentative="1">
+      <w:start w:val="1"/>
+      <w:numFmt w:val="bullet"/>
+      <w:lvlText w:val=""/>
+      <w:lvlJc w:val="left"/>
+      <w:pPr>
+        <w:tabs>
+          <w:tab w:val="num" w:pos="2160"/>
+        </w:tabs>
+        <w:ind w:left="2160" w:hanging="360"/>
+      </w:pPr>
+      <w:rPr>
+        <w:rFonts w:ascii="Wingdings" w:hAnsi="Wingdings" w:hint="default"/>
+        <w:sz w:val="20"/>
+      </w:rPr>
+    </w:lvl>
+    <w:lvl w:ilvl="3" w:tentative="1">
+      <w:start w:val="1"/>
+      <w:numFmt w:val="bullet"/>
+      <w:lvlText w:val=""/>
+      <w:lvlJc w:val="left"/>
+      <w:pPr>
+        <w:tabs>
+          <w:tab w:val="num" w:pos="2880"/>
+        </w:tabs>
+        <w:ind w:left="2880" w:hanging="360"/>
+      </w:pPr>
+      <w:rPr>
+        <w:rFonts w:ascii="Wingdings" w:hAnsi="Wingdings" w:hint="default"/>
+        <w:sz w:val="20"/>
+      </w:rPr>
+    </w:lvl>
+    <w:lvl w:ilvl="4" w:tentative="1">
+      <w:start w:val="1"/>
+      <w:numFmt w:val="bullet"/>
+      <w:lvlText w:val=""/>
+      <w:lvlJc w:val="left"/>
+      <w:pPr>
+        <w:tabs>
+          <w:tab w:val="num" w:pos="3600"/>
+        </w:tabs>
+        <w:ind w:left="3600" w:hanging="360"/>
+      </w:pPr>
+      <w:rPr>
+        <w:rFonts w:ascii="Wingdings" w:hAnsi="Wingdings" w:hint="default"/>
+        <w:sz w:val="20"/>
+      </w:rPr>
+    </w:lvl>
+    <w:lvl w:ilvl="5" w:tentative="1">
+      <w:start w:val="1"/>
+      <w:numFmt w:val="bullet"/>
+      <w:lvlText w:val=""/>
+      <w:lvlJc w:val="left"/>
+      <w:pPr>
+        <w:tabs>
+          <w:tab w:val="num" w:pos="4320"/>
+        </w:tabs>
+        <w:ind w:left="4320" w:hanging="360"/>
+      </w:pPr>
+      <w:rPr>
+        <w:rFonts w:ascii="Wingdings" w:hAnsi="Wingdings" w:hint="default"/>
+        <w:sz w:val="20"/>
+      </w:rPr>
+    </w:lvl>
+    <w:lvl w:ilvl="6" w:tentative="1">
+      <w:start w:val="1"/>
+      <w:numFmt w:val="bullet"/>
+      <w:lvlText w:val=""/>
+      <w:lvlJc w:val="left"/>
+      <w:pPr>
+        <w:tabs>
+          <w:tab w:val="num" w:pos="5040"/>
+        </w:tabs>
+        <w:ind w:left="5040" w:hanging="360"/>
+      </w:pPr>
+      <w:rPr>
+        <w:rFonts w:ascii="Wingdings" w:hAnsi="Wingdings" w:hint="default"/>
+        <w:sz w:val="20"/>
+      </w:rPr>
+    </w:lvl>
+    <w:lvl w:ilvl="7" w:tentative="1">
+      <w:start w:val="1"/>
+      <w:numFmt w:val="bullet"/>
+      <w:lvlText w:val=""/>
+      <w:lvlJc w:val="left"/>
+      <w:pPr>
+        <w:tabs>
+          <w:tab w:val="num" w:pos="5760"/>
+        </w:tabs>
+        <w:ind w:left="5760" w:hanging="360"/>
+      </w:pPr>
+      <w:rPr>
+        <w:rFonts w:ascii="Wingdings" w:hAnsi="Wingdings" w:hint="default"/>
+        <w:sz w:val="20"/>
+      </w:rPr>
+    </w:lvl>
+    <w:lvl w:ilvl="8" w:tentative="1">
+      <w:start w:val="1"/>
+      <w:numFmt w:val="bullet"/>
+      <w:lvlText w:val=""/>
+      <w:lvlJc w:val="left"/>
+      <w:pPr>
+        <w:tabs>
+          <w:tab w:val="num" w:pos="6480"/>
+        </w:tabs>
+        <w:ind w:left="6480" w:hanging="360"/>
+      </w:pPr>
+      <w:rPr>
+        <w:rFonts w:ascii="Wingdings" w:hAnsi="Wingdings" w:hint="default"/>
+        <w:sz w:val="20"/>
       </w:rPr>
     </w:lvl>
   </w:abstractNum>
-  <w:abstractNum w:abstractNumId="11">
+  <w:abstractNum w:abstractNumId="13" w15:restartNumberingAfterBreak="0">
     <w:nsid w:val="1DD82ECF"/>
     <w:multiLevelType w:val="singleLevel"/>
     <w:tmpl w:val="F4E49A9E"/>
@@ -1168,7 +1794,7 @@
       </w:rPr>
     </w:lvl>
   </w:abstractNum>
-  <w:abstractNum w:abstractNumId="12">
+  <w:abstractNum w:abstractNumId="14" w15:restartNumberingAfterBreak="0">
     <w:nsid w:val="1F082BCA"/>
     <w:multiLevelType w:val="singleLevel"/>
     <w:tmpl w:val="51D6F8B2"/>
@@ -1189,7 +1815,7 @@
       </w:rPr>
     </w:lvl>
   </w:abstractNum>
-  <w:abstractNum w:abstractNumId="13">
+  <w:abstractNum w:abstractNumId="15" w15:restartNumberingAfterBreak="0">
     <w:nsid w:val="1F7037E8"/>
     <w:multiLevelType w:val="singleLevel"/>
     <w:tmpl w:val="041E0001"/>
@@ -1211,7 +1837,7 @@
       </w:rPr>
     </w:lvl>
   </w:abstractNum>
-  <w:abstractNum w:abstractNumId="14">
+  <w:abstractNum w:abstractNumId="16" w15:restartNumberingAfterBreak="0">
     <w:nsid w:val="23A35952"/>
     <w:multiLevelType w:val="hybridMultilevel"/>
     <w:tmpl w:val="1138182E"/>
@@ -1300,7 +1926,7 @@
       </w:pPr>
     </w:lvl>
   </w:abstractNum>
-  <w:abstractNum w:abstractNumId="15">
+  <w:abstractNum w:abstractNumId="17" w15:restartNumberingAfterBreak="0">
     <w:nsid w:val="24864F4D"/>
     <w:multiLevelType w:val="hybridMultilevel"/>
     <w:tmpl w:val="2A3A61CA"/>
@@ -1441,7 +2067,305 @@
       </w:rPr>
     </w:lvl>
   </w:abstractNum>
-  <w:abstractNum w:abstractNumId="16">
+  <w:abstractNum w:abstractNumId="18" w15:restartNumberingAfterBreak="0">
+    <w:nsid w:val="24DD7A43"/>
+    <w:multiLevelType w:val="multilevel"/>
+    <w:tmpl w:val="4E5A58A4"/>
+    <w:lvl w:ilvl="0">
+      <w:start w:val="1"/>
+      <w:numFmt w:val="bullet"/>
+      <w:lvlText w:val=""/>
+      <w:lvlJc w:val="left"/>
+      <w:pPr>
+        <w:tabs>
+          <w:tab w:val="num" w:pos="720"/>
+        </w:tabs>
+        <w:ind w:left="720" w:hanging="360"/>
+      </w:pPr>
+      <w:rPr>
+        <w:rFonts w:ascii="Symbol" w:hAnsi="Symbol" w:hint="default"/>
+        <w:sz w:val="20"/>
+      </w:rPr>
+    </w:lvl>
+    <w:lvl w:ilvl="1" w:tentative="1">
+      <w:start w:val="1"/>
+      <w:numFmt w:val="bullet"/>
+      <w:lvlText w:val="o"/>
+      <w:lvlJc w:val="left"/>
+      <w:pPr>
+        <w:tabs>
+          <w:tab w:val="num" w:pos="1440"/>
+        </w:tabs>
+        <w:ind w:left="1440" w:hanging="360"/>
+      </w:pPr>
+      <w:rPr>
+        <w:rFonts w:ascii="Courier New" w:hAnsi="Courier New" w:hint="default"/>
+        <w:sz w:val="20"/>
+      </w:rPr>
+    </w:lvl>
+    <w:lvl w:ilvl="2" w:tentative="1">
+      <w:start w:val="1"/>
+      <w:numFmt w:val="bullet"/>
+      <w:lvlText w:val=""/>
+      <w:lvlJc w:val="left"/>
+      <w:pPr>
+        <w:tabs>
+          <w:tab w:val="num" w:pos="2160"/>
+        </w:tabs>
+        <w:ind w:left="2160" w:hanging="360"/>
+      </w:pPr>
+      <w:rPr>
+        <w:rFonts w:ascii="Wingdings" w:hAnsi="Wingdings" w:hint="default"/>
+        <w:sz w:val="20"/>
+      </w:rPr>
+    </w:lvl>
+    <w:lvl w:ilvl="3" w:tentative="1">
+      <w:start w:val="1"/>
+      <w:numFmt w:val="bullet"/>
+      <w:lvlText w:val=""/>
+      <w:lvlJc w:val="left"/>
+      <w:pPr>
+        <w:tabs>
+          <w:tab w:val="num" w:pos="2880"/>
+        </w:tabs>
+        <w:ind w:left="2880" w:hanging="360"/>
+      </w:pPr>
+      <w:rPr>
+        <w:rFonts w:ascii="Wingdings" w:hAnsi="Wingdings" w:hint="default"/>
+        <w:sz w:val="20"/>
+      </w:rPr>
+    </w:lvl>
+    <w:lvl w:ilvl="4" w:tentative="1">
+      <w:start w:val="1"/>
+      <w:numFmt w:val="bullet"/>
+      <w:lvlText w:val=""/>
+      <w:lvlJc w:val="left"/>
+      <w:pPr>
+        <w:tabs>
+          <w:tab w:val="num" w:pos="3600"/>
+        </w:tabs>
+        <w:ind w:left="3600" w:hanging="360"/>
+      </w:pPr>
+      <w:rPr>
+        <w:rFonts w:ascii="Wingdings" w:hAnsi="Wingdings" w:hint="default"/>
+        <w:sz w:val="20"/>
+      </w:rPr>
+    </w:lvl>
+    <w:lvl w:ilvl="5" w:tentative="1">
+      <w:start w:val="1"/>
+      <w:numFmt w:val="bullet"/>
+      <w:lvlText w:val=""/>
+      <w:lvlJc w:val="left"/>
+      <w:pPr>
+        <w:tabs>
+          <w:tab w:val="num" w:pos="4320"/>
+        </w:tabs>
+        <w:ind w:left="4320" w:hanging="360"/>
+      </w:pPr>
+      <w:rPr>
+        <w:rFonts w:ascii="Wingdings" w:hAnsi="Wingdings" w:hint="default"/>
+        <w:sz w:val="20"/>
+      </w:rPr>
+    </w:lvl>
+    <w:lvl w:ilvl="6" w:tentative="1">
+      <w:start w:val="1"/>
+      <w:numFmt w:val="bullet"/>
+      <w:lvlText w:val=""/>
+      <w:lvlJc w:val="left"/>
+      <w:pPr>
+        <w:tabs>
+          <w:tab w:val="num" w:pos="5040"/>
+        </w:tabs>
+        <w:ind w:left="5040" w:hanging="360"/>
+      </w:pPr>
+      <w:rPr>
+        <w:rFonts w:ascii="Wingdings" w:hAnsi="Wingdings" w:hint="default"/>
+        <w:sz w:val="20"/>
+      </w:rPr>
+    </w:lvl>
+    <w:lvl w:ilvl="7" w:tentative="1">
+      <w:start w:val="1"/>
+      <w:numFmt w:val="bullet"/>
+      <w:lvlText w:val=""/>
+      <w:lvlJc w:val="left"/>
+      <w:pPr>
+        <w:tabs>
+          <w:tab w:val="num" w:pos="5760"/>
+        </w:tabs>
+        <w:ind w:left="5760" w:hanging="360"/>
+      </w:pPr>
+      <w:rPr>
+        <w:rFonts w:ascii="Wingdings" w:hAnsi="Wingdings" w:hint="default"/>
+        <w:sz w:val="20"/>
+      </w:rPr>
+    </w:lvl>
+    <w:lvl w:ilvl="8" w:tentative="1">
+      <w:start w:val="1"/>
+      <w:numFmt w:val="bullet"/>
+      <w:lvlText w:val=""/>
+      <w:lvlJc w:val="left"/>
+      <w:pPr>
+        <w:tabs>
+          <w:tab w:val="num" w:pos="6480"/>
+        </w:tabs>
+        <w:ind w:left="6480" w:hanging="360"/>
+      </w:pPr>
+      <w:rPr>
+        <w:rFonts w:ascii="Wingdings" w:hAnsi="Wingdings" w:hint="default"/>
+        <w:sz w:val="20"/>
+      </w:rPr>
+    </w:lvl>
+  </w:abstractNum>
+  <w:abstractNum w:abstractNumId="19" w15:restartNumberingAfterBreak="0">
+    <w:nsid w:val="2643133D"/>
+    <w:multiLevelType w:val="multilevel"/>
+    <w:tmpl w:val="91C269AA"/>
+    <w:lvl w:ilvl="0">
+      <w:start w:val="1"/>
+      <w:numFmt w:val="bullet"/>
+      <w:lvlText w:val=""/>
+      <w:lvlJc w:val="left"/>
+      <w:pPr>
+        <w:tabs>
+          <w:tab w:val="num" w:pos="720"/>
+        </w:tabs>
+        <w:ind w:left="720" w:hanging="360"/>
+      </w:pPr>
+      <w:rPr>
+        <w:rFonts w:ascii="Symbol" w:hAnsi="Symbol" w:hint="default"/>
+        <w:sz w:val="20"/>
+      </w:rPr>
+    </w:lvl>
+    <w:lvl w:ilvl="1" w:tentative="1">
+      <w:start w:val="1"/>
+      <w:numFmt w:val="bullet"/>
+      <w:lvlText w:val="o"/>
+      <w:lvlJc w:val="left"/>
+      <w:pPr>
+        <w:tabs>
+          <w:tab w:val="num" w:pos="1440"/>
+        </w:tabs>
+        <w:ind w:left="1440" w:hanging="360"/>
+      </w:pPr>
+      <w:rPr>
+        <w:rFonts w:ascii="Courier New" w:hAnsi="Courier New" w:hint="default"/>
+        <w:sz w:val="20"/>
+      </w:rPr>
+    </w:lvl>
+    <w:lvl w:ilvl="2" w:tentative="1">
+      <w:start w:val="1"/>
+      <w:numFmt w:val="bullet"/>
+      <w:lvlText w:val=""/>
+      <w:lvlJc w:val="left"/>
+      <w:pPr>
+        <w:tabs>
+          <w:tab w:val="num" w:pos="2160"/>
+        </w:tabs>
+        <w:ind w:left="2160" w:hanging="360"/>
+      </w:pPr>
+      <w:rPr>
+        <w:rFonts w:ascii="Wingdings" w:hAnsi="Wingdings" w:hint="default"/>
+        <w:sz w:val="20"/>
+      </w:rPr>
+    </w:lvl>
+    <w:lvl w:ilvl="3" w:tentative="1">
+      <w:start w:val="1"/>
+      <w:numFmt w:val="bullet"/>
+      <w:lvlText w:val=""/>
+      <w:lvlJc w:val="left"/>
+      <w:pPr>
+        <w:tabs>
+          <w:tab w:val="num" w:pos="2880"/>
+        </w:tabs>
+        <w:ind w:left="2880" w:hanging="360"/>
+      </w:pPr>
+      <w:rPr>
+        <w:rFonts w:ascii="Wingdings" w:hAnsi="Wingdings" w:hint="default"/>
+        <w:sz w:val="20"/>
+      </w:rPr>
+    </w:lvl>
+    <w:lvl w:ilvl="4" w:tentative="1">
+      <w:start w:val="1"/>
+      <w:numFmt w:val="bullet"/>
+      <w:lvlText w:val=""/>
+      <w:lvlJc w:val="left"/>
+      <w:pPr>
+        <w:tabs>
+          <w:tab w:val="num" w:pos="3600"/>
+        </w:tabs>
+        <w:ind w:left="3600" w:hanging="360"/>
+      </w:pPr>
+      <w:rPr>
+        <w:rFonts w:ascii="Wingdings" w:hAnsi="Wingdings" w:hint="default"/>
+        <w:sz w:val="20"/>
+      </w:rPr>
+    </w:lvl>
+    <w:lvl w:ilvl="5" w:tentative="1">
+      <w:start w:val="1"/>
+      <w:numFmt w:val="bullet"/>
+      <w:lvlText w:val=""/>
+      <w:lvlJc w:val="left"/>
+      <w:pPr>
+        <w:tabs>
+          <w:tab w:val="num" w:pos="4320"/>
+        </w:tabs>
+        <w:ind w:left="4320" w:hanging="360"/>
+      </w:pPr>
+      <w:rPr>
+        <w:rFonts w:ascii="Wingdings" w:hAnsi="Wingdings" w:hint="default"/>
+        <w:sz w:val="20"/>
+      </w:rPr>
+    </w:lvl>
+    <w:lvl w:ilvl="6" w:tentative="1">
+      <w:start w:val="1"/>
+      <w:numFmt w:val="bullet"/>
+      <w:lvlText w:val=""/>
+      <w:lvlJc w:val="left"/>
+      <w:pPr>
+        <w:tabs>
+          <w:tab w:val="num" w:pos="5040"/>
+        </w:tabs>
+        <w:ind w:left="5040" w:hanging="360"/>
+      </w:pPr>
+      <w:rPr>
+        <w:rFonts w:ascii="Wingdings" w:hAnsi="Wingdings" w:hint="default"/>
+        <w:sz w:val="20"/>
+      </w:rPr>
+    </w:lvl>
+    <w:lvl w:ilvl="7" w:tentative="1">
+      <w:start w:val="1"/>
+      <w:numFmt w:val="bullet"/>
+      <w:lvlText w:val=""/>
+      <w:lvlJc w:val="left"/>
+      <w:pPr>
+        <w:tabs>
+          <w:tab w:val="num" w:pos="5760"/>
+        </w:tabs>
+        <w:ind w:left="5760" w:hanging="360"/>
+      </w:pPr>
+      <w:rPr>
+        <w:rFonts w:ascii="Wingdings" w:hAnsi="Wingdings" w:hint="default"/>
+        <w:sz w:val="20"/>
+      </w:rPr>
+    </w:lvl>
+    <w:lvl w:ilvl="8" w:tentative="1">
+      <w:start w:val="1"/>
+      <w:numFmt w:val="bullet"/>
+      <w:lvlText w:val=""/>
+      <w:lvlJc w:val="left"/>
+      <w:pPr>
+        <w:tabs>
+          <w:tab w:val="num" w:pos="6480"/>
+        </w:tabs>
+        <w:ind w:left="6480" w:hanging="360"/>
+      </w:pPr>
+      <w:rPr>
+        <w:rFonts w:ascii="Wingdings" w:hAnsi="Wingdings" w:hint="default"/>
+        <w:sz w:val="20"/>
+      </w:rPr>
+    </w:lvl>
+  </w:abstractNum>
+  <w:abstractNum w:abstractNumId="20" w15:restartNumberingAfterBreak="0">
     <w:nsid w:val="37CD7934"/>
     <w:multiLevelType w:val="singleLevel"/>
     <w:tmpl w:val="041E0005"/>
@@ -1463,7 +2387,93 @@
       </w:rPr>
     </w:lvl>
   </w:abstractNum>
-  <w:abstractNum w:abstractNumId="17">
+  <w:abstractNum w:abstractNumId="21" w15:restartNumberingAfterBreak="0">
+    <w:nsid w:val="3D547FDF"/>
+    <w:multiLevelType w:val="hybridMultilevel"/>
+    <w:tmpl w:val="CF86D6E4"/>
+    <w:lvl w:ilvl="0" w:tplc="0409000F">
+      <w:start w:val="1"/>
+      <w:numFmt w:val="decimal"/>
+      <w:lvlText w:val="%1."/>
+      <w:lvlJc w:val="left"/>
+      <w:pPr>
+        <w:ind w:left="720" w:hanging="360"/>
+      </w:pPr>
+    </w:lvl>
+    <w:lvl w:ilvl="1" w:tplc="04090019" w:tentative="1">
+      <w:start w:val="1"/>
+      <w:numFmt w:val="lowerLetter"/>
+      <w:lvlText w:val="%2."/>
+      <w:lvlJc w:val="left"/>
+      <w:pPr>
+        <w:ind w:left="1440" w:hanging="360"/>
+      </w:pPr>
+    </w:lvl>
+    <w:lvl w:ilvl="2" w:tplc="0409001B" w:tentative="1">
+      <w:start w:val="1"/>
+      <w:numFmt w:val="lowerRoman"/>
+      <w:lvlText w:val="%3."/>
+      <w:lvlJc w:val="right"/>
+      <w:pPr>
+        <w:ind w:left="2160" w:hanging="180"/>
+      </w:pPr>
+    </w:lvl>
+    <w:lvl w:ilvl="3" w:tplc="0409000F" w:tentative="1">
+      <w:start w:val="1"/>
+      <w:numFmt w:val="decimal"/>
+      <w:lvlText w:val="%4."/>
+      <w:lvlJc w:val="left"/>
+      <w:pPr>
+        <w:ind w:left="2880" w:hanging="360"/>
+      </w:pPr>
+    </w:lvl>
+    <w:lvl w:ilvl="4" w:tplc="04090019" w:tentative="1">
+      <w:start w:val="1"/>
+      <w:numFmt w:val="lowerLetter"/>
+      <w:lvlText w:val="%5."/>
+      <w:lvlJc w:val="left"/>
+      <w:pPr>
+        <w:ind w:left="3600" w:hanging="360"/>
+      </w:pPr>
+    </w:lvl>
+    <w:lvl w:ilvl="5" w:tplc="0409001B" w:tentative="1">
+      <w:start w:val="1"/>
+      <w:numFmt w:val="lowerRoman"/>
+      <w:lvlText w:val="%6."/>
+      <w:lvlJc w:val="right"/>
+      <w:pPr>
+        <w:ind w:left="4320" w:hanging="180"/>
+      </w:pPr>
+    </w:lvl>
+    <w:lvl w:ilvl="6" w:tplc="0409000F" w:tentative="1">
+      <w:start w:val="1"/>
+      <w:numFmt w:val="decimal"/>
+      <w:lvlText w:val="%7."/>
+      <w:lvlJc w:val="left"/>
+      <w:pPr>
+        <w:ind w:left="5040" w:hanging="360"/>
+      </w:pPr>
+    </w:lvl>
+    <w:lvl w:ilvl="7" w:tplc="04090019" w:tentative="1">
+      <w:start w:val="1"/>
+      <w:numFmt w:val="lowerLetter"/>
+      <w:lvlText w:val="%8."/>
+      <w:lvlJc w:val="left"/>
+      <w:pPr>
+        <w:ind w:left="5760" w:hanging="360"/>
+      </w:pPr>
+    </w:lvl>
+    <w:lvl w:ilvl="8" w:tplc="0409001B" w:tentative="1">
+      <w:start w:val="1"/>
+      <w:numFmt w:val="lowerRoman"/>
+      <w:lvlText w:val="%9."/>
+      <w:lvlJc w:val="right"/>
+      <w:pPr>
+        <w:ind w:left="6480" w:hanging="180"/>
+      </w:pPr>
+    </w:lvl>
+  </w:abstractNum>
+  <w:abstractNum w:abstractNumId="22" w15:restartNumberingAfterBreak="0">
     <w:nsid w:val="3D5A663F"/>
     <w:multiLevelType w:val="singleLevel"/>
     <w:tmpl w:val="041E0005"/>
@@ -1485,7 +2495,1028 @@
       </w:rPr>
     </w:lvl>
   </w:abstractNum>
-  <w:abstractNum w:abstractNumId="18">
+  <w:abstractNum w:abstractNumId="23" w15:restartNumberingAfterBreak="0">
+    <w:nsid w:val="43B541D0"/>
+    <w:multiLevelType w:val="multilevel"/>
+    <w:tmpl w:val="00C4C926"/>
+    <w:lvl w:ilvl="0">
+      <w:start w:val="1"/>
+      <w:numFmt w:val="bullet"/>
+      <w:lvlText w:val=""/>
+      <w:lvlJc w:val="left"/>
+      <w:pPr>
+        <w:tabs>
+          <w:tab w:val="num" w:pos="720"/>
+        </w:tabs>
+        <w:ind w:left="720" w:hanging="360"/>
+      </w:pPr>
+      <w:rPr>
+        <w:rFonts w:ascii="Symbol" w:hAnsi="Symbol" w:hint="default"/>
+        <w:sz w:val="20"/>
+      </w:rPr>
+    </w:lvl>
+    <w:lvl w:ilvl="1" w:tentative="1">
+      <w:start w:val="1"/>
+      <w:numFmt w:val="bullet"/>
+      <w:lvlText w:val="o"/>
+      <w:lvlJc w:val="left"/>
+      <w:pPr>
+        <w:tabs>
+          <w:tab w:val="num" w:pos="1440"/>
+        </w:tabs>
+        <w:ind w:left="1440" w:hanging="360"/>
+      </w:pPr>
+      <w:rPr>
+        <w:rFonts w:ascii="Courier New" w:hAnsi="Courier New" w:hint="default"/>
+        <w:sz w:val="20"/>
+      </w:rPr>
+    </w:lvl>
+    <w:lvl w:ilvl="2" w:tentative="1">
+      <w:start w:val="1"/>
+      <w:numFmt w:val="bullet"/>
+      <w:lvlText w:val=""/>
+      <w:lvlJc w:val="left"/>
+      <w:pPr>
+        <w:tabs>
+          <w:tab w:val="num" w:pos="2160"/>
+        </w:tabs>
+        <w:ind w:left="2160" w:hanging="360"/>
+      </w:pPr>
+      <w:rPr>
+        <w:rFonts w:ascii="Wingdings" w:hAnsi="Wingdings" w:hint="default"/>
+        <w:sz w:val="20"/>
+      </w:rPr>
+    </w:lvl>
+    <w:lvl w:ilvl="3" w:tentative="1">
+      <w:start w:val="1"/>
+      <w:numFmt w:val="bullet"/>
+      <w:lvlText w:val=""/>
+      <w:lvlJc w:val="left"/>
+      <w:pPr>
+        <w:tabs>
+          <w:tab w:val="num" w:pos="2880"/>
+        </w:tabs>
+        <w:ind w:left="2880" w:hanging="360"/>
+      </w:pPr>
+      <w:rPr>
+        <w:rFonts w:ascii="Wingdings" w:hAnsi="Wingdings" w:hint="default"/>
+        <w:sz w:val="20"/>
+      </w:rPr>
+    </w:lvl>
+    <w:lvl w:ilvl="4" w:tentative="1">
+      <w:start w:val="1"/>
+      <w:numFmt w:val="bullet"/>
+      <w:lvlText w:val=""/>
+      <w:lvlJc w:val="left"/>
+      <w:pPr>
+        <w:tabs>
+          <w:tab w:val="num" w:pos="3600"/>
+        </w:tabs>
+        <w:ind w:left="3600" w:hanging="360"/>
+      </w:pPr>
+      <w:rPr>
+        <w:rFonts w:ascii="Wingdings" w:hAnsi="Wingdings" w:hint="default"/>
+        <w:sz w:val="20"/>
+      </w:rPr>
+    </w:lvl>
+    <w:lvl w:ilvl="5" w:tentative="1">
+      <w:start w:val="1"/>
+      <w:numFmt w:val="bullet"/>
+      <w:lvlText w:val=""/>
+      <w:lvlJc w:val="left"/>
+      <w:pPr>
+        <w:tabs>
+          <w:tab w:val="num" w:pos="4320"/>
+        </w:tabs>
+        <w:ind w:left="4320" w:hanging="360"/>
+      </w:pPr>
+      <w:rPr>
+        <w:rFonts w:ascii="Wingdings" w:hAnsi="Wingdings" w:hint="default"/>
+        <w:sz w:val="20"/>
+      </w:rPr>
+    </w:lvl>
+    <w:lvl w:ilvl="6" w:tentative="1">
+      <w:start w:val="1"/>
+      <w:numFmt w:val="bullet"/>
+      <w:lvlText w:val=""/>
+      <w:lvlJc w:val="left"/>
+      <w:pPr>
+        <w:tabs>
+          <w:tab w:val="num" w:pos="5040"/>
+        </w:tabs>
+        <w:ind w:left="5040" w:hanging="360"/>
+      </w:pPr>
+      <w:rPr>
+        <w:rFonts w:ascii="Wingdings" w:hAnsi="Wingdings" w:hint="default"/>
+        <w:sz w:val="20"/>
+      </w:rPr>
+    </w:lvl>
+    <w:lvl w:ilvl="7" w:tentative="1">
+      <w:start w:val="1"/>
+      <w:numFmt w:val="bullet"/>
+      <w:lvlText w:val=""/>
+      <w:lvlJc w:val="left"/>
+      <w:pPr>
+        <w:tabs>
+          <w:tab w:val="num" w:pos="5760"/>
+        </w:tabs>
+        <w:ind w:left="5760" w:hanging="360"/>
+      </w:pPr>
+      <w:rPr>
+        <w:rFonts w:ascii="Wingdings" w:hAnsi="Wingdings" w:hint="default"/>
+        <w:sz w:val="20"/>
+      </w:rPr>
+    </w:lvl>
+    <w:lvl w:ilvl="8" w:tentative="1">
+      <w:start w:val="1"/>
+      <w:numFmt w:val="bullet"/>
+      <w:lvlText w:val=""/>
+      <w:lvlJc w:val="left"/>
+      <w:pPr>
+        <w:tabs>
+          <w:tab w:val="num" w:pos="6480"/>
+        </w:tabs>
+        <w:ind w:left="6480" w:hanging="360"/>
+      </w:pPr>
+      <w:rPr>
+        <w:rFonts w:ascii="Wingdings" w:hAnsi="Wingdings" w:hint="default"/>
+        <w:sz w:val="20"/>
+      </w:rPr>
+    </w:lvl>
+  </w:abstractNum>
+  <w:abstractNum w:abstractNumId="24" w15:restartNumberingAfterBreak="0">
+    <w:nsid w:val="44CE64E7"/>
+    <w:multiLevelType w:val="hybridMultilevel"/>
+    <w:tmpl w:val="A0926A3E"/>
+    <w:lvl w:ilvl="0" w:tplc="04090001">
+      <w:start w:val="1"/>
+      <w:numFmt w:val="bullet"/>
+      <w:lvlText w:val=""/>
+      <w:lvlJc w:val="left"/>
+      <w:pPr>
+        <w:ind w:left="720" w:hanging="360"/>
+      </w:pPr>
+      <w:rPr>
+        <w:rFonts w:ascii="Symbol" w:hAnsi="Symbol" w:hint="default"/>
+      </w:rPr>
+    </w:lvl>
+    <w:lvl w:ilvl="1" w:tplc="04090003" w:tentative="1">
+      <w:start w:val="1"/>
+      <w:numFmt w:val="bullet"/>
+      <w:lvlText w:val="o"/>
+      <w:lvlJc w:val="left"/>
+      <w:pPr>
+        <w:ind w:left="1440" w:hanging="360"/>
+      </w:pPr>
+      <w:rPr>
+        <w:rFonts w:ascii="Courier New" w:hAnsi="Courier New" w:hint="default"/>
+      </w:rPr>
+    </w:lvl>
+    <w:lvl w:ilvl="2" w:tplc="04090005" w:tentative="1">
+      <w:start w:val="1"/>
+      <w:numFmt w:val="bullet"/>
+      <w:lvlText w:val=""/>
+      <w:lvlJc w:val="left"/>
+      <w:pPr>
+        <w:ind w:left="2160" w:hanging="360"/>
+      </w:pPr>
+      <w:rPr>
+        <w:rFonts w:ascii="Wingdings" w:hAnsi="Wingdings" w:hint="default"/>
+      </w:rPr>
+    </w:lvl>
+    <w:lvl w:ilvl="3" w:tplc="04090001" w:tentative="1">
+      <w:start w:val="1"/>
+      <w:numFmt w:val="bullet"/>
+      <w:lvlText w:val=""/>
+      <w:lvlJc w:val="left"/>
+      <w:pPr>
+        <w:ind w:left="2880" w:hanging="360"/>
+      </w:pPr>
+      <w:rPr>
+        <w:rFonts w:ascii="Symbol" w:hAnsi="Symbol" w:hint="default"/>
+      </w:rPr>
+    </w:lvl>
+    <w:lvl w:ilvl="4" w:tplc="04090003" w:tentative="1">
+      <w:start w:val="1"/>
+      <w:numFmt w:val="bullet"/>
+      <w:lvlText w:val="o"/>
+      <w:lvlJc w:val="left"/>
+      <w:pPr>
+        <w:ind w:left="3600" w:hanging="360"/>
+      </w:pPr>
+      <w:rPr>
+        <w:rFonts w:ascii="Courier New" w:hAnsi="Courier New" w:hint="default"/>
+      </w:rPr>
+    </w:lvl>
+    <w:lvl w:ilvl="5" w:tplc="04090005" w:tentative="1">
+      <w:start w:val="1"/>
+      <w:numFmt w:val="bullet"/>
+      <w:lvlText w:val=""/>
+      <w:lvlJc w:val="left"/>
+      <w:pPr>
+        <w:ind w:left="4320" w:hanging="360"/>
+      </w:pPr>
+      <w:rPr>
+        <w:rFonts w:ascii="Wingdings" w:hAnsi="Wingdings" w:hint="default"/>
+      </w:rPr>
+    </w:lvl>
+    <w:lvl w:ilvl="6" w:tplc="04090001" w:tentative="1">
+      <w:start w:val="1"/>
+      <w:numFmt w:val="bullet"/>
+      <w:lvlText w:val=""/>
+      <w:lvlJc w:val="left"/>
+      <w:pPr>
+        <w:ind w:left="5040" w:hanging="360"/>
+      </w:pPr>
+      <w:rPr>
+        <w:rFonts w:ascii="Symbol" w:hAnsi="Symbol" w:hint="default"/>
+      </w:rPr>
+    </w:lvl>
+    <w:lvl w:ilvl="7" w:tplc="04090003" w:tentative="1">
+      <w:start w:val="1"/>
+      <w:numFmt w:val="bullet"/>
+      <w:lvlText w:val="o"/>
+      <w:lvlJc w:val="left"/>
+      <w:pPr>
+        <w:ind w:left="5760" w:hanging="360"/>
+      </w:pPr>
+      <w:rPr>
+        <w:rFonts w:ascii="Courier New" w:hAnsi="Courier New" w:hint="default"/>
+      </w:rPr>
+    </w:lvl>
+    <w:lvl w:ilvl="8" w:tplc="04090005" w:tentative="1">
+      <w:start w:val="1"/>
+      <w:numFmt w:val="bullet"/>
+      <w:lvlText w:val=""/>
+      <w:lvlJc w:val="left"/>
+      <w:pPr>
+        <w:ind w:left="6480" w:hanging="360"/>
+      </w:pPr>
+      <w:rPr>
+        <w:rFonts w:ascii="Wingdings" w:hAnsi="Wingdings" w:hint="default"/>
+      </w:rPr>
+    </w:lvl>
+  </w:abstractNum>
+  <w:abstractNum w:abstractNumId="25" w15:restartNumberingAfterBreak="0">
+    <w:nsid w:val="476770AA"/>
+    <w:multiLevelType w:val="multilevel"/>
+    <w:tmpl w:val="F48667E0"/>
+    <w:lvl w:ilvl="0">
+      <w:start w:val="1"/>
+      <w:numFmt w:val="bullet"/>
+      <w:lvlText w:val=""/>
+      <w:lvlJc w:val="left"/>
+      <w:pPr>
+        <w:tabs>
+          <w:tab w:val="num" w:pos="720"/>
+        </w:tabs>
+        <w:ind w:left="720" w:hanging="360"/>
+      </w:pPr>
+      <w:rPr>
+        <w:rFonts w:ascii="Symbol" w:hAnsi="Symbol" w:hint="default"/>
+        <w:sz w:val="20"/>
+      </w:rPr>
+    </w:lvl>
+    <w:lvl w:ilvl="1" w:tentative="1">
+      <w:start w:val="1"/>
+      <w:numFmt w:val="bullet"/>
+      <w:lvlText w:val="o"/>
+      <w:lvlJc w:val="left"/>
+      <w:pPr>
+        <w:tabs>
+          <w:tab w:val="num" w:pos="1440"/>
+        </w:tabs>
+        <w:ind w:left="1440" w:hanging="360"/>
+      </w:pPr>
+      <w:rPr>
+        <w:rFonts w:ascii="Courier New" w:hAnsi="Courier New" w:hint="default"/>
+        <w:sz w:val="20"/>
+      </w:rPr>
+    </w:lvl>
+    <w:lvl w:ilvl="2" w:tentative="1">
+      <w:start w:val="1"/>
+      <w:numFmt w:val="bullet"/>
+      <w:lvlText w:val=""/>
+      <w:lvlJc w:val="left"/>
+      <w:pPr>
+        <w:tabs>
+          <w:tab w:val="num" w:pos="2160"/>
+        </w:tabs>
+        <w:ind w:left="2160" w:hanging="360"/>
+      </w:pPr>
+      <w:rPr>
+        <w:rFonts w:ascii="Wingdings" w:hAnsi="Wingdings" w:hint="default"/>
+        <w:sz w:val="20"/>
+      </w:rPr>
+    </w:lvl>
+    <w:lvl w:ilvl="3" w:tentative="1">
+      <w:start w:val="1"/>
+      <w:numFmt w:val="bullet"/>
+      <w:lvlText w:val=""/>
+      <w:lvlJc w:val="left"/>
+      <w:pPr>
+        <w:tabs>
+          <w:tab w:val="num" w:pos="2880"/>
+        </w:tabs>
+        <w:ind w:left="2880" w:hanging="360"/>
+      </w:pPr>
+      <w:rPr>
+        <w:rFonts w:ascii="Wingdings" w:hAnsi="Wingdings" w:hint="default"/>
+        <w:sz w:val="20"/>
+      </w:rPr>
+    </w:lvl>
+    <w:lvl w:ilvl="4" w:tentative="1">
+      <w:start w:val="1"/>
+      <w:numFmt w:val="bullet"/>
+      <w:lvlText w:val=""/>
+      <w:lvlJc w:val="left"/>
+      <w:pPr>
+        <w:tabs>
+          <w:tab w:val="num" w:pos="3600"/>
+        </w:tabs>
+        <w:ind w:left="3600" w:hanging="360"/>
+      </w:pPr>
+      <w:rPr>
+        <w:rFonts w:ascii="Wingdings" w:hAnsi="Wingdings" w:hint="default"/>
+        <w:sz w:val="20"/>
+      </w:rPr>
+    </w:lvl>
+    <w:lvl w:ilvl="5" w:tentative="1">
+      <w:start w:val="1"/>
+      <w:numFmt w:val="bullet"/>
+      <w:lvlText w:val=""/>
+      <w:lvlJc w:val="left"/>
+      <w:pPr>
+        <w:tabs>
+          <w:tab w:val="num" w:pos="4320"/>
+        </w:tabs>
+        <w:ind w:left="4320" w:hanging="360"/>
+      </w:pPr>
+      <w:rPr>
+        <w:rFonts w:ascii="Wingdings" w:hAnsi="Wingdings" w:hint="default"/>
+        <w:sz w:val="20"/>
+      </w:rPr>
+    </w:lvl>
+    <w:lvl w:ilvl="6" w:tentative="1">
+      <w:start w:val="1"/>
+      <w:numFmt w:val="bullet"/>
+      <w:lvlText w:val=""/>
+      <w:lvlJc w:val="left"/>
+      <w:pPr>
+        <w:tabs>
+          <w:tab w:val="num" w:pos="5040"/>
+        </w:tabs>
+        <w:ind w:left="5040" w:hanging="360"/>
+      </w:pPr>
+      <w:rPr>
+        <w:rFonts w:ascii="Wingdings" w:hAnsi="Wingdings" w:hint="default"/>
+        <w:sz w:val="20"/>
+      </w:rPr>
+    </w:lvl>
+    <w:lvl w:ilvl="7" w:tentative="1">
+      <w:start w:val="1"/>
+      <w:numFmt w:val="bullet"/>
+      <w:lvlText w:val=""/>
+      <w:lvlJc w:val="left"/>
+      <w:pPr>
+        <w:tabs>
+          <w:tab w:val="num" w:pos="5760"/>
+        </w:tabs>
+        <w:ind w:left="5760" w:hanging="360"/>
+      </w:pPr>
+      <w:rPr>
+        <w:rFonts w:ascii="Wingdings" w:hAnsi="Wingdings" w:hint="default"/>
+        <w:sz w:val="20"/>
+      </w:rPr>
+    </w:lvl>
+    <w:lvl w:ilvl="8" w:tentative="1">
+      <w:start w:val="1"/>
+      <w:numFmt w:val="bullet"/>
+      <w:lvlText w:val=""/>
+      <w:lvlJc w:val="left"/>
+      <w:pPr>
+        <w:tabs>
+          <w:tab w:val="num" w:pos="6480"/>
+        </w:tabs>
+        <w:ind w:left="6480" w:hanging="360"/>
+      </w:pPr>
+      <w:rPr>
+        <w:rFonts w:ascii="Wingdings" w:hAnsi="Wingdings" w:hint="default"/>
+        <w:sz w:val="20"/>
+      </w:rPr>
+    </w:lvl>
+  </w:abstractNum>
+  <w:abstractNum w:abstractNumId="26" w15:restartNumberingAfterBreak="0">
+    <w:nsid w:val="49797074"/>
+    <w:multiLevelType w:val="multilevel"/>
+    <w:tmpl w:val="A3FA43A8"/>
+    <w:lvl w:ilvl="0">
+      <w:start w:val="1"/>
+      <w:numFmt w:val="bullet"/>
+      <w:lvlText w:val=""/>
+      <w:lvlJc w:val="left"/>
+      <w:pPr>
+        <w:tabs>
+          <w:tab w:val="num" w:pos="720"/>
+        </w:tabs>
+        <w:ind w:left="720" w:hanging="360"/>
+      </w:pPr>
+      <w:rPr>
+        <w:rFonts w:ascii="Symbol" w:hAnsi="Symbol" w:hint="default"/>
+        <w:sz w:val="20"/>
+      </w:rPr>
+    </w:lvl>
+    <w:lvl w:ilvl="1" w:tentative="1">
+      <w:start w:val="1"/>
+      <w:numFmt w:val="bullet"/>
+      <w:lvlText w:val="o"/>
+      <w:lvlJc w:val="left"/>
+      <w:pPr>
+        <w:tabs>
+          <w:tab w:val="num" w:pos="1440"/>
+        </w:tabs>
+        <w:ind w:left="1440" w:hanging="360"/>
+      </w:pPr>
+      <w:rPr>
+        <w:rFonts w:ascii="Courier New" w:hAnsi="Courier New" w:hint="default"/>
+        <w:sz w:val="20"/>
+      </w:rPr>
+    </w:lvl>
+    <w:lvl w:ilvl="2" w:tentative="1">
+      <w:start w:val="1"/>
+      <w:numFmt w:val="bullet"/>
+      <w:lvlText w:val=""/>
+      <w:lvlJc w:val="left"/>
+      <w:pPr>
+        <w:tabs>
+          <w:tab w:val="num" w:pos="2160"/>
+        </w:tabs>
+        <w:ind w:left="2160" w:hanging="360"/>
+      </w:pPr>
+      <w:rPr>
+        <w:rFonts w:ascii="Wingdings" w:hAnsi="Wingdings" w:hint="default"/>
+        <w:sz w:val="20"/>
+      </w:rPr>
+    </w:lvl>
+    <w:lvl w:ilvl="3" w:tentative="1">
+      <w:start w:val="1"/>
+      <w:numFmt w:val="bullet"/>
+      <w:lvlText w:val=""/>
+      <w:lvlJc w:val="left"/>
+      <w:pPr>
+        <w:tabs>
+          <w:tab w:val="num" w:pos="2880"/>
+        </w:tabs>
+        <w:ind w:left="2880" w:hanging="360"/>
+      </w:pPr>
+      <w:rPr>
+        <w:rFonts w:ascii="Wingdings" w:hAnsi="Wingdings" w:hint="default"/>
+        <w:sz w:val="20"/>
+      </w:rPr>
+    </w:lvl>
+    <w:lvl w:ilvl="4" w:tentative="1">
+      <w:start w:val="1"/>
+      <w:numFmt w:val="bullet"/>
+      <w:lvlText w:val=""/>
+      <w:lvlJc w:val="left"/>
+      <w:pPr>
+        <w:tabs>
+          <w:tab w:val="num" w:pos="3600"/>
+        </w:tabs>
+        <w:ind w:left="3600" w:hanging="360"/>
+      </w:pPr>
+      <w:rPr>
+        <w:rFonts w:ascii="Wingdings" w:hAnsi="Wingdings" w:hint="default"/>
+        <w:sz w:val="20"/>
+      </w:rPr>
+    </w:lvl>
+    <w:lvl w:ilvl="5" w:tentative="1">
+      <w:start w:val="1"/>
+      <w:numFmt w:val="bullet"/>
+      <w:lvlText w:val=""/>
+      <w:lvlJc w:val="left"/>
+      <w:pPr>
+        <w:tabs>
+          <w:tab w:val="num" w:pos="4320"/>
+        </w:tabs>
+        <w:ind w:left="4320" w:hanging="360"/>
+      </w:pPr>
+      <w:rPr>
+        <w:rFonts w:ascii="Wingdings" w:hAnsi="Wingdings" w:hint="default"/>
+        <w:sz w:val="20"/>
+      </w:rPr>
+    </w:lvl>
+    <w:lvl w:ilvl="6" w:tentative="1">
+      <w:start w:val="1"/>
+      <w:numFmt w:val="bullet"/>
+      <w:lvlText w:val=""/>
+      <w:lvlJc w:val="left"/>
+      <w:pPr>
+        <w:tabs>
+          <w:tab w:val="num" w:pos="5040"/>
+        </w:tabs>
+        <w:ind w:left="5040" w:hanging="360"/>
+      </w:pPr>
+      <w:rPr>
+        <w:rFonts w:ascii="Wingdings" w:hAnsi="Wingdings" w:hint="default"/>
+        <w:sz w:val="20"/>
+      </w:rPr>
+    </w:lvl>
+    <w:lvl w:ilvl="7" w:tentative="1">
+      <w:start w:val="1"/>
+      <w:numFmt w:val="bullet"/>
+      <w:lvlText w:val=""/>
+      <w:lvlJc w:val="left"/>
+      <w:pPr>
+        <w:tabs>
+          <w:tab w:val="num" w:pos="5760"/>
+        </w:tabs>
+        <w:ind w:left="5760" w:hanging="360"/>
+      </w:pPr>
+      <w:rPr>
+        <w:rFonts w:ascii="Wingdings" w:hAnsi="Wingdings" w:hint="default"/>
+        <w:sz w:val="20"/>
+      </w:rPr>
+    </w:lvl>
+    <w:lvl w:ilvl="8" w:tentative="1">
+      <w:start w:val="1"/>
+      <w:numFmt w:val="bullet"/>
+      <w:lvlText w:val=""/>
+      <w:lvlJc w:val="left"/>
+      <w:pPr>
+        <w:tabs>
+          <w:tab w:val="num" w:pos="6480"/>
+        </w:tabs>
+        <w:ind w:left="6480" w:hanging="360"/>
+      </w:pPr>
+      <w:rPr>
+        <w:rFonts w:ascii="Wingdings" w:hAnsi="Wingdings" w:hint="default"/>
+        <w:sz w:val="20"/>
+      </w:rPr>
+    </w:lvl>
+  </w:abstractNum>
+  <w:abstractNum w:abstractNumId="27" w15:restartNumberingAfterBreak="0">
+    <w:nsid w:val="4C1B63D7"/>
+    <w:multiLevelType w:val="multilevel"/>
+    <w:tmpl w:val="E924BCEC"/>
+    <w:lvl w:ilvl="0">
+      <w:start w:val="1"/>
+      <w:numFmt w:val="bullet"/>
+      <w:lvlText w:val=""/>
+      <w:lvlJc w:val="left"/>
+      <w:pPr>
+        <w:tabs>
+          <w:tab w:val="num" w:pos="720"/>
+        </w:tabs>
+        <w:ind w:left="720" w:hanging="360"/>
+      </w:pPr>
+      <w:rPr>
+        <w:rFonts w:ascii="Symbol" w:hAnsi="Symbol" w:hint="default"/>
+        <w:sz w:val="20"/>
+      </w:rPr>
+    </w:lvl>
+    <w:lvl w:ilvl="1" w:tentative="1">
+      <w:start w:val="1"/>
+      <w:numFmt w:val="bullet"/>
+      <w:lvlText w:val="o"/>
+      <w:lvlJc w:val="left"/>
+      <w:pPr>
+        <w:tabs>
+          <w:tab w:val="num" w:pos="1440"/>
+        </w:tabs>
+        <w:ind w:left="1440" w:hanging="360"/>
+      </w:pPr>
+      <w:rPr>
+        <w:rFonts w:ascii="Courier New" w:hAnsi="Courier New" w:hint="default"/>
+        <w:sz w:val="20"/>
+      </w:rPr>
+    </w:lvl>
+    <w:lvl w:ilvl="2" w:tentative="1">
+      <w:start w:val="1"/>
+      <w:numFmt w:val="bullet"/>
+      <w:lvlText w:val=""/>
+      <w:lvlJc w:val="left"/>
+      <w:pPr>
+        <w:tabs>
+          <w:tab w:val="num" w:pos="2160"/>
+        </w:tabs>
+        <w:ind w:left="2160" w:hanging="360"/>
+      </w:pPr>
+      <w:rPr>
+        <w:rFonts w:ascii="Wingdings" w:hAnsi="Wingdings" w:hint="default"/>
+        <w:sz w:val="20"/>
+      </w:rPr>
+    </w:lvl>
+    <w:lvl w:ilvl="3" w:tentative="1">
+      <w:start w:val="1"/>
+      <w:numFmt w:val="bullet"/>
+      <w:lvlText w:val=""/>
+      <w:lvlJc w:val="left"/>
+      <w:pPr>
+        <w:tabs>
+          <w:tab w:val="num" w:pos="2880"/>
+        </w:tabs>
+        <w:ind w:left="2880" w:hanging="360"/>
+      </w:pPr>
+      <w:rPr>
+        <w:rFonts w:ascii="Wingdings" w:hAnsi="Wingdings" w:hint="default"/>
+        <w:sz w:val="20"/>
+      </w:rPr>
+    </w:lvl>
+    <w:lvl w:ilvl="4" w:tentative="1">
+      <w:start w:val="1"/>
+      <w:numFmt w:val="bullet"/>
+      <w:lvlText w:val=""/>
+      <w:lvlJc w:val="left"/>
+      <w:pPr>
+        <w:tabs>
+          <w:tab w:val="num" w:pos="3600"/>
+        </w:tabs>
+        <w:ind w:left="3600" w:hanging="360"/>
+      </w:pPr>
+      <w:rPr>
+        <w:rFonts w:ascii="Wingdings" w:hAnsi="Wingdings" w:hint="default"/>
+        <w:sz w:val="20"/>
+      </w:rPr>
+    </w:lvl>
+    <w:lvl w:ilvl="5" w:tentative="1">
+      <w:start w:val="1"/>
+      <w:numFmt w:val="bullet"/>
+      <w:lvlText w:val=""/>
+      <w:lvlJc w:val="left"/>
+      <w:pPr>
+        <w:tabs>
+          <w:tab w:val="num" w:pos="4320"/>
+        </w:tabs>
+        <w:ind w:left="4320" w:hanging="360"/>
+      </w:pPr>
+      <w:rPr>
+        <w:rFonts w:ascii="Wingdings" w:hAnsi="Wingdings" w:hint="default"/>
+        <w:sz w:val="20"/>
+      </w:rPr>
+    </w:lvl>
+    <w:lvl w:ilvl="6" w:tentative="1">
+      <w:start w:val="1"/>
+      <w:numFmt w:val="bullet"/>
+      <w:lvlText w:val=""/>
+      <w:lvlJc w:val="left"/>
+      <w:pPr>
+        <w:tabs>
+          <w:tab w:val="num" w:pos="5040"/>
+        </w:tabs>
+        <w:ind w:left="5040" w:hanging="360"/>
+      </w:pPr>
+      <w:rPr>
+        <w:rFonts w:ascii="Wingdings" w:hAnsi="Wingdings" w:hint="default"/>
+        <w:sz w:val="20"/>
+      </w:rPr>
+    </w:lvl>
+    <w:lvl w:ilvl="7" w:tentative="1">
+      <w:start w:val="1"/>
+      <w:numFmt w:val="bullet"/>
+      <w:lvlText w:val=""/>
+      <w:lvlJc w:val="left"/>
+      <w:pPr>
+        <w:tabs>
+          <w:tab w:val="num" w:pos="5760"/>
+        </w:tabs>
+        <w:ind w:left="5760" w:hanging="360"/>
+      </w:pPr>
+      <w:rPr>
+        <w:rFonts w:ascii="Wingdings" w:hAnsi="Wingdings" w:hint="default"/>
+        <w:sz w:val="20"/>
+      </w:rPr>
+    </w:lvl>
+    <w:lvl w:ilvl="8" w:tentative="1">
+      <w:start w:val="1"/>
+      <w:numFmt w:val="bullet"/>
+      <w:lvlText w:val=""/>
+      <w:lvlJc w:val="left"/>
+      <w:pPr>
+        <w:tabs>
+          <w:tab w:val="num" w:pos="6480"/>
+        </w:tabs>
+        <w:ind w:left="6480" w:hanging="360"/>
+      </w:pPr>
+      <w:rPr>
+        <w:rFonts w:ascii="Wingdings" w:hAnsi="Wingdings" w:hint="default"/>
+        <w:sz w:val="20"/>
+      </w:rPr>
+    </w:lvl>
+  </w:abstractNum>
+  <w:abstractNum w:abstractNumId="28" w15:restartNumberingAfterBreak="0">
+    <w:nsid w:val="4DF57730"/>
+    <w:multiLevelType w:val="hybridMultilevel"/>
+    <w:tmpl w:val="6174157C"/>
+    <w:lvl w:ilvl="0" w:tplc="0409000F">
+      <w:start w:val="1"/>
+      <w:numFmt w:val="decimal"/>
+      <w:lvlText w:val="%1."/>
+      <w:lvlJc w:val="left"/>
+      <w:pPr>
+        <w:ind w:left="720" w:hanging="360"/>
+      </w:pPr>
+    </w:lvl>
+    <w:lvl w:ilvl="1" w:tplc="04090019" w:tentative="1">
+      <w:start w:val="1"/>
+      <w:numFmt w:val="lowerLetter"/>
+      <w:lvlText w:val="%2."/>
+      <w:lvlJc w:val="left"/>
+      <w:pPr>
+        <w:ind w:left="1440" w:hanging="360"/>
+      </w:pPr>
+    </w:lvl>
+    <w:lvl w:ilvl="2" w:tplc="0409001B" w:tentative="1">
+      <w:start w:val="1"/>
+      <w:numFmt w:val="lowerRoman"/>
+      <w:lvlText w:val="%3."/>
+      <w:lvlJc w:val="right"/>
+      <w:pPr>
+        <w:ind w:left="2160" w:hanging="180"/>
+      </w:pPr>
+    </w:lvl>
+    <w:lvl w:ilvl="3" w:tplc="0409000F" w:tentative="1">
+      <w:start w:val="1"/>
+      <w:numFmt w:val="decimal"/>
+      <w:lvlText w:val="%4."/>
+      <w:lvlJc w:val="left"/>
+      <w:pPr>
+        <w:ind w:left="2880" w:hanging="360"/>
+      </w:pPr>
+    </w:lvl>
+    <w:lvl w:ilvl="4" w:tplc="04090019" w:tentative="1">
+      <w:start w:val="1"/>
+      <w:numFmt w:val="lowerLetter"/>
+      <w:lvlText w:val="%5."/>
+      <w:lvlJc w:val="left"/>
+      <w:pPr>
+        <w:ind w:left="3600" w:hanging="360"/>
+      </w:pPr>
+    </w:lvl>
+    <w:lvl w:ilvl="5" w:tplc="0409001B" w:tentative="1">
+      <w:start w:val="1"/>
+      <w:numFmt w:val="lowerRoman"/>
+      <w:lvlText w:val="%6."/>
+      <w:lvlJc w:val="right"/>
+      <w:pPr>
+        <w:ind w:left="4320" w:hanging="180"/>
+      </w:pPr>
+    </w:lvl>
+    <w:lvl w:ilvl="6" w:tplc="0409000F" w:tentative="1">
+      <w:start w:val="1"/>
+      <w:numFmt w:val="decimal"/>
+      <w:lvlText w:val="%7."/>
+      <w:lvlJc w:val="left"/>
+      <w:pPr>
+        <w:ind w:left="5040" w:hanging="360"/>
+      </w:pPr>
+    </w:lvl>
+    <w:lvl w:ilvl="7" w:tplc="04090019" w:tentative="1">
+      <w:start w:val="1"/>
+      <w:numFmt w:val="lowerLetter"/>
+      <w:lvlText w:val="%8."/>
+      <w:lvlJc w:val="left"/>
+      <w:pPr>
+        <w:ind w:left="5760" w:hanging="360"/>
+      </w:pPr>
+    </w:lvl>
+    <w:lvl w:ilvl="8" w:tplc="0409001B" w:tentative="1">
+      <w:start w:val="1"/>
+      <w:numFmt w:val="lowerRoman"/>
+      <w:lvlText w:val="%9."/>
+      <w:lvlJc w:val="right"/>
+      <w:pPr>
+        <w:ind w:left="6480" w:hanging="180"/>
+      </w:pPr>
+    </w:lvl>
+  </w:abstractNum>
+  <w:abstractNum w:abstractNumId="29" w15:restartNumberingAfterBreak="0">
+    <w:nsid w:val="50410E05"/>
+    <w:multiLevelType w:val="hybridMultilevel"/>
+    <w:tmpl w:val="EFC609B6"/>
+    <w:lvl w:ilvl="0" w:tplc="04090001">
+      <w:start w:val="1"/>
+      <w:numFmt w:val="bullet"/>
+      <w:lvlText w:val=""/>
+      <w:lvlJc w:val="left"/>
+      <w:pPr>
+        <w:ind w:left="720" w:hanging="360"/>
+      </w:pPr>
+      <w:rPr>
+        <w:rFonts w:ascii="Symbol" w:hAnsi="Symbol" w:hint="default"/>
+      </w:rPr>
+    </w:lvl>
+    <w:lvl w:ilvl="1" w:tplc="04090003" w:tentative="1">
+      <w:start w:val="1"/>
+      <w:numFmt w:val="bullet"/>
+      <w:lvlText w:val="o"/>
+      <w:lvlJc w:val="left"/>
+      <w:pPr>
+        <w:ind w:left="1440" w:hanging="360"/>
+      </w:pPr>
+      <w:rPr>
+        <w:rFonts w:ascii="Courier New" w:hAnsi="Courier New" w:hint="default"/>
+      </w:rPr>
+    </w:lvl>
+    <w:lvl w:ilvl="2" w:tplc="04090005" w:tentative="1">
+      <w:start w:val="1"/>
+      <w:numFmt w:val="bullet"/>
+      <w:lvlText w:val=""/>
+      <w:lvlJc w:val="left"/>
+      <w:pPr>
+        <w:ind w:left="2160" w:hanging="360"/>
+      </w:pPr>
+      <w:rPr>
+        <w:rFonts w:ascii="Wingdings" w:hAnsi="Wingdings" w:hint="default"/>
+      </w:rPr>
+    </w:lvl>
+    <w:lvl w:ilvl="3" w:tplc="04090001" w:tentative="1">
+      <w:start w:val="1"/>
+      <w:numFmt w:val="bullet"/>
+      <w:lvlText w:val=""/>
+      <w:lvlJc w:val="left"/>
+      <w:pPr>
+        <w:ind w:left="2880" w:hanging="360"/>
+      </w:pPr>
+      <w:rPr>
+        <w:rFonts w:ascii="Symbol" w:hAnsi="Symbol" w:hint="default"/>
+      </w:rPr>
+    </w:lvl>
+    <w:lvl w:ilvl="4" w:tplc="04090003" w:tentative="1">
+      <w:start w:val="1"/>
+      <w:numFmt w:val="bullet"/>
+      <w:lvlText w:val="o"/>
+      <w:lvlJc w:val="left"/>
+      <w:pPr>
+        <w:ind w:left="3600" w:hanging="360"/>
+      </w:pPr>
+      <w:rPr>
+        <w:rFonts w:ascii="Courier New" w:hAnsi="Courier New" w:hint="default"/>
+      </w:rPr>
+    </w:lvl>
+    <w:lvl w:ilvl="5" w:tplc="04090005" w:tentative="1">
+      <w:start w:val="1"/>
+      <w:numFmt w:val="bullet"/>
+      <w:lvlText w:val=""/>
+      <w:lvlJc w:val="left"/>
+      <w:pPr>
+        <w:ind w:left="4320" w:hanging="360"/>
+      </w:pPr>
+      <w:rPr>
+        <w:rFonts w:ascii="Wingdings" w:hAnsi="Wingdings" w:hint="default"/>
+      </w:rPr>
+    </w:lvl>
+    <w:lvl w:ilvl="6" w:tplc="04090001" w:tentative="1">
+      <w:start w:val="1"/>
+      <w:numFmt w:val="bullet"/>
+      <w:lvlText w:val=""/>
+      <w:lvlJc w:val="left"/>
+      <w:pPr>
+        <w:ind w:left="5040" w:hanging="360"/>
+      </w:pPr>
+      <w:rPr>
+        <w:rFonts w:ascii="Symbol" w:hAnsi="Symbol" w:hint="default"/>
+      </w:rPr>
+    </w:lvl>
+    <w:lvl w:ilvl="7" w:tplc="04090003" w:tentative="1">
+      <w:start w:val="1"/>
+      <w:numFmt w:val="bullet"/>
+      <w:lvlText w:val="o"/>
+      <w:lvlJc w:val="left"/>
+      <w:pPr>
+        <w:ind w:left="5760" w:hanging="360"/>
+      </w:pPr>
+      <w:rPr>
+        <w:rFonts w:ascii="Courier New" w:hAnsi="Courier New" w:hint="default"/>
+      </w:rPr>
+    </w:lvl>
+    <w:lvl w:ilvl="8" w:tplc="04090005" w:tentative="1">
+      <w:start w:val="1"/>
+      <w:numFmt w:val="bullet"/>
+      <w:lvlText w:val=""/>
+      <w:lvlJc w:val="left"/>
+      <w:pPr>
+        <w:ind w:left="6480" w:hanging="360"/>
+      </w:pPr>
+      <w:rPr>
+        <w:rFonts w:ascii="Wingdings" w:hAnsi="Wingdings" w:hint="default"/>
+      </w:rPr>
+    </w:lvl>
+  </w:abstractNum>
+  <w:abstractNum w:abstractNumId="30" w15:restartNumberingAfterBreak="0">
+    <w:nsid w:val="508827E6"/>
+    <w:multiLevelType w:val="hybridMultilevel"/>
+    <w:tmpl w:val="BCDA684C"/>
+    <w:lvl w:ilvl="0" w:tplc="04090001">
+      <w:start w:val="1"/>
+      <w:numFmt w:val="bullet"/>
+      <w:lvlText w:val=""/>
+      <w:lvlJc w:val="left"/>
+      <w:pPr>
+        <w:ind w:left="720" w:hanging="360"/>
+      </w:pPr>
+      <w:rPr>
+        <w:rFonts w:ascii="Symbol" w:hAnsi="Symbol" w:hint="default"/>
+      </w:rPr>
+    </w:lvl>
+    <w:lvl w:ilvl="1" w:tplc="04090003" w:tentative="1">
+      <w:start w:val="1"/>
+      <w:numFmt w:val="bullet"/>
+      <w:lvlText w:val="o"/>
+      <w:lvlJc w:val="left"/>
+      <w:pPr>
+        <w:ind w:left="1440" w:hanging="360"/>
+      </w:pPr>
+      <w:rPr>
+        <w:rFonts w:ascii="Courier New" w:hAnsi="Courier New" w:hint="default"/>
+      </w:rPr>
+    </w:lvl>
+    <w:lvl w:ilvl="2" w:tplc="04090005" w:tentative="1">
+      <w:start w:val="1"/>
+      <w:numFmt w:val="bullet"/>
+      <w:lvlText w:val=""/>
+      <w:lvlJc w:val="left"/>
+      <w:pPr>
+        <w:ind w:left="2160" w:hanging="360"/>
+      </w:pPr>
+      <w:rPr>
+        <w:rFonts w:ascii="Wingdings" w:hAnsi="Wingdings" w:hint="default"/>
+      </w:rPr>
+    </w:lvl>
+    <w:lvl w:ilvl="3" w:tplc="04090001" w:tentative="1">
+      <w:start w:val="1"/>
+      <w:numFmt w:val="bullet"/>
+      <w:lvlText w:val=""/>
+      <w:lvlJc w:val="left"/>
+      <w:pPr>
+        <w:ind w:left="2880" w:hanging="360"/>
+      </w:pPr>
+      <w:rPr>
+        <w:rFonts w:ascii="Symbol" w:hAnsi="Symbol" w:hint="default"/>
+      </w:rPr>
+    </w:lvl>
+    <w:lvl w:ilvl="4" w:tplc="04090003" w:tentative="1">
+      <w:start w:val="1"/>
+      <w:numFmt w:val="bullet"/>
+      <w:lvlText w:val="o"/>
+      <w:lvlJc w:val="left"/>
+      <w:pPr>
+        <w:ind w:left="3600" w:hanging="360"/>
+      </w:pPr>
+      <w:rPr>
+        <w:rFonts w:ascii="Courier New" w:hAnsi="Courier New" w:hint="default"/>
+      </w:rPr>
+    </w:lvl>
+    <w:lvl w:ilvl="5" w:tplc="04090005" w:tentative="1">
+      <w:start w:val="1"/>
+      <w:numFmt w:val="bullet"/>
+      <w:lvlText w:val=""/>
+      <w:lvlJc w:val="left"/>
+      <w:pPr>
+        <w:ind w:left="4320" w:hanging="360"/>
+      </w:pPr>
+      <w:rPr>
+        <w:rFonts w:ascii="Wingdings" w:hAnsi="Wingdings" w:hint="default"/>
+      </w:rPr>
+    </w:lvl>
+    <w:lvl w:ilvl="6" w:tplc="04090001" w:tentative="1">
+      <w:start w:val="1"/>
+      <w:numFmt w:val="bullet"/>
+      <w:lvlText w:val=""/>
+      <w:lvlJc w:val="left"/>
+      <w:pPr>
+        <w:ind w:left="5040" w:hanging="360"/>
+      </w:pPr>
+      <w:rPr>
+        <w:rFonts w:ascii="Symbol" w:hAnsi="Symbol" w:hint="default"/>
+      </w:rPr>
+    </w:lvl>
+    <w:lvl w:ilvl="7" w:tplc="04090003" w:tentative="1">
+      <w:start w:val="1"/>
+      <w:numFmt w:val="bullet"/>
+      <w:lvlText w:val="o"/>
+      <w:lvlJc w:val="left"/>
+      <w:pPr>
+        <w:ind w:left="5760" w:hanging="360"/>
+      </w:pPr>
+      <w:rPr>
+        <w:rFonts w:ascii="Courier New" w:hAnsi="Courier New" w:hint="default"/>
+      </w:rPr>
+    </w:lvl>
+    <w:lvl w:ilvl="8" w:tplc="04090005" w:tentative="1">
+      <w:start w:val="1"/>
+      <w:numFmt w:val="bullet"/>
+      <w:lvlText w:val=""/>
+      <w:lvlJc w:val="left"/>
+      <w:pPr>
+        <w:ind w:left="6480" w:hanging="360"/>
+      </w:pPr>
+      <w:rPr>
+        <w:rFonts w:ascii="Wingdings" w:hAnsi="Wingdings" w:hint="default"/>
+      </w:rPr>
+    </w:lvl>
+  </w:abstractNum>
+  <w:abstractNum w:abstractNumId="31" w15:restartNumberingAfterBreak="0">
     <w:nsid w:val="5A180FCF"/>
     <w:multiLevelType w:val="singleLevel"/>
     <w:tmpl w:val="041E0005"/>
@@ -1507,7 +3538,156 @@
       </w:rPr>
     </w:lvl>
   </w:abstractNum>
-  <w:abstractNum w:abstractNumId="19">
+  <w:abstractNum w:abstractNumId="32" w15:restartNumberingAfterBreak="0">
+    <w:nsid w:val="60AB5E5A"/>
+    <w:multiLevelType w:val="multilevel"/>
+    <w:tmpl w:val="EB222EA2"/>
+    <w:lvl w:ilvl="0">
+      <w:start w:val="1"/>
+      <w:numFmt w:val="bullet"/>
+      <w:lvlText w:val=""/>
+      <w:lvlJc w:val="left"/>
+      <w:pPr>
+        <w:tabs>
+          <w:tab w:val="num" w:pos="720"/>
+        </w:tabs>
+        <w:ind w:left="720" w:hanging="360"/>
+      </w:pPr>
+      <w:rPr>
+        <w:rFonts w:ascii="Symbol" w:hAnsi="Symbol" w:hint="default"/>
+        <w:sz w:val="20"/>
+      </w:rPr>
+    </w:lvl>
+    <w:lvl w:ilvl="1" w:tentative="1">
+      <w:start w:val="1"/>
+      <w:numFmt w:val="bullet"/>
+      <w:lvlText w:val="o"/>
+      <w:lvlJc w:val="left"/>
+      <w:pPr>
+        <w:tabs>
+          <w:tab w:val="num" w:pos="1440"/>
+        </w:tabs>
+        <w:ind w:left="1440" w:hanging="360"/>
+      </w:pPr>
+      <w:rPr>
+        <w:rFonts w:ascii="Courier New" w:hAnsi="Courier New" w:hint="default"/>
+        <w:sz w:val="20"/>
+      </w:rPr>
+    </w:lvl>
+    <w:lvl w:ilvl="2" w:tentative="1">
+      <w:start w:val="1"/>
+      <w:numFmt w:val="bullet"/>
+      <w:lvlText w:val=""/>
+      <w:lvlJc w:val="left"/>
+      <w:pPr>
+        <w:tabs>
+          <w:tab w:val="num" w:pos="2160"/>
+        </w:tabs>
+        <w:ind w:left="2160" w:hanging="360"/>
+      </w:pPr>
+      <w:rPr>
+        <w:rFonts w:ascii="Wingdings" w:hAnsi="Wingdings" w:hint="default"/>
+        <w:sz w:val="20"/>
+      </w:rPr>
+    </w:lvl>
+    <w:lvl w:ilvl="3" w:tentative="1">
+      <w:start w:val="1"/>
+      <w:numFmt w:val="bullet"/>
+      <w:lvlText w:val=""/>
+      <w:lvlJc w:val="left"/>
+      <w:pPr>
+        <w:tabs>
+          <w:tab w:val="num" w:pos="2880"/>
+        </w:tabs>
+        <w:ind w:left="2880" w:hanging="360"/>
+      </w:pPr>
+      <w:rPr>
+        <w:rFonts w:ascii="Wingdings" w:hAnsi="Wingdings" w:hint="default"/>
+        <w:sz w:val="20"/>
+      </w:rPr>
+    </w:lvl>
+    <w:lvl w:ilvl="4" w:tentative="1">
+      <w:start w:val="1"/>
+      <w:numFmt w:val="bullet"/>
+      <w:lvlText w:val=""/>
+      <w:lvlJc w:val="left"/>
+      <w:pPr>
+        <w:tabs>
+          <w:tab w:val="num" w:pos="3600"/>
+        </w:tabs>
+        <w:ind w:left="3600" w:hanging="360"/>
+      </w:pPr>
+      <w:rPr>
+        <w:rFonts w:ascii="Wingdings" w:hAnsi="Wingdings" w:hint="default"/>
+        <w:sz w:val="20"/>
+      </w:rPr>
+    </w:lvl>
+    <w:lvl w:ilvl="5" w:tentative="1">
+      <w:start w:val="1"/>
+      <w:numFmt w:val="bullet"/>
+      <w:lvlText w:val=""/>
+      <w:lvlJc w:val="left"/>
+      <w:pPr>
+        <w:tabs>
+          <w:tab w:val="num" w:pos="4320"/>
+        </w:tabs>
+        <w:ind w:left="4320" w:hanging="360"/>
+      </w:pPr>
+      <w:rPr>
+        <w:rFonts w:ascii="Wingdings" w:hAnsi="Wingdings" w:hint="default"/>
+        <w:sz w:val="20"/>
+      </w:rPr>
+    </w:lvl>
+    <w:lvl w:ilvl="6" w:tentative="1">
+      <w:start w:val="1"/>
+      <w:numFmt w:val="bullet"/>
+      <w:lvlText w:val=""/>
+      <w:lvlJc w:val="left"/>
+      <w:pPr>
+        <w:tabs>
+          <w:tab w:val="num" w:pos="5040"/>
+        </w:tabs>
+        <w:ind w:left="5040" w:hanging="360"/>
+      </w:pPr>
+      <w:rPr>
+        <w:rFonts w:ascii="Wingdings" w:hAnsi="Wingdings" w:hint="default"/>
+        <w:sz w:val="20"/>
+      </w:rPr>
+    </w:lvl>
+    <w:lvl w:ilvl="7" w:tentative="1">
+      <w:start w:val="1"/>
+      <w:numFmt w:val="bullet"/>
+      <w:lvlText w:val=""/>
+      <w:lvlJc w:val="left"/>
+      <w:pPr>
+        <w:tabs>
+          <w:tab w:val="num" w:pos="5760"/>
+        </w:tabs>
+        <w:ind w:left="5760" w:hanging="360"/>
+      </w:pPr>
+      <w:rPr>
+        <w:rFonts w:ascii="Wingdings" w:hAnsi="Wingdings" w:hint="default"/>
+        <w:sz w:val="20"/>
+      </w:rPr>
+    </w:lvl>
+    <w:lvl w:ilvl="8" w:tentative="1">
+      <w:start w:val="1"/>
+      <w:numFmt w:val="bullet"/>
+      <w:lvlText w:val=""/>
+      <w:lvlJc w:val="left"/>
+      <w:pPr>
+        <w:tabs>
+          <w:tab w:val="num" w:pos="6480"/>
+        </w:tabs>
+        <w:ind w:left="6480" w:hanging="360"/>
+      </w:pPr>
+      <w:rPr>
+        <w:rFonts w:ascii="Wingdings" w:hAnsi="Wingdings" w:hint="default"/>
+        <w:sz w:val="20"/>
+      </w:rPr>
+    </w:lvl>
+  </w:abstractNum>
+  <w:abstractNum w:abstractNumId="33" w15:restartNumberingAfterBreak="0">
     <w:nsid w:val="66545E57"/>
     <w:multiLevelType w:val="singleLevel"/>
     <w:tmpl w:val="0060DE7A"/>
@@ -1527,7 +3707,7 @@
       </w:rPr>
     </w:lvl>
   </w:abstractNum>
-  <w:abstractNum w:abstractNumId="20">
+  <w:abstractNum w:abstractNumId="34" w15:restartNumberingAfterBreak="0">
     <w:nsid w:val="669A6347"/>
     <w:multiLevelType w:val="singleLevel"/>
     <w:tmpl w:val="0060DE7A"/>
@@ -1547,7 +3727,7 @@
       </w:rPr>
     </w:lvl>
   </w:abstractNum>
-  <w:abstractNum w:abstractNumId="21">
+  <w:abstractNum w:abstractNumId="35" w15:restartNumberingAfterBreak="0">
     <w:nsid w:val="6BD774DD"/>
     <w:multiLevelType w:val="singleLevel"/>
     <w:tmpl w:val="F4E49A9E"/>
@@ -1567,88 +3747,514 @@
       </w:rPr>
     </w:lvl>
   </w:abstractNum>
-  <w:num w:numId="1">
+  <w:abstractNum w:abstractNumId="36" w15:restartNumberingAfterBreak="0">
+    <w:nsid w:val="6C6C48B2"/>
+    <w:multiLevelType w:val="hybridMultilevel"/>
+    <w:tmpl w:val="47F63DA2"/>
+    <w:lvl w:ilvl="0" w:tplc="04090001">
+      <w:start w:val="1"/>
+      <w:numFmt w:val="bullet"/>
+      <w:lvlText w:val=""/>
+      <w:lvlJc w:val="left"/>
+      <w:pPr>
+        <w:ind w:left="720" w:hanging="360"/>
+      </w:pPr>
+      <w:rPr>
+        <w:rFonts w:ascii="Symbol" w:hAnsi="Symbol" w:hint="default"/>
+      </w:rPr>
+    </w:lvl>
+    <w:lvl w:ilvl="1" w:tplc="04090003" w:tentative="1">
+      <w:start w:val="1"/>
+      <w:numFmt w:val="bullet"/>
+      <w:lvlText w:val="o"/>
+      <w:lvlJc w:val="left"/>
+      <w:pPr>
+        <w:ind w:left="1440" w:hanging="360"/>
+      </w:pPr>
+      <w:rPr>
+        <w:rFonts w:ascii="Courier New" w:hAnsi="Courier New" w:hint="default"/>
+      </w:rPr>
+    </w:lvl>
+    <w:lvl w:ilvl="2" w:tplc="04090005" w:tentative="1">
+      <w:start w:val="1"/>
+      <w:numFmt w:val="bullet"/>
+      <w:lvlText w:val=""/>
+      <w:lvlJc w:val="left"/>
+      <w:pPr>
+        <w:ind w:left="2160" w:hanging="360"/>
+      </w:pPr>
+      <w:rPr>
+        <w:rFonts w:ascii="Wingdings" w:hAnsi="Wingdings" w:hint="default"/>
+      </w:rPr>
+    </w:lvl>
+    <w:lvl w:ilvl="3" w:tplc="04090001" w:tentative="1">
+      <w:start w:val="1"/>
+      <w:numFmt w:val="bullet"/>
+      <w:lvlText w:val=""/>
+      <w:lvlJc w:val="left"/>
+      <w:pPr>
+        <w:ind w:left="2880" w:hanging="360"/>
+      </w:pPr>
+      <w:rPr>
+        <w:rFonts w:ascii="Symbol" w:hAnsi="Symbol" w:hint="default"/>
+      </w:rPr>
+    </w:lvl>
+    <w:lvl w:ilvl="4" w:tplc="04090003" w:tentative="1">
+      <w:start w:val="1"/>
+      <w:numFmt w:val="bullet"/>
+      <w:lvlText w:val="o"/>
+      <w:lvlJc w:val="left"/>
+      <w:pPr>
+        <w:ind w:left="3600" w:hanging="360"/>
+      </w:pPr>
+      <w:rPr>
+        <w:rFonts w:ascii="Courier New" w:hAnsi="Courier New" w:hint="default"/>
+      </w:rPr>
+    </w:lvl>
+    <w:lvl w:ilvl="5" w:tplc="04090005" w:tentative="1">
+      <w:start w:val="1"/>
+      <w:numFmt w:val="bullet"/>
+      <w:lvlText w:val=""/>
+      <w:lvlJc w:val="left"/>
+      <w:pPr>
+        <w:ind w:left="4320" w:hanging="360"/>
+      </w:pPr>
+      <w:rPr>
+        <w:rFonts w:ascii="Wingdings" w:hAnsi="Wingdings" w:hint="default"/>
+      </w:rPr>
+    </w:lvl>
+    <w:lvl w:ilvl="6" w:tplc="04090001" w:tentative="1">
+      <w:start w:val="1"/>
+      <w:numFmt w:val="bullet"/>
+      <w:lvlText w:val=""/>
+      <w:lvlJc w:val="left"/>
+      <w:pPr>
+        <w:ind w:left="5040" w:hanging="360"/>
+      </w:pPr>
+      <w:rPr>
+        <w:rFonts w:ascii="Symbol" w:hAnsi="Symbol" w:hint="default"/>
+      </w:rPr>
+    </w:lvl>
+    <w:lvl w:ilvl="7" w:tplc="04090003" w:tentative="1">
+      <w:start w:val="1"/>
+      <w:numFmt w:val="bullet"/>
+      <w:lvlText w:val="o"/>
+      <w:lvlJc w:val="left"/>
+      <w:pPr>
+        <w:ind w:left="5760" w:hanging="360"/>
+      </w:pPr>
+      <w:rPr>
+        <w:rFonts w:ascii="Courier New" w:hAnsi="Courier New" w:hint="default"/>
+      </w:rPr>
+    </w:lvl>
+    <w:lvl w:ilvl="8" w:tplc="04090005" w:tentative="1">
+      <w:start w:val="1"/>
+      <w:numFmt w:val="bullet"/>
+      <w:lvlText w:val=""/>
+      <w:lvlJc w:val="left"/>
+      <w:pPr>
+        <w:ind w:left="6480" w:hanging="360"/>
+      </w:pPr>
+      <w:rPr>
+        <w:rFonts w:ascii="Wingdings" w:hAnsi="Wingdings" w:hint="default"/>
+      </w:rPr>
+    </w:lvl>
+  </w:abstractNum>
+  <w:abstractNum w:abstractNumId="37" w15:restartNumberingAfterBreak="0">
+    <w:nsid w:val="71EB245A"/>
+    <w:multiLevelType w:val="multilevel"/>
+    <w:tmpl w:val="A860DAE4"/>
+    <w:lvl w:ilvl="0">
+      <w:start w:val="1"/>
+      <w:numFmt w:val="bullet"/>
+      <w:lvlText w:val=""/>
+      <w:lvlJc w:val="left"/>
+      <w:pPr>
+        <w:tabs>
+          <w:tab w:val="num" w:pos="720"/>
+        </w:tabs>
+        <w:ind w:left="720" w:hanging="360"/>
+      </w:pPr>
+      <w:rPr>
+        <w:rFonts w:ascii="Symbol" w:hAnsi="Symbol" w:hint="default"/>
+        <w:sz w:val="20"/>
+      </w:rPr>
+    </w:lvl>
+    <w:lvl w:ilvl="1" w:tentative="1">
+      <w:start w:val="1"/>
+      <w:numFmt w:val="bullet"/>
+      <w:lvlText w:val="o"/>
+      <w:lvlJc w:val="left"/>
+      <w:pPr>
+        <w:tabs>
+          <w:tab w:val="num" w:pos="1440"/>
+        </w:tabs>
+        <w:ind w:left="1440" w:hanging="360"/>
+      </w:pPr>
+      <w:rPr>
+        <w:rFonts w:ascii="Courier New" w:hAnsi="Courier New" w:hint="default"/>
+        <w:sz w:val="20"/>
+      </w:rPr>
+    </w:lvl>
+    <w:lvl w:ilvl="2" w:tentative="1">
+      <w:start w:val="1"/>
+      <w:numFmt w:val="bullet"/>
+      <w:lvlText w:val=""/>
+      <w:lvlJc w:val="left"/>
+      <w:pPr>
+        <w:tabs>
+          <w:tab w:val="num" w:pos="2160"/>
+        </w:tabs>
+        <w:ind w:left="2160" w:hanging="360"/>
+      </w:pPr>
+      <w:rPr>
+        <w:rFonts w:ascii="Wingdings" w:hAnsi="Wingdings" w:hint="default"/>
+        <w:sz w:val="20"/>
+      </w:rPr>
+    </w:lvl>
+    <w:lvl w:ilvl="3" w:tentative="1">
+      <w:start w:val="1"/>
+      <w:numFmt w:val="bullet"/>
+      <w:lvlText w:val=""/>
+      <w:lvlJc w:val="left"/>
+      <w:pPr>
+        <w:tabs>
+          <w:tab w:val="num" w:pos="2880"/>
+        </w:tabs>
+        <w:ind w:left="2880" w:hanging="360"/>
+      </w:pPr>
+      <w:rPr>
+        <w:rFonts w:ascii="Wingdings" w:hAnsi="Wingdings" w:hint="default"/>
+        <w:sz w:val="20"/>
+      </w:rPr>
+    </w:lvl>
+    <w:lvl w:ilvl="4" w:tentative="1">
+      <w:start w:val="1"/>
+      <w:numFmt w:val="bullet"/>
+      <w:lvlText w:val=""/>
+      <w:lvlJc w:val="left"/>
+      <w:pPr>
+        <w:tabs>
+          <w:tab w:val="num" w:pos="3600"/>
+        </w:tabs>
+        <w:ind w:left="3600" w:hanging="360"/>
+      </w:pPr>
+      <w:rPr>
+        <w:rFonts w:ascii="Wingdings" w:hAnsi="Wingdings" w:hint="default"/>
+        <w:sz w:val="20"/>
+      </w:rPr>
+    </w:lvl>
+    <w:lvl w:ilvl="5" w:tentative="1">
+      <w:start w:val="1"/>
+      <w:numFmt w:val="bullet"/>
+      <w:lvlText w:val=""/>
+      <w:lvlJc w:val="left"/>
+      <w:pPr>
+        <w:tabs>
+          <w:tab w:val="num" w:pos="4320"/>
+        </w:tabs>
+        <w:ind w:left="4320" w:hanging="360"/>
+      </w:pPr>
+      <w:rPr>
+        <w:rFonts w:ascii="Wingdings" w:hAnsi="Wingdings" w:hint="default"/>
+        <w:sz w:val="20"/>
+      </w:rPr>
+    </w:lvl>
+    <w:lvl w:ilvl="6" w:tentative="1">
+      <w:start w:val="1"/>
+      <w:numFmt w:val="bullet"/>
+      <w:lvlText w:val=""/>
+      <w:lvlJc w:val="left"/>
+      <w:pPr>
+        <w:tabs>
+          <w:tab w:val="num" w:pos="5040"/>
+        </w:tabs>
+        <w:ind w:left="5040" w:hanging="360"/>
+      </w:pPr>
+      <w:rPr>
+        <w:rFonts w:ascii="Wingdings" w:hAnsi="Wingdings" w:hint="default"/>
+        <w:sz w:val="20"/>
+      </w:rPr>
+    </w:lvl>
+    <w:lvl w:ilvl="7" w:tentative="1">
+      <w:start w:val="1"/>
+      <w:numFmt w:val="bullet"/>
+      <w:lvlText w:val=""/>
+      <w:lvlJc w:val="left"/>
+      <w:pPr>
+        <w:tabs>
+          <w:tab w:val="num" w:pos="5760"/>
+        </w:tabs>
+        <w:ind w:left="5760" w:hanging="360"/>
+      </w:pPr>
+      <w:rPr>
+        <w:rFonts w:ascii="Wingdings" w:hAnsi="Wingdings" w:hint="default"/>
+        <w:sz w:val="20"/>
+      </w:rPr>
+    </w:lvl>
+    <w:lvl w:ilvl="8" w:tentative="1">
+      <w:start w:val="1"/>
+      <w:numFmt w:val="bullet"/>
+      <w:lvlText w:val=""/>
+      <w:lvlJc w:val="left"/>
+      <w:pPr>
+        <w:tabs>
+          <w:tab w:val="num" w:pos="6480"/>
+        </w:tabs>
+        <w:ind w:left="6480" w:hanging="360"/>
+      </w:pPr>
+      <w:rPr>
+        <w:rFonts w:ascii="Wingdings" w:hAnsi="Wingdings" w:hint="default"/>
+        <w:sz w:val="20"/>
+      </w:rPr>
+    </w:lvl>
+  </w:abstractNum>
+  <w:abstractNum w:abstractNumId="38" w15:restartNumberingAfterBreak="0">
+    <w:nsid w:val="73BF40DD"/>
+    <w:multiLevelType w:val="hybridMultilevel"/>
+    <w:tmpl w:val="24900EC2"/>
+    <w:lvl w:ilvl="0" w:tplc="04090001">
+      <w:start w:val="1"/>
+      <w:numFmt w:val="bullet"/>
+      <w:lvlText w:val=""/>
+      <w:lvlJc w:val="left"/>
+      <w:pPr>
+        <w:ind w:left="720" w:hanging="360"/>
+      </w:pPr>
+      <w:rPr>
+        <w:rFonts w:ascii="Symbol" w:hAnsi="Symbol" w:hint="default"/>
+      </w:rPr>
+    </w:lvl>
+    <w:lvl w:ilvl="1" w:tplc="04090003" w:tentative="1">
+      <w:start w:val="1"/>
+      <w:numFmt w:val="bullet"/>
+      <w:lvlText w:val="o"/>
+      <w:lvlJc w:val="left"/>
+      <w:pPr>
+        <w:ind w:left="1440" w:hanging="360"/>
+      </w:pPr>
+      <w:rPr>
+        <w:rFonts w:ascii="Courier New" w:hAnsi="Courier New" w:hint="default"/>
+      </w:rPr>
+    </w:lvl>
+    <w:lvl w:ilvl="2" w:tplc="04090005" w:tentative="1">
+      <w:start w:val="1"/>
+      <w:numFmt w:val="bullet"/>
+      <w:lvlText w:val=""/>
+      <w:lvlJc w:val="left"/>
+      <w:pPr>
+        <w:ind w:left="2160" w:hanging="360"/>
+      </w:pPr>
+      <w:rPr>
+        <w:rFonts w:ascii="Wingdings" w:hAnsi="Wingdings" w:hint="default"/>
+      </w:rPr>
+    </w:lvl>
+    <w:lvl w:ilvl="3" w:tplc="04090001" w:tentative="1">
+      <w:start w:val="1"/>
+      <w:numFmt w:val="bullet"/>
+      <w:lvlText w:val=""/>
+      <w:lvlJc w:val="left"/>
+      <w:pPr>
+        <w:ind w:left="2880" w:hanging="360"/>
+      </w:pPr>
+      <w:rPr>
+        <w:rFonts w:ascii="Symbol" w:hAnsi="Symbol" w:hint="default"/>
+      </w:rPr>
+    </w:lvl>
+    <w:lvl w:ilvl="4" w:tplc="04090003" w:tentative="1">
+      <w:start w:val="1"/>
+      <w:numFmt w:val="bullet"/>
+      <w:lvlText w:val="o"/>
+      <w:lvlJc w:val="left"/>
+      <w:pPr>
+        <w:ind w:left="3600" w:hanging="360"/>
+      </w:pPr>
+      <w:rPr>
+        <w:rFonts w:ascii="Courier New" w:hAnsi="Courier New" w:hint="default"/>
+      </w:rPr>
+    </w:lvl>
+    <w:lvl w:ilvl="5" w:tplc="04090005" w:tentative="1">
+      <w:start w:val="1"/>
+      <w:numFmt w:val="bullet"/>
+      <w:lvlText w:val=""/>
+      <w:lvlJc w:val="left"/>
+      <w:pPr>
+        <w:ind w:left="4320" w:hanging="360"/>
+      </w:pPr>
+      <w:rPr>
+        <w:rFonts w:ascii="Wingdings" w:hAnsi="Wingdings" w:hint="default"/>
+      </w:rPr>
+    </w:lvl>
+    <w:lvl w:ilvl="6" w:tplc="04090001" w:tentative="1">
+      <w:start w:val="1"/>
+      <w:numFmt w:val="bullet"/>
+      <w:lvlText w:val=""/>
+      <w:lvlJc w:val="left"/>
+      <w:pPr>
+        <w:ind w:left="5040" w:hanging="360"/>
+      </w:pPr>
+      <w:rPr>
+        <w:rFonts w:ascii="Symbol" w:hAnsi="Symbol" w:hint="default"/>
+      </w:rPr>
+    </w:lvl>
+    <w:lvl w:ilvl="7" w:tplc="04090003" w:tentative="1">
+      <w:start w:val="1"/>
+      <w:numFmt w:val="bullet"/>
+      <w:lvlText w:val="o"/>
+      <w:lvlJc w:val="left"/>
+      <w:pPr>
+        <w:ind w:left="5760" w:hanging="360"/>
+      </w:pPr>
+      <w:rPr>
+        <w:rFonts w:ascii="Courier New" w:hAnsi="Courier New" w:hint="default"/>
+      </w:rPr>
+    </w:lvl>
+    <w:lvl w:ilvl="8" w:tplc="04090005" w:tentative="1">
+      <w:start w:val="1"/>
+      <w:numFmt w:val="bullet"/>
+      <w:lvlText w:val=""/>
+      <w:lvlJc w:val="left"/>
+      <w:pPr>
+        <w:ind w:left="6480" w:hanging="360"/>
+      </w:pPr>
+      <w:rPr>
+        <w:rFonts w:ascii="Wingdings" w:hAnsi="Wingdings" w:hint="default"/>
+      </w:rPr>
+    </w:lvl>
+  </w:abstractNum>
+  <w:num w:numId="1" w16cid:durableId="1893423541">
+    <w:abstractNumId w:val="22"/>
+  </w:num>
+  <w:num w:numId="2" w16cid:durableId="821509358">
+    <w:abstractNumId w:val="20"/>
+  </w:num>
+  <w:num w:numId="3" w16cid:durableId="977418042">
+    <w:abstractNumId w:val="14"/>
+  </w:num>
+  <w:num w:numId="4" w16cid:durableId="2021395343">
+    <w:abstractNumId w:val="31"/>
+  </w:num>
+  <w:num w:numId="5" w16cid:durableId="246773520">
+    <w:abstractNumId w:val="15"/>
+  </w:num>
+  <w:num w:numId="6" w16cid:durableId="52311574">
+    <w:abstractNumId w:val="8"/>
+  </w:num>
+  <w:num w:numId="7" w16cid:durableId="568224603">
+    <w:abstractNumId w:val="6"/>
+  </w:num>
+  <w:num w:numId="8" w16cid:durableId="1324167441">
+    <w:abstractNumId w:val="34"/>
+  </w:num>
+  <w:num w:numId="9" w16cid:durableId="155845950">
+    <w:abstractNumId w:val="33"/>
+  </w:num>
+  <w:num w:numId="10" w16cid:durableId="1415785641">
+    <w:abstractNumId w:val="2"/>
+  </w:num>
+  <w:num w:numId="11" w16cid:durableId="2067754224">
+    <w:abstractNumId w:val="1"/>
+  </w:num>
+  <w:num w:numId="12" w16cid:durableId="279997663">
+    <w:abstractNumId w:val="5"/>
+  </w:num>
+  <w:num w:numId="13" w16cid:durableId="43527325">
+    <w:abstractNumId w:val="0"/>
+  </w:num>
+  <w:num w:numId="14" w16cid:durableId="1187208562">
+    <w:abstractNumId w:val="35"/>
+  </w:num>
+  <w:num w:numId="15" w16cid:durableId="404380798">
+    <w:abstractNumId w:val="13"/>
+  </w:num>
+  <w:num w:numId="16" w16cid:durableId="262494473">
     <w:abstractNumId w:val="17"/>
   </w:num>
-  <w:num w:numId="2">
+  <w:num w:numId="17" w16cid:durableId="147405224">
     <w:abstractNumId w:val="16"/>
   </w:num>
-  <w:num w:numId="3">
+  <w:num w:numId="18" w16cid:durableId="469594667">
+    <w:abstractNumId w:val="10"/>
+  </w:num>
+  <w:num w:numId="19" w16cid:durableId="762994407">
     <w:abstractNumId w:val="12"/>
   </w:num>
-  <w:num w:numId="4">
+  <w:num w:numId="20" w16cid:durableId="311494095">
+    <w:abstractNumId w:val="32"/>
+  </w:num>
+  <w:num w:numId="21" w16cid:durableId="2126730353">
+    <w:abstractNumId w:val="37"/>
+  </w:num>
+  <w:num w:numId="22" w16cid:durableId="1289238013">
+    <w:abstractNumId w:val="26"/>
+  </w:num>
+  <w:num w:numId="23" w16cid:durableId="1634017861">
+    <w:abstractNumId w:val="19"/>
+  </w:num>
+  <w:num w:numId="24" w16cid:durableId="1546871284">
+    <w:abstractNumId w:val="23"/>
+  </w:num>
+  <w:num w:numId="25" w16cid:durableId="409347375">
+    <w:abstractNumId w:val="9"/>
+  </w:num>
+  <w:num w:numId="26" w16cid:durableId="628365706">
     <w:abstractNumId w:val="18"/>
   </w:num>
-  <w:num w:numId="5">
-    <w:abstractNumId w:val="13"/>
+  <w:num w:numId="27" w16cid:durableId="1716420565">
+    <w:abstractNumId w:val="25"/>
   </w:num>
-  <w:num w:numId="6">
-    <w:abstractNumId w:val="8"/>
+  <w:num w:numId="28" w16cid:durableId="1846240088">
+    <w:abstractNumId w:val="3"/>
   </w:num>
-  <w:num w:numId="7">
-    <w:abstractNumId w:val="6"/>
+  <w:num w:numId="29" w16cid:durableId="2080863597">
+    <w:abstractNumId w:val="4"/>
   </w:num>
-  <w:num w:numId="8">
-    <w:abstractNumId w:val="20"/>
+  <w:num w:numId="30" w16cid:durableId="802045071">
+    <w:abstractNumId w:val="27"/>
   </w:num>
-  <w:num w:numId="9">
-    <w:abstractNumId w:val="19"/>
+  <w:num w:numId="31" w16cid:durableId="2025083200">
+    <w:abstractNumId w:val="36"/>
   </w:num>
-  <w:num w:numId="10">
-    <w:abstractNumId w:val="2"/>
+  <w:num w:numId="32" w16cid:durableId="1158762401">
+    <w:abstractNumId w:val="29"/>
   </w:num>
-  <w:num w:numId="11">
-    <w:abstractNumId w:val="1"/>
+  <w:num w:numId="33" w16cid:durableId="278028285">
+    <w:abstractNumId w:val="30"/>
   </w:num>
-  <w:num w:numId="12">
-    <w:abstractNumId w:val="5"/>
+  <w:num w:numId="34" w16cid:durableId="678235652">
+    <w:abstractNumId w:val="11"/>
   </w:num>
-  <w:num w:numId="13">
-    <w:abstractNumId w:val="0"/>
+  <w:num w:numId="35" w16cid:durableId="1671062996">
+    <w:abstractNumId w:val="24"/>
   </w:num>
-  <w:num w:numId="14">
+  <w:num w:numId="36" w16cid:durableId="1393848922">
+    <w:abstractNumId w:val="7"/>
+  </w:num>
+  <w:num w:numId="37" w16cid:durableId="712584813">
+    <w:abstractNumId w:val="38"/>
+  </w:num>
+  <w:num w:numId="38" w16cid:durableId="1454442834">
     <w:abstractNumId w:val="21"/>
   </w:num>
-  <w:num w:numId="15">
-    <w:abstractNumId w:val="11"/>
-  </w:num>
-  <w:num w:numId="16">
-    <w:abstractNumId w:val="15"/>
-  </w:num>
-  <w:num w:numId="17">
-    <w:abstractNumId w:val="14"/>
-  </w:num>
-  <w:num w:numId="18">
-    <w:abstractNumId w:val="9"/>
-  </w:num>
-  <w:num w:numId="19">
-    <w:abstractNumId w:val="3"/>
-  </w:num>
-  <w:num w:numId="20">
-    <w:abstractNumId w:val="4"/>
-  </w:num>
-  <w:num w:numId="21">
-    <w:abstractNumId w:val="7"/>
-  </w:num>
-  <w:num w:numId="22">
-    <w:abstractNumId w:val="10"/>
+  <w:num w:numId="39" w16cid:durableId="1238132026">
+    <w:abstractNumId w:val="28"/>
   </w:num>
   <w:numIdMacAtCleanup w:val="7"/>
 </w:numbering>
 </file>
 
 <file path=word/styles.xml><?xml version="1.0" encoding="utf-8"?>
-<w:styles xmlns:r="http://schemas.openxmlformats.org/officeDocument/2006/relationships" xmlns:w="http://schemas.openxmlformats.org/wordprocessingml/2006/main">
+<w:styles xmlns:mc="http://schemas.openxmlformats.org/markup-compatibility/2006" xmlns:r="http://schemas.openxmlformats.org/officeDocument/2006/relationships" xmlns:w="http://schemas.openxmlformats.org/wordprocessingml/2006/main" xmlns:w14="http://schemas.microsoft.com/office/word/2010/wordml" xmlns:w15="http://schemas.microsoft.com/office/word/2012/wordml" xmlns:w16cex="http://schemas.microsoft.com/office/word/2018/wordml/cex" xmlns:w16cid="http://schemas.microsoft.com/office/word/2016/wordml/cid" xmlns:w16="http://schemas.microsoft.com/office/word/2018/wordml" xmlns:w16du="http://schemas.microsoft.com/office/word/2023/wordml/word16du" xmlns:w16sdtdh="http://schemas.microsoft.com/office/word/2020/wordml/sdtdatahash" xmlns:w16sdtfl="http://schemas.microsoft.com/office/word/2024/wordml/sdtformatlock" xmlns:w16se="http://schemas.microsoft.com/office/word/2015/wordml/symex" mc:Ignorable="w14 w15 w16se w16cid w16 w16cex w16sdtdh w16sdtfl w16du">
   <w:docDefaults>
     <w:rPrDefault>
       <w:rPr>
         <w:rFonts w:ascii="Cordia New" w:eastAsia="Cordia New" w:hAnsi="Cordia New" w:cs="Angsana New"/>
-        <w:lang w:val="en-US" w:eastAsia="en-US" w:bidi="th-TH"/>
+        <w:lang w:val="en-US" w:eastAsia="en-US" w:bidi="ar-SA"/>
       </w:rPr>
     </w:rPrDefault>
     <w:pPrDefault/>
   </w:docDefaults>
-  <w:latentStyles w:defLockedState="0" w:defUIPriority="0" w:defSemiHidden="0" w:defUnhideWhenUsed="0" w:defQFormat="0" w:count="267">
+  <w:latentStyles w:defLockedState="0" w:defUIPriority="0" w:defSemiHidden="0" w:defUnhideWhenUsed="0" w:defQFormat="0" w:count="376">
     <w:lsdException w:name="Normal" w:qFormat="1"/>
     <w:lsdException w:name="heading 1" w:qFormat="1"/>
     <w:lsdException w:name="heading 2" w:qFormat="1"/>
@@ -1660,10 +4266,12 @@
     <w:lsdException w:name="heading 8" w:qFormat="1"/>
     <w:lsdException w:name="heading 9" w:qFormat="1"/>
     <w:lsdException w:name="caption" w:semiHidden="1" w:unhideWhenUsed="1" w:qFormat="1"/>
-    <w:lsdException w:name="Title" w:qFormat="1"/>
+    <w:lsdException w:name="Title" w:uiPriority="10" w:qFormat="1"/>
     <w:lsdException w:name="Subtitle" w:qFormat="1"/>
-    <w:lsdException w:name="Strong" w:qFormat="1"/>
+    <w:lsdException w:name="Strong" w:uiPriority="22" w:qFormat="1"/>
     <w:lsdException w:name="Emphasis" w:qFormat="1"/>
+    <w:lsdException w:name="Normal (Web)" w:uiPriority="99"/>
+    <w:lsdException w:name="Table Grid" w:uiPriority="59"/>
     <w:lsdException w:name="Placeholder Text" w:semiHidden="1" w:uiPriority="99"/>
     <w:lsdException w:name="No Spacing" w:uiPriority="1" w:qFormat="1"/>
     <w:lsdException w:name="Light Shading" w:uiPriority="60"/>
@@ -1775,19 +4383,129 @@
     <w:lsdException w:name="Book Title" w:uiPriority="33" w:qFormat="1"/>
     <w:lsdException w:name="Bibliography" w:semiHidden="1" w:uiPriority="37" w:unhideWhenUsed="1"/>
     <w:lsdException w:name="TOC Heading" w:semiHidden="1" w:uiPriority="39" w:unhideWhenUsed="1" w:qFormat="1"/>
+    <w:lsdException w:name="Plain Table 1" w:uiPriority="41"/>
+    <w:lsdException w:name="Plain Table 2" w:uiPriority="42"/>
+    <w:lsdException w:name="Plain Table 3" w:uiPriority="43"/>
+    <w:lsdException w:name="Plain Table 4" w:uiPriority="44"/>
+    <w:lsdException w:name="Plain Table 5" w:uiPriority="45"/>
+    <w:lsdException w:name="Grid Table Light" w:uiPriority="40"/>
+    <w:lsdException w:name="Grid Table 1 Light" w:uiPriority="46"/>
+    <w:lsdException w:name="Grid Table 2" w:uiPriority="47"/>
+    <w:lsdException w:name="Grid Table 3" w:uiPriority="48"/>
+    <w:lsdException w:name="Grid Table 4" w:uiPriority="49"/>
+    <w:lsdException w:name="Grid Table 5 Dark" w:uiPriority="50"/>
+    <w:lsdException w:name="Grid Table 6 Colorful" w:uiPriority="51"/>
+    <w:lsdException w:name="Grid Table 7 Colorful" w:uiPriority="52"/>
+    <w:lsdException w:name="Grid Table 1 Light Accent 1" w:uiPriority="46"/>
+    <w:lsdException w:name="Grid Table 2 Accent 1" w:uiPriority="47"/>
+    <w:lsdException w:name="Grid Table 3 Accent 1" w:uiPriority="48"/>
+    <w:lsdException w:name="Grid Table 4 Accent 1" w:uiPriority="49"/>
+    <w:lsdException w:name="Grid Table 5 Dark Accent 1" w:uiPriority="50"/>
+    <w:lsdException w:name="Grid Table 6 Colorful Accent 1" w:uiPriority="51"/>
+    <w:lsdException w:name="Grid Table 7 Colorful Accent 1" w:uiPriority="52"/>
+    <w:lsdException w:name="Grid Table 1 Light Accent 2" w:uiPriority="46"/>
+    <w:lsdException w:name="Grid Table 2 Accent 2" w:uiPriority="47"/>
+    <w:lsdException w:name="Grid Table 3 Accent 2" w:uiPriority="48"/>
+    <w:lsdException w:name="Grid Table 4 Accent 2" w:uiPriority="49"/>
+    <w:lsdException w:name="Grid Table 5 Dark Accent 2" w:uiPriority="50"/>
+    <w:lsdException w:name="Grid Table 6 Colorful Accent 2" w:uiPriority="51"/>
+    <w:lsdException w:name="Grid Table 7 Colorful Accent 2" w:uiPriority="52"/>
+    <w:lsdException w:name="Grid Table 1 Light Accent 3" w:uiPriority="46"/>
+    <w:lsdException w:name="Grid Table 2 Accent 3" w:uiPriority="47"/>
+    <w:lsdException w:name="Grid Table 3 Accent 3" w:uiPriority="48"/>
+    <w:lsdException w:name="Grid Table 4 Accent 3" w:uiPriority="49"/>
+    <w:lsdException w:name="Grid Table 5 Dark Accent 3" w:uiPriority="50"/>
+    <w:lsdException w:name="Grid Table 6 Colorful Accent 3" w:uiPriority="51"/>
+    <w:lsdException w:name="Grid Table 7 Colorful Accent 3" w:uiPriority="52"/>
+    <w:lsdException w:name="Grid Table 1 Light Accent 4" w:uiPriority="46"/>
+    <w:lsdException w:name="Grid Table 2 Accent 4" w:uiPriority="47"/>
+    <w:lsdException w:name="Grid Table 3 Accent 4" w:uiPriority="48"/>
+    <w:lsdException w:name="Grid Table 4 Accent 4" w:uiPriority="49"/>
+    <w:lsdException w:name="Grid Table 5 Dark Accent 4" w:uiPriority="50"/>
+    <w:lsdException w:name="Grid Table 6 Colorful Accent 4" w:uiPriority="51"/>
+    <w:lsdException w:name="Grid Table 7 Colorful Accent 4" w:uiPriority="52"/>
+    <w:lsdException w:name="Grid Table 1 Light Accent 5" w:uiPriority="46"/>
+    <w:lsdException w:name="Grid Table 2 Accent 5" w:uiPriority="47"/>
+    <w:lsdException w:name="Grid Table 3 Accent 5" w:uiPriority="48"/>
+    <w:lsdException w:name="Grid Table 4 Accent 5" w:uiPriority="49"/>
+    <w:lsdException w:name="Grid Table 5 Dark Accent 5" w:uiPriority="50"/>
+    <w:lsdException w:name="Grid Table 6 Colorful Accent 5" w:uiPriority="51"/>
+    <w:lsdException w:name="Grid Table 7 Colorful Accent 5" w:uiPriority="52"/>
+    <w:lsdException w:name="Grid Table 1 Light Accent 6" w:uiPriority="46"/>
+    <w:lsdException w:name="Grid Table 2 Accent 6" w:uiPriority="47"/>
+    <w:lsdException w:name="Grid Table 3 Accent 6" w:uiPriority="48"/>
+    <w:lsdException w:name="Grid Table 4 Accent 6" w:uiPriority="49"/>
+    <w:lsdException w:name="Grid Table 5 Dark Accent 6" w:uiPriority="50"/>
+    <w:lsdException w:name="Grid Table 6 Colorful Accent 6" w:uiPriority="51"/>
+    <w:lsdException w:name="Grid Table 7 Colorful Accent 6" w:uiPriority="52"/>
+    <w:lsdException w:name="List Table 1 Light" w:uiPriority="46"/>
+    <w:lsdException w:name="List Table 2" w:uiPriority="47"/>
+    <w:lsdException w:name="List Table 3" w:uiPriority="48"/>
+    <w:lsdException w:name="List Table 4" w:uiPriority="49"/>
+    <w:lsdException w:name="List Table 5 Dark" w:uiPriority="50"/>
+    <w:lsdException w:name="List Table 6 Colorful" w:uiPriority="51"/>
+    <w:lsdException w:name="List Table 7 Colorful" w:uiPriority="52"/>
+    <w:lsdException w:name="List Table 1 Light Accent 1" w:uiPriority="46"/>
+    <w:lsdException w:name="List Table 2 Accent 1" w:uiPriority="47"/>
+    <w:lsdException w:name="List Table 3 Accent 1" w:uiPriority="48"/>
+    <w:lsdException w:name="List Table 4 Accent 1" w:uiPriority="49"/>
+    <w:lsdException w:name="List Table 5 Dark Accent 1" w:uiPriority="50"/>
+    <w:lsdException w:name="List Table 6 Colorful Accent 1" w:uiPriority="51"/>
+    <w:lsdException w:name="List Table 7 Colorful Accent 1" w:uiPriority="52"/>
+    <w:lsdException w:name="List Table 1 Light Accent 2" w:uiPriority="46"/>
+    <w:lsdException w:name="List Table 2 Accent 2" w:uiPriority="47"/>
+    <w:lsdException w:name="List Table 3 Accent 2" w:uiPriority="48"/>
+    <w:lsdException w:name="List Table 4 Accent 2" w:uiPriority="49"/>
+    <w:lsdException w:name="List Table 5 Dark Accent 2" w:uiPriority="50"/>
+    <w:lsdException w:name="List Table 6 Colorful Accent 2" w:uiPriority="51"/>
+    <w:lsdException w:name="List Table 7 Colorful Accent 2" w:uiPriority="52"/>
+    <w:lsdException w:name="List Table 1 Light Accent 3" w:uiPriority="46"/>
+    <w:lsdException w:name="List Table 2 Accent 3" w:uiPriority="47"/>
+    <w:lsdException w:name="List Table 3 Accent 3" w:uiPriority="48"/>
+    <w:lsdException w:name="List Table 4 Accent 3" w:uiPriority="49"/>
+    <w:lsdException w:name="List Table 5 Dark Accent 3" w:uiPriority="50"/>
+    <w:lsdException w:name="List Table 6 Colorful Accent 3" w:uiPriority="51"/>
+    <w:lsdException w:name="List Table 7 Colorful Accent 3" w:uiPriority="52"/>
+    <w:lsdException w:name="List Table 1 Light Accent 4" w:uiPriority="46"/>
+    <w:lsdException w:name="List Table 2 Accent 4" w:uiPriority="47"/>
+    <w:lsdException w:name="List Table 3 Accent 4" w:uiPriority="48"/>
+    <w:lsdException w:name="List Table 4 Accent 4" w:uiPriority="49"/>
+    <w:lsdException w:name="List Table 5 Dark Accent 4" w:uiPriority="50"/>
+    <w:lsdException w:name="List Table 6 Colorful Accent 4" w:uiPriority="51"/>
+    <w:lsdException w:name="List Table 7 Colorful Accent 4" w:uiPriority="52"/>
+    <w:lsdException w:name="List Table 1 Light Accent 5" w:uiPriority="46"/>
+    <w:lsdException w:name="List Table 2 Accent 5" w:uiPriority="47"/>
+    <w:lsdException w:name="List Table 3 Accent 5" w:uiPriority="48"/>
+    <w:lsdException w:name="List Table 4 Accent 5" w:uiPriority="49"/>
+    <w:lsdException w:name="List Table 5 Dark Accent 5" w:uiPriority="50"/>
+    <w:lsdException w:name="List Table 6 Colorful Accent 5" w:uiPriority="51"/>
+    <w:lsdException w:name="List Table 7 Colorful Accent 5" w:uiPriority="52"/>
+    <w:lsdException w:name="List Table 1 Light Accent 6" w:uiPriority="46"/>
+    <w:lsdException w:name="List Table 2 Accent 6" w:uiPriority="47"/>
+    <w:lsdException w:name="List Table 3 Accent 6" w:uiPriority="48"/>
+    <w:lsdException w:name="List Table 4 Accent 6" w:uiPriority="49"/>
+    <w:lsdException w:name="List Table 5 Dark Accent 6" w:uiPriority="50"/>
+    <w:lsdException w:name="List Table 6 Colorful Accent 6" w:uiPriority="51"/>
+    <w:lsdException w:name="List Table 7 Colorful Accent 6" w:uiPriority="52"/>
+    <w:lsdException w:name="Mention" w:semiHidden="1" w:uiPriority="99" w:unhideWhenUsed="1"/>
+    <w:lsdException w:name="Smart Hyperlink" w:semiHidden="1" w:uiPriority="99" w:unhideWhenUsed="1"/>
+    <w:lsdException w:name="Hashtag" w:semiHidden="1" w:uiPriority="99" w:unhideWhenUsed="1"/>
+    <w:lsdException w:name="Unresolved Mention" w:semiHidden="1" w:uiPriority="99" w:unhideWhenUsed="1"/>
+    <w:lsdException w:name="Smart Link" w:semiHidden="1" w:uiPriority="99" w:unhideWhenUsed="1"/>
   </w:latentStyles>
-  <w:style w:type="paragraph" w:default="1" w:styleId="a">
+  <w:style w:type="paragraph" w:default="1" w:styleId="Normal">
     <w:name w:val="Normal"/>
     <w:qFormat/>
     <w:rPr>
       <w:sz w:val="28"/>
       <w:szCs w:val="28"/>
+      <w:lang w:bidi="th-TH"/>
     </w:rPr>
   </w:style>
-  <w:style w:type="paragraph" w:styleId="1">
+  <w:style w:type="paragraph" w:styleId="Heading1">
     <w:name w:val="heading 1"/>
-    <w:basedOn w:val="a"/>
-    <w:next w:val="a"/>
+    <w:basedOn w:val="Normal"/>
+    <w:next w:val="Normal"/>
     <w:qFormat/>
     <w:pPr>
       <w:keepNext/>
@@ -1802,10 +4520,10 @@
       <w:szCs w:val="40"/>
     </w:rPr>
   </w:style>
-  <w:style w:type="paragraph" w:styleId="2">
+  <w:style w:type="paragraph" w:styleId="Heading2">
     <w:name w:val="heading 2"/>
-    <w:basedOn w:val="a"/>
-    <w:next w:val="a"/>
+    <w:basedOn w:val="Normal"/>
+    <w:next w:val="Normal"/>
     <w:qFormat/>
     <w:pPr>
       <w:keepNext/>
@@ -1823,10 +4541,10 @@
       <w:bCs/>
     </w:rPr>
   </w:style>
-  <w:style w:type="paragraph" w:styleId="3">
+  <w:style w:type="paragraph" w:styleId="Heading3">
     <w:name w:val="heading 3"/>
-    <w:basedOn w:val="a"/>
-    <w:next w:val="a"/>
+    <w:basedOn w:val="Normal"/>
+    <w:next w:val="Normal"/>
     <w:qFormat/>
     <w:pPr>
       <w:keepNext/>
@@ -1839,10 +4557,10 @@
       <w:szCs w:val="32"/>
     </w:rPr>
   </w:style>
-  <w:style w:type="paragraph" w:styleId="4">
+  <w:style w:type="paragraph" w:styleId="Heading4">
     <w:name w:val="heading 4"/>
-    <w:basedOn w:val="a"/>
-    <w:next w:val="a"/>
+    <w:basedOn w:val="Normal"/>
+    <w:next w:val="Normal"/>
     <w:qFormat/>
     <w:pPr>
       <w:keepNext/>
@@ -1857,10 +4575,10 @@
       <w:szCs w:val="32"/>
     </w:rPr>
   </w:style>
-  <w:style w:type="paragraph" w:styleId="5">
+  <w:style w:type="paragraph" w:styleId="Heading5">
     <w:name w:val="heading 5"/>
-    <w:basedOn w:val="a"/>
-    <w:next w:val="a"/>
+    <w:basedOn w:val="Normal"/>
+    <w:next w:val="Normal"/>
     <w:qFormat/>
     <w:pPr>
       <w:keepNext/>
@@ -1872,10 +4590,10 @@
       <w:szCs w:val="32"/>
     </w:rPr>
   </w:style>
-  <w:style w:type="paragraph" w:styleId="6">
+  <w:style w:type="paragraph" w:styleId="Heading6">
     <w:name w:val="heading 6"/>
-    <w:basedOn w:val="a"/>
-    <w:next w:val="a"/>
+    <w:basedOn w:val="Normal"/>
+    <w:next w:val="Normal"/>
     <w:qFormat/>
     <w:pPr>
       <w:keepNext/>
@@ -1891,10 +4609,10 @@
       <w:szCs w:val="32"/>
     </w:rPr>
   </w:style>
-  <w:style w:type="paragraph" w:styleId="7">
+  <w:style w:type="paragraph" w:styleId="Heading7">
     <w:name w:val="heading 7"/>
-    <w:basedOn w:val="a"/>
-    <w:next w:val="a"/>
+    <w:basedOn w:val="Normal"/>
+    <w:next w:val="Normal"/>
     <w:qFormat/>
     <w:pPr>
       <w:keepNext/>
@@ -1906,10 +4624,10 @@
       <w:szCs w:val="32"/>
     </w:rPr>
   </w:style>
-  <w:style w:type="paragraph" w:styleId="8">
+  <w:style w:type="paragraph" w:styleId="Heading8">
     <w:name w:val="heading 8"/>
-    <w:basedOn w:val="a"/>
-    <w:next w:val="a"/>
+    <w:basedOn w:val="Normal"/>
+    <w:next w:val="Normal"/>
     <w:qFormat/>
     <w:pPr>
       <w:keepNext/>
@@ -1924,10 +4642,10 @@
       <w:szCs w:val="40"/>
     </w:rPr>
   </w:style>
-  <w:style w:type="paragraph" w:styleId="9">
+  <w:style w:type="paragraph" w:styleId="Heading9">
     <w:name w:val="heading 9"/>
-    <w:basedOn w:val="a"/>
-    <w:next w:val="a"/>
+    <w:basedOn w:val="Normal"/>
+    <w:next w:val="Normal"/>
     <w:qFormat/>
     <w:pPr>
       <w:keepNext/>
@@ -1940,11 +4658,11 @@
       <w:bCs/>
     </w:rPr>
   </w:style>
-  <w:style w:type="character" w:default="1" w:styleId="a0">
+  <w:style w:type="character" w:default="1" w:styleId="DefaultParagraphFont">
     <w:name w:val="Default Paragraph Font"/>
     <w:semiHidden/>
   </w:style>
-  <w:style w:type="table" w:default="1" w:styleId="a1">
+  <w:style w:type="table" w:default="1" w:styleId="TableNormal">
     <w:name w:val="Normal Table"/>
     <w:semiHidden/>
     <w:tblPr>
@@ -1957,13 +4675,13 @@
       </w:tblCellMar>
     </w:tblPr>
   </w:style>
-  <w:style w:type="numbering" w:default="1" w:styleId="a2">
+  <w:style w:type="numbering" w:default="1" w:styleId="NoList">
     <w:name w:val="No List"/>
     <w:semiHidden/>
   </w:style>
-  <w:style w:type="paragraph" w:styleId="a3">
+  <w:style w:type="paragraph" w:styleId="Header">
     <w:name w:val="header"/>
-    <w:basedOn w:val="a"/>
+    <w:basedOn w:val="Normal"/>
     <w:pPr>
       <w:tabs>
         <w:tab w:val="center" w:pos="4153"/>
@@ -1971,9 +4689,9 @@
       </w:tabs>
     </w:pPr>
   </w:style>
-  <w:style w:type="paragraph" w:styleId="a4">
+  <w:style w:type="paragraph" w:styleId="Footer">
     <w:name w:val="footer"/>
-    <w:basedOn w:val="a"/>
+    <w:basedOn w:val="Normal"/>
     <w:pPr>
       <w:tabs>
         <w:tab w:val="center" w:pos="4153"/>
@@ -1981,7 +4699,7 @@
       </w:tabs>
     </w:pPr>
   </w:style>
-  <w:style w:type="character" w:styleId="a5">
+  <w:style w:type="character" w:styleId="Hyperlink">
     <w:name w:val="Hyperlink"/>
     <w:rPr>
       <w:rFonts w:cs="Angsana New"/>
@@ -1990,9 +4708,11 @@
       <w:lang w:bidi="th-TH"/>
     </w:rPr>
   </w:style>
-  <w:style w:type="paragraph" w:styleId="a6">
+  <w:style w:type="paragraph" w:styleId="Title">
     <w:name w:val="Title"/>
-    <w:basedOn w:val="a"/>
+    <w:basedOn w:val="Normal"/>
+    <w:link w:val="TitleChar"/>
+    <w:uiPriority w:val="10"/>
     <w:qFormat/>
     <w:pPr>
       <w:jc w:val="center"/>
@@ -2005,9 +4725,9 @@
       <w:szCs w:val="36"/>
     </w:rPr>
   </w:style>
-  <w:style w:type="paragraph" w:styleId="a7">
+  <w:style w:type="paragraph" w:styleId="Subtitle">
     <w:name w:val="Subtitle"/>
-    <w:basedOn w:val="a"/>
+    <w:basedOn w:val="Normal"/>
     <w:qFormat/>
     <w:pPr>
       <w:jc w:val="center"/>
@@ -2019,7 +4739,7 @@
       <w:szCs w:val="30"/>
     </w:rPr>
   </w:style>
-  <w:style w:type="character" w:styleId="a8">
+  <w:style w:type="character" w:styleId="FollowedHyperlink">
     <w:name w:val="FollowedHyperlink"/>
     <w:rPr>
       <w:rFonts w:cs="Angsana New"/>
@@ -2028,9 +4748,9 @@
       <w:lang w:bidi="th-TH"/>
     </w:rPr>
   </w:style>
-  <w:style w:type="paragraph" w:styleId="a9">
+  <w:style w:type="paragraph" w:styleId="BlockText">
     <w:name w:val="Block Text"/>
-    <w:basedOn w:val="a"/>
+    <w:basedOn w:val="Normal"/>
     <w:pPr>
       <w:ind w:left="142" w:right="139"/>
       <w:jc w:val="both"/>
@@ -2041,9 +4761,9 @@
       <w:szCs w:val="24"/>
     </w:rPr>
   </w:style>
-  <w:style w:type="paragraph" w:styleId="aa">
+  <w:style w:type="paragraph" w:styleId="BodyTextIndent">
     <w:name w:val="Body Text Indent"/>
-    <w:basedOn w:val="a"/>
+    <w:basedOn w:val="Normal"/>
     <w:pPr>
       <w:ind w:left="142"/>
       <w:jc w:val="both"/>
@@ -2053,9 +4773,9 @@
       <w:szCs w:val="32"/>
     </w:rPr>
   </w:style>
-  <w:style w:type="paragraph" w:styleId="20">
+  <w:style w:type="paragraph" w:styleId="BodyTextIndent2">
     <w:name w:val="Body Text Indent 2"/>
-    <w:basedOn w:val="a"/>
+    <w:basedOn w:val="Normal"/>
     <w:pPr>
       <w:ind w:left="142"/>
       <w:jc w:val="both"/>
@@ -2064,13 +4784,13 @@
       <w:rFonts w:ascii="Angsana New"/>
     </w:rPr>
   </w:style>
-  <w:style w:type="character" w:styleId="ab">
+  <w:style w:type="character" w:styleId="PageNumber">
     <w:name w:val="page number"/>
-    <w:basedOn w:val="a0"/>
+    <w:basedOn w:val="DefaultParagraphFont"/>
   </w:style>
-  <w:style w:type="paragraph" w:styleId="ac">
+  <w:style w:type="paragraph" w:styleId="BodyText">
     <w:name w:val="Body Text"/>
-    <w:basedOn w:val="a"/>
+    <w:basedOn w:val="Normal"/>
     <w:rsid w:val="00FE08D0"/>
     <w:pPr>
       <w:spacing w:after="120"/>
@@ -2080,9 +4800,9 @@
       <w:szCs w:val="32"/>
     </w:rPr>
   </w:style>
-  <w:style w:type="paragraph" w:styleId="30">
+  <w:style w:type="paragraph" w:styleId="BodyTextIndent3">
     <w:name w:val="Body Text Indent 3"/>
-    <w:basedOn w:val="a"/>
+    <w:basedOn w:val="Normal"/>
     <w:rsid w:val="00FE08D0"/>
     <w:pPr>
       <w:spacing w:after="120"/>
@@ -2094,7 +4814,7 @@
       <w:szCs w:val="18"/>
     </w:rPr>
   </w:style>
-  <w:style w:type="paragraph" w:styleId="ad">
+  <w:style w:type="paragraph" w:styleId="NoSpacing">
     <w:name w:val="No Spacing"/>
     <w:uiPriority w:val="1"/>
     <w:qFormat/>
@@ -2103,24 +4823,75 @@
       <w:rFonts w:ascii="Angsana New" w:eastAsia="Calibri" w:hAnsi="Angsana New"/>
       <w:sz w:val="28"/>
       <w:szCs w:val="35"/>
+      <w:lang w:bidi="th-TH"/>
     </w:rPr>
   </w:style>
-  <w:style w:type="character" w:customStyle="1" w:styleId="UnresolvedMention">
-    <w:name w:val="Unresolved Mention"/>
+  <w:style w:type="character" w:customStyle="1" w:styleId="TitleChar">
+    <w:name w:val="Title Char"/>
+    <w:link w:val="Title"/>
+    <w:uiPriority w:val="10"/>
+    <w:rsid w:val="00765A36"/>
+    <w:rPr>
+      <w:rFonts w:ascii="Browallia New" w:cs="Browallia New"/>
+      <w:b/>
+      <w:bCs/>
+      <w:sz w:val="36"/>
+      <w:szCs w:val="36"/>
+      <w:lang w:val="en-US"/>
+    </w:rPr>
+  </w:style>
+  <w:style w:type="table" w:styleId="TableGrid">
+    <w:name w:val="Table Grid"/>
+    <w:basedOn w:val="TableNormal"/>
+    <w:uiPriority w:val="59"/>
+    <w:rsid w:val="00765A36"/>
+    <w:rPr>
+      <w:rFonts w:ascii="Cambria" w:eastAsia="MS Mincho" w:hAnsi="Cambria" w:cs="Cordia New"/>
+      <w:sz w:val="22"/>
+      <w:szCs w:val="22"/>
+    </w:rPr>
+    <w:tblPr>
+      <w:tblBorders>
+        <w:top w:val="single" w:sz="4" w:space="0" w:color="auto"/>
+        <w:left w:val="single" w:sz="4" w:space="0" w:color="auto"/>
+        <w:bottom w:val="single" w:sz="4" w:space="0" w:color="auto"/>
+        <w:right w:val="single" w:sz="4" w:space="0" w:color="auto"/>
+        <w:insideH w:val="single" w:sz="4" w:space="0" w:color="auto"/>
+        <w:insideV w:val="single" w:sz="4" w:space="0" w:color="auto"/>
+      </w:tblBorders>
+    </w:tblPr>
+  </w:style>
+  <w:style w:type="paragraph" w:styleId="NormalWeb">
+    <w:name w:val="Normal (Web)"/>
+    <w:basedOn w:val="Normal"/>
     <w:uiPriority w:val="99"/>
-    <w:semiHidden/>
     <w:unhideWhenUsed/>
-    <w:rsid w:val="00924398"/>
+    <w:rsid w:val="00C86232"/>
+    <w:pPr>
+      <w:spacing w:before="100" w:beforeAutospacing="1" w:after="100" w:afterAutospacing="1"/>
+    </w:pPr>
     <w:rPr>
-      <w:color w:val="605E5C"/>
-      <w:shd w:val="clear" w:color="auto" w:fill="E1DFDD"/>
+      <w:rFonts w:ascii="Times New Roman" w:eastAsia="Times New Roman" w:hAnsi="Times New Roman" w:cs="Times New Roman"/>
+      <w:sz w:val="24"/>
+      <w:szCs w:val="24"/>
+      <w:lang w:val="th-TH"/>
+    </w:rPr>
+  </w:style>
+  <w:style w:type="character" w:styleId="Strong">
+    <w:name w:val="Strong"/>
+    <w:uiPriority w:val="22"/>
+    <w:qFormat/>
+    <w:rsid w:val="00C86232"/>
+    <w:rPr>
+      <w:b/>
+      <w:bCs/>
     </w:rPr>
   </w:style>
 </w:styles>
 </file>
 
 <file path=word/theme/theme1.xml><?xml version="1.0" encoding="utf-8"?>
-<a:theme xmlns:a="http://schemas.openxmlformats.org/drawingml/2006/main" name="ชุดรูปแบบของ Office">
+<a:theme xmlns:a="http://schemas.openxmlformats.org/drawingml/2006/main" name="Office Theme">
   <a:themeElements>
     <a:clrScheme name="Office">
       <a:dk1>
@@ -2130,44 +4901,44 @@
         <a:sysClr val="window" lastClr="FFFFFF"/>
       </a:lt1>
       <a:dk2>
-        <a:srgbClr val="1F497D"/>
+        <a:srgbClr val="44546A"/>
       </a:dk2>
       <a:lt2>
-        <a:srgbClr val="EEECE1"/>
+        <a:srgbClr val="E7E6E6"/>
       </a:lt2>
       <a:accent1>
-        <a:srgbClr val="4F81BD"/>
+        <a:srgbClr val="4472C4"/>
       </a:accent1>
       <a:accent2>
-        <a:srgbClr val="C0504D"/>
+        <a:srgbClr val="ED7D31"/>
       </a:accent2>
       <a:accent3>
-        <a:srgbClr val="9BBB59"/>
+        <a:srgbClr val="A5A5A5"/>
       </a:accent3>
       <a:accent4>
-        <a:srgbClr val="8064A2"/>
+        <a:srgbClr val="FFC000"/>
       </a:accent4>
       <a:accent5>
-        <a:srgbClr val="4BACC6"/>
+        <a:srgbClr val="5B9BD5"/>
       </a:accent5>
       <a:accent6>
-        <a:srgbClr val="F79646"/>
+        <a:srgbClr val="70AD47"/>
       </a:accent6>
       <a:hlink>
-        <a:srgbClr val="0000FF"/>
+        <a:srgbClr val="0563C1"/>
       </a:hlink>
       <a:folHlink>
-        <a:srgbClr val="800080"/>
+        <a:srgbClr val="954F72"/>
       </a:folHlink>
     </a:clrScheme>
     <a:fontScheme name="Office">
       <a:majorFont>
-        <a:latin typeface="Cambria"/>
+        <a:latin typeface="Calibri Light" panose="020F0302020204030204"/>
         <a:ea typeface=""/>
         <a:cs typeface=""/>
-        <a:font script="Jpan" typeface="ＭＳ ゴシック"/>
+        <a:font script="Jpan" typeface="游ゴシック Light"/>
         <a:font script="Hang" typeface="맑은 고딕"/>
-        <a:font script="Hans" typeface="宋体"/>
+        <a:font script="Hans" typeface="等线 Light"/>
         <a:font script="Hant" typeface="新細明體"/>
         <a:font script="Arab" typeface="Times New Roman"/>
         <a:font script="Hebr" typeface="Times New Roman"/>
@@ -2194,14 +4965,32 @@
         <a:font script="Mong" typeface="Mongolian Baiti"/>
         <a:font script="Viet" typeface="Times New Roman"/>
         <a:font script="Uigh" typeface="Microsoft Uighur"/>
+        <a:font script="Geor" typeface="Sylfaen"/>
+        <a:font script="Armn" typeface="Arial"/>
+        <a:font script="Bugi" typeface="Leelawadee UI"/>
+        <a:font script="Bopo" typeface="Microsoft JhengHei"/>
+        <a:font script="Java" typeface="Javanese Text"/>
+        <a:font script="Lisu" typeface="Segoe UI"/>
+        <a:font script="Mymr" typeface="Myanmar Text"/>
+        <a:font script="Nkoo" typeface="Ebrima"/>
+        <a:font script="Olck" typeface="Nirmala UI"/>
+        <a:font script="Osma" typeface="Ebrima"/>
+        <a:font script="Phag" typeface="Phagspa"/>
+        <a:font script="Syrn" typeface="Estrangelo Edessa"/>
+        <a:font script="Syrj" typeface="Estrangelo Edessa"/>
+        <a:font script="Syre" typeface="Estrangelo Edessa"/>
+        <a:font script="Sora" typeface="Nirmala UI"/>
+        <a:font script="Tale" typeface="Microsoft Tai Le"/>
+        <a:font script="Talu" typeface="Microsoft New Tai Lue"/>
+        <a:font script="Tfng" typeface="Ebrima"/>
       </a:majorFont>
       <a:minorFont>
-        <a:latin typeface="Calibri"/>
+        <a:latin typeface="Calibri" panose="020F0502020204030204"/>
         <a:ea typeface=""/>
         <a:cs typeface=""/>
-        <a:font script="Jpan" typeface="ＭＳ 明朝"/>
+        <a:font script="Jpan" typeface="游明朝"/>
         <a:font script="Hang" typeface="맑은 고딕"/>
-        <a:font script="Hans" typeface="宋体"/>
+        <a:font script="Hans" typeface="等线"/>
         <a:font script="Hant" typeface="新細明體"/>
         <a:font script="Arab" typeface="Arial"/>
         <a:font script="Hebr" typeface="Arial"/>
@@ -2228,6 +5017,24 @@
         <a:font script="Mong" typeface="Mongolian Baiti"/>
         <a:font script="Viet" typeface="Arial"/>
         <a:font script="Uigh" typeface="Microsoft Uighur"/>
+        <a:font script="Geor" typeface="Sylfaen"/>
+        <a:font script="Armn" typeface="Arial"/>
+        <a:font script="Bugi" typeface="Leelawadee UI"/>
+        <a:font script="Bopo" typeface="Microsoft JhengHei"/>
+        <a:font script="Java" typeface="Javanese Text"/>
+        <a:font script="Lisu" typeface="Segoe UI"/>
+        <a:font script="Mymr" typeface="Myanmar Text"/>
+        <a:font script="Nkoo" typeface="Ebrima"/>
+        <a:font script="Olck" typeface="Nirmala UI"/>
+        <a:font script="Osma" typeface="Ebrima"/>
+        <a:font script="Phag" typeface="Phagspa"/>
+        <a:font script="Syrn" typeface="Estrangelo Edessa"/>
+        <a:font script="Syrj" typeface="Estrangelo Edessa"/>
+        <a:font script="Syre" typeface="Estrangelo Edessa"/>
+        <a:font script="Sora" typeface="Nirmala UI"/>
+        <a:font script="Tale" typeface="Microsoft Tai Le"/>
+        <a:font script="Talu" typeface="Microsoft New Tai Lue"/>
+        <a:font script="Tfng" typeface="Ebrima"/>
       </a:minorFont>
     </a:fontScheme>
     <a:fmtScheme name="Office">
@@ -2239,166 +5046,142 @@
           <a:gsLst>
             <a:gs pos="0">
               <a:schemeClr val="phClr">
-                <a:tint val="50000"/>
-                <a:satMod val="300000"/>
+                <a:lumMod val="110000"/>
+                <a:satMod val="105000"/>
+                <a:tint val="67000"/>
               </a:schemeClr>
             </a:gs>
-            <a:gs pos="35000">
+            <a:gs pos="50000">
               <a:schemeClr val="phClr">
-                <a:tint val="37000"/>
-                <a:satMod val="300000"/>
+                <a:lumMod val="105000"/>
+                <a:satMod val="103000"/>
+                <a:tint val="73000"/>
               </a:schemeClr>
             </a:gs>
             <a:gs pos="100000">
               <a:schemeClr val="phClr">
-                <a:tint val="15000"/>
-                <a:satMod val="350000"/>
+                <a:lumMod val="105000"/>
+                <a:satMod val="109000"/>
+                <a:tint val="81000"/>
               </a:schemeClr>
             </a:gs>
           </a:gsLst>
-          <a:lin ang="16200000" scaled="1"/>
+          <a:lin ang="5400000" scaled="0"/>
         </a:gradFill>
         <a:gradFill rotWithShape="1">
           <a:gsLst>
             <a:gs pos="0">
               <a:schemeClr val="phClr">
-                <a:shade val="51000"/>
-                <a:satMod val="130000"/>
+                <a:satMod val="103000"/>
+                <a:lumMod val="102000"/>
+                <a:tint val="94000"/>
               </a:schemeClr>
             </a:gs>
-            <a:gs pos="80000">
+            <a:gs pos="50000">
               <a:schemeClr val="phClr">
-                <a:shade val="93000"/>
-                <a:satMod val="130000"/>
+                <a:satMod val="110000"/>
+                <a:lumMod val="100000"/>
+                <a:shade val="100000"/>
               </a:schemeClr>
             </a:gs>
             <a:gs pos="100000">
               <a:schemeClr val="phClr">
-                <a:shade val="94000"/>
-                <a:satMod val="135000"/>
+                <a:lumMod val="99000"/>
+                <a:satMod val="120000"/>
+                <a:shade val="78000"/>
               </a:schemeClr>
             </a:gs>
           </a:gsLst>
-          <a:lin ang="16200000" scaled="0"/>
+          <a:lin ang="5400000" scaled="0"/>
         </a:gradFill>
       </a:fillStyleLst>
       <a:lnStyleLst>
-        <a:ln w="9525" cap="flat" cmpd="sng" algn="ctr">
-          <a:solidFill>
-            <a:schemeClr val="phClr">
-              <a:shade val="95000"/>
-              <a:satMod val="105000"/>
-            </a:schemeClr>
-          </a:solidFill>
-          <a:prstDash val="solid"/>
-        </a:ln>
-        <a:ln w="25400" cap="flat" cmpd="sng" algn="ctr">
+        <a:ln w="6350" cap="flat" cmpd="sng" algn="ctr">
           <a:solidFill>
             <a:schemeClr val="phClr"/>
           </a:solidFill>
           <a:prstDash val="solid"/>
+          <a:miter lim="800000"/>
         </a:ln>
-        <a:ln w="38100" cap="flat" cmpd="sng" algn="ctr">
+        <a:ln w="12700" cap="flat" cmpd="sng" algn="ctr">
           <a:solidFill>
             <a:schemeClr val="phClr"/>
           </a:solidFill>
           <a:prstDash val="solid"/>
+          <a:miter lim="800000"/>
+        </a:ln>
+        <a:ln w="19050" cap="flat" cmpd="sng" algn="ctr">
+          <a:solidFill>
+            <a:schemeClr val="phClr"/>
+          </a:solidFill>
+          <a:prstDash val="solid"/>
+          <a:miter lim="800000"/>
         </a:ln>
       </a:lnStyleLst>
       <a:effectStyleLst>
         <a:effectStyle>
+          <a:effectLst/>
+        </a:effectStyle>
+        <a:effectStyle>
+          <a:effectLst/>
+        </a:effectStyle>
+        <a:effectStyle>
           <a:effectLst>
-            <a:outerShdw blurRad="40000" dist="20000" dir="5400000" rotWithShape="0">
+            <a:outerShdw blurRad="57150" dist="19050" dir="5400000" algn="ctr" rotWithShape="0">
               <a:srgbClr val="000000">
-                <a:alpha val="38000"/>
+                <a:alpha val="63000"/>
               </a:srgbClr>
             </a:outerShdw>
           </a:effectLst>
-        </a:effectStyle>
-        <a:effectStyle>
-          <a:effectLst>
-            <a:outerShdw blurRad="40000" dist="23000" dir="5400000" rotWithShape="0">
-              <a:srgbClr val="000000">
-                <a:alpha val="35000"/>
-              </a:srgbClr>
-            </a:outerShdw>
-          </a:effectLst>
-        </a:effectStyle>
-        <a:effectStyle>
-          <a:effectLst>
-            <a:outerShdw blurRad="40000" dist="23000" dir="5400000" rotWithShape="0">
-              <a:srgbClr val="000000">
-                <a:alpha val="35000"/>
-              </a:srgbClr>
-            </a:outerShdw>
-          </a:effectLst>
-          <a:scene3d>
-            <a:camera prst="orthographicFront">
-              <a:rot lat="0" lon="0" rev="0"/>
-            </a:camera>
-            <a:lightRig rig="threePt" dir="t">
-              <a:rot lat="0" lon="0" rev="1200000"/>
-            </a:lightRig>
-          </a:scene3d>
-          <a:sp3d>
-            <a:bevelT w="63500" h="25400"/>
-          </a:sp3d>
         </a:effectStyle>
       </a:effectStyleLst>
       <a:bgFillStyleLst>
         <a:solidFill>
           <a:schemeClr val="phClr"/>
         </a:solidFill>
+        <a:solidFill>
+          <a:schemeClr val="phClr">
+            <a:tint val="95000"/>
+            <a:satMod val="170000"/>
+          </a:schemeClr>
+        </a:solidFill>
         <a:gradFill rotWithShape="1">
           <a:gsLst>
             <a:gs pos="0">
               <a:schemeClr val="phClr">
-                <a:tint val="40000"/>
-                <a:satMod val="350000"/>
+                <a:tint val="93000"/>
+                <a:satMod val="150000"/>
+                <a:shade val="98000"/>
+                <a:lumMod val="102000"/>
               </a:schemeClr>
             </a:gs>
-            <a:gs pos="40000">
+            <a:gs pos="50000">
               <a:schemeClr val="phClr">
-                <a:tint val="45000"/>
-                <a:shade val="99000"/>
-                <a:satMod val="350000"/>
+                <a:tint val="98000"/>
+                <a:satMod val="130000"/>
+                <a:shade val="90000"/>
+                <a:lumMod val="103000"/>
               </a:schemeClr>
             </a:gs>
             <a:gs pos="100000">
               <a:schemeClr val="phClr">
-                <a:shade val="20000"/>
-                <a:satMod val="255000"/>
+                <a:shade val="63000"/>
+                <a:satMod val="120000"/>
               </a:schemeClr>
             </a:gs>
           </a:gsLst>
-          <a:path path="circle">
-            <a:fillToRect l="50000" t="-80000" r="50000" b="180000"/>
-          </a:path>
-        </a:gradFill>
-        <a:gradFill rotWithShape="1">
-          <a:gsLst>
-            <a:gs pos="0">
-              <a:schemeClr val="phClr">
-                <a:tint val="80000"/>
-                <a:satMod val="300000"/>
-              </a:schemeClr>
-            </a:gs>
-            <a:gs pos="100000">
-              <a:schemeClr val="phClr">
-                <a:shade val="30000"/>
-                <a:satMod val="200000"/>
-              </a:schemeClr>
-            </a:gs>
-          </a:gsLst>
-          <a:path path="circle">
-            <a:fillToRect l="50000" t="50000" r="50000" b="50000"/>
-          </a:path>
+          <a:lin ang="5400000" scaled="0"/>
         </a:gradFill>
       </a:bgFillStyleLst>
     </a:fmtScheme>
   </a:themeElements>
   <a:objectDefaults/>
   <a:extraClrSchemeLst/>
+  <a:extLst>
+    <a:ext uri="{05A4C25C-085E-4340-85A3-A5531E510DB2}">
+      <thm15:themeFamily xmlns:thm15="http://schemas.microsoft.com/office/thememl/2012/main" name="Office Theme" id="{62F939B6-93AF-4DB8-9C6B-D6C7DFDC589F}" vid="{4A3C46E8-61CC-4603-A589-7422A47A8E4A}"/>
+    </a:ext>
+  </a:extLst>
 </a:theme>
 </file>
 
@@ -2407,7 +5190,7 @@
 </file>
 
 <file path=customXml/itemProps1.xml><?xml version="1.0" encoding="utf-8"?>
-<ds:datastoreItem xmlns:ds="http://schemas.openxmlformats.org/officeDocument/2006/customXml" ds:itemID="{1FD6DE2A-4150-4767-8727-A008943F70E0}">
+<ds:datastoreItem xmlns:ds="http://schemas.openxmlformats.org/officeDocument/2006/customXml" ds:itemID="{8EB92494-B275-FB40-9F47-D77EE8A7EC0C}">
   <ds:schemaRefs>
     <ds:schemaRef ds:uri="http://schemas.openxmlformats.org/officeDocument/2006/bibliography"/>
   </ds:schemaRefs>
